--- a/assets/word/rent_flat_ru_v1.docx
+++ b/assets/word/rent_flat_ru_v1.docx
@@ -5,201 +5,993 @@
     <w:p>
       <w:pPr>
         <w:pStyle w:val="Title"/>
+        <w:widowControl/>
+        <w:jc w:val="center"/>
       </w:pPr>
       <w:r>
-        <w:t>Договор найма квартиры</w:t>
-      </w:r>
-    </w:p>
-    <w:p>
-      <w:r>
-        <w:t>Договор № [Номер договора]    Место: [Город]    Дата: [Дата договора]</w:t>
-      </w:r>
-    </w:p>
-    <w:p>
-      <w:r>
-        <w:t>Наймодатель: [ФИО наймодателя]. Паспорт: [Паспорт наймодателя]. Адрес: [Адрес наймодателя].</w:t>
-      </w:r>
-    </w:p>
-    <w:p>
-      <w:r>
-        <w:t>Наниматель: [ФИО нанимателя]. Паспорт: [Паспорт нанимателя]. Адрес: [Адрес нанимателя].</w:t>
+        <w:rPr>
+          <w:color w:val="000000"/>
+        </w:rPr>
+        <w:t>Договор найма жилого помещения</w:t>
       </w:r>
     </w:p>
     <w:p>
       <w:pPr>
-        <w:pStyle w:val="Heading1"/>
+        <w:widowControl/>
+        <w:jc w:val="center"/>
       </w:pPr>
       <w:r>
-        <w:t>1 Квартира и срок найма</w:t>
+        <w:rPr>
+          <w:color w:val="000000"/>
+        </w:rPr>
+        <w:t>Квартира для проживания между физическими лицами</w:t>
       </w:r>
     </w:p>
     <w:p>
+      <w:pPr>
+        <w:widowControl/>
+      </w:pPr>
       <w:r>
-        <w:t>1.1. Наймодатель передаёт Нанимателю квартиру для проживания за согласованную плату. Адрес квартиры: [Адрес квартиры]. Кадастровый номер: [Кадастровый номер]. Площадь и количество комнат: [Площадь и комнаты].</w:t>
+        <w:rPr>
+          <w:color w:val="000000"/>
+        </w:rPr>
+        <w:t>Договор № [Номер договора]    Место: [Город]    Дата: [Дата договора]</w:t>
+      </w:r>
+    </w:p>
+    <w:tbl>
+      <w:tblPr>
+        <w:tblW w:type="auto" w:w="0"/>
+        <w:jc w:val="center"/>
+        <w:tblLayout w:type="fixed"/>
+        <w:tblLook w:firstColumn="1" w:firstRow="1" w:lastColumn="0" w:lastRow="0" w:noHBand="0" w:noVBand="1" w:val="04A0"/>
+        <w:tblBorders>
+          <w:top w:val="single" w:sz="5" w:color="000000"/>
+          <w:left w:val="single" w:sz="5" w:color="000000"/>
+          <w:bottom w:val="single" w:sz="5" w:color="000000"/>
+          <w:right w:val="single" w:sz="5" w:color="000000"/>
+          <w:insideH w:val="single" w:sz="5" w:color="000000"/>
+          <w:insideV w:val="single" w:sz="5" w:color="000000"/>
+        </w:tblBorders>
+        <w:tblCellMar>
+          <w:top w:w="85" w:type="dxa"/>
+          <w:bottom w:w="85" w:type="dxa"/>
+          <w:left w:w="100" w:type="dxa"/>
+          <w:right w:w="100" w:type="dxa"/>
+        </w:tblCellMar>
+      </w:tblPr>
+      <w:tblGrid>
+        <w:gridCol w:w="4819"/>
+        <w:gridCol w:w="4819"/>
+      </w:tblGrid>
+      <w:tr>
+        <w:trPr>
+          <w:cantSplit/>
+          <w:tblHeader/>
+        </w:trPr>
+        <w:tc>
+          <w:tcPr>
+            <w:tcW w:type="dxa" w:w="4819"/>
+            <w:vAlign w:val="center"/>
+          </w:tcPr>
+          <w:p>
+            <w:pPr>
+              <w:spacing w:after="20" w:line="240" w:lineRule="auto"/>
+            </w:pPr>
+            <w:r>
+              <w:rPr>
+                <w:b/>
+                <w:sz w:val="21"/>
+                <w:color w:val="000000"/>
+              </w:rPr>
+              <w:t>НАЙМОДАТЕЛЬ</w:t>
+            </w:r>
+          </w:p>
+        </w:tc>
+        <w:tc>
+          <w:tcPr>
+            <w:tcW w:type="dxa" w:w="4819"/>
+            <w:vAlign w:val="center"/>
+          </w:tcPr>
+          <w:p>
+            <w:pPr>
+              <w:spacing w:after="20" w:line="240" w:lineRule="auto"/>
+            </w:pPr>
+            <w:r>
+              <w:rPr>
+                <w:b/>
+                <w:sz w:val="21"/>
+                <w:color w:val="000000"/>
+              </w:rPr>
+              <w:t>НАНИМАТЕЛЬ</w:t>
+            </w:r>
+          </w:p>
+        </w:tc>
+      </w:tr>
+      <w:tr>
+        <w:trPr>
+          <w:cantSplit/>
+        </w:trPr>
+        <w:tc>
+          <w:tcPr>
+            <w:tcW w:type="dxa" w:w="4819"/>
+            <w:vAlign w:val="center"/>
+          </w:tcPr>
+          <w:p>
+            <w:pPr>
+              <w:spacing w:after="20" w:line="240" w:lineRule="auto"/>
+            </w:pPr>
+            <w:r>
+              <w:rPr>
+                <w:b w:val="0"/>
+                <w:sz w:val="21"/>
+                <w:color w:val="000000"/>
+              </w:rPr>
+              <w:t>[ФИО наймодателя]</w:t>
+            </w:r>
+          </w:p>
+        </w:tc>
+        <w:tc>
+          <w:tcPr>
+            <w:tcW w:type="dxa" w:w="4819"/>
+            <w:vAlign w:val="center"/>
+          </w:tcPr>
+          <w:p>
+            <w:pPr>
+              <w:spacing w:after="20" w:line="240" w:lineRule="auto"/>
+            </w:pPr>
+            <w:r>
+              <w:rPr>
+                <w:b w:val="0"/>
+                <w:sz w:val="21"/>
+                <w:color w:val="000000"/>
+              </w:rPr>
+              <w:t>[ФИО нанимателя]</w:t>
+            </w:r>
+          </w:p>
+        </w:tc>
+      </w:tr>
+      <w:tr>
+        <w:trPr>
+          <w:cantSplit/>
+        </w:trPr>
+        <w:tc>
+          <w:tcPr>
+            <w:tcW w:type="dxa" w:w="4819"/>
+            <w:vAlign w:val="center"/>
+          </w:tcPr>
+          <w:p>
+            <w:pPr>
+              <w:spacing w:after="20" w:line="240" w:lineRule="auto"/>
+            </w:pPr>
+            <w:r>
+              <w:rPr>
+                <w:b w:val="0"/>
+                <w:sz w:val="21"/>
+                <w:color w:val="000000"/>
+              </w:rPr>
+              <w:t>Паспорт: [Паспорт наймодателя]</w:t>
+            </w:r>
+          </w:p>
+        </w:tc>
+        <w:tc>
+          <w:tcPr>
+            <w:tcW w:type="dxa" w:w="4819"/>
+            <w:vAlign w:val="center"/>
+          </w:tcPr>
+          <w:p>
+            <w:pPr>
+              <w:spacing w:after="20" w:line="240" w:lineRule="auto"/>
+            </w:pPr>
+            <w:r>
+              <w:rPr>
+                <w:b w:val="0"/>
+                <w:sz w:val="21"/>
+                <w:color w:val="000000"/>
+              </w:rPr>
+              <w:t>Паспорт: [Паспорт нанимателя]</w:t>
+            </w:r>
+          </w:p>
+        </w:tc>
+      </w:tr>
+      <w:tr>
+        <w:trPr>
+          <w:cantSplit/>
+        </w:trPr>
+        <w:tc>
+          <w:tcPr>
+            <w:tcW w:type="dxa" w:w="4819"/>
+            <w:vAlign w:val="center"/>
+          </w:tcPr>
+          <w:p>
+            <w:pPr>
+              <w:spacing w:after="20" w:line="240" w:lineRule="auto"/>
+            </w:pPr>
+            <w:r>
+              <w:rPr>
+                <w:b w:val="0"/>
+                <w:sz w:val="21"/>
+                <w:color w:val="000000"/>
+              </w:rPr>
+              <w:t>Адрес: [Адрес наймодателя]</w:t>
+            </w:r>
+          </w:p>
+        </w:tc>
+        <w:tc>
+          <w:tcPr>
+            <w:tcW w:type="dxa" w:w="4819"/>
+            <w:vAlign w:val="center"/>
+          </w:tcPr>
+          <w:p>
+            <w:pPr>
+              <w:spacing w:after="20" w:line="240" w:lineRule="auto"/>
+            </w:pPr>
+            <w:r>
+              <w:rPr>
+                <w:b w:val="0"/>
+                <w:sz w:val="21"/>
+                <w:color w:val="000000"/>
+              </w:rPr>
+              <w:t>Адрес: [Адрес нанимателя]</w:t>
+            </w:r>
+          </w:p>
+        </w:tc>
+      </w:tr>
+    </w:tbl>
+    <w:p>
+      <w:pPr>
+        <w:pStyle w:val="Heading1"/>
+        <w:widowControl/>
+      </w:pPr>
+      <w:r>
+        <w:rPr>
+          <w:color w:val="000000"/>
+        </w:rPr>
+        <w:t>1. Квартира и срок найма</w:t>
       </w:r>
     </w:p>
     <w:p>
+      <w:pPr>
+        <w:widowControl/>
+      </w:pPr>
       <w:r>
+        <w:rPr>
+          <w:color w:val="000000"/>
+        </w:rPr>
+        <w:t>1.1. Наймодатель передаёт Нанимателю указанную квартиру для проживания за согласованную плату.</w:t>
+      </w:r>
+    </w:p>
+    <w:tbl>
+      <w:tblPr>
+        <w:tblW w:type="auto" w:w="0"/>
+        <w:jc w:val="center"/>
+        <w:tblLayout w:type="fixed"/>
+        <w:tblLook w:firstColumn="1" w:firstRow="1" w:lastColumn="0" w:lastRow="0" w:noHBand="0" w:noVBand="1" w:val="04A0"/>
+        <w:tblBorders>
+          <w:top w:val="single" w:sz="5" w:color="000000"/>
+          <w:left w:val="single" w:sz="5" w:color="000000"/>
+          <w:bottom w:val="single" w:sz="5" w:color="000000"/>
+          <w:right w:val="single" w:sz="5" w:color="000000"/>
+          <w:insideH w:val="single" w:sz="5" w:color="000000"/>
+          <w:insideV w:val="single" w:sz="5" w:color="000000"/>
+        </w:tblBorders>
+        <w:tblCellMar>
+          <w:top w:w="85" w:type="dxa"/>
+          <w:bottom w:w="85" w:type="dxa"/>
+          <w:left w:w="100" w:type="dxa"/>
+          <w:right w:w="100" w:type="dxa"/>
+        </w:tblCellMar>
+      </w:tblPr>
+      <w:tblGrid>
+        <w:gridCol w:w="2835"/>
+        <w:gridCol w:w="6803"/>
+      </w:tblGrid>
+      <w:tr>
+        <w:trPr>
+          <w:cantSplit/>
+          <w:tblHeader/>
+        </w:trPr>
+        <w:tc>
+          <w:tcPr>
+            <w:tcW w:type="dxa" w:w="2835"/>
+            <w:vAlign w:val="center"/>
+          </w:tcPr>
+          <w:p>
+            <w:pPr>
+              <w:spacing w:after="20" w:line="240" w:lineRule="auto"/>
+            </w:pPr>
+            <w:r>
+              <w:rPr>
+                <w:b/>
+                <w:sz w:val="21"/>
+                <w:color w:val="000000"/>
+              </w:rPr>
+              <w:t>Сведения</w:t>
+            </w:r>
+          </w:p>
+        </w:tc>
+        <w:tc>
+          <w:tcPr>
+            <w:tcW w:type="dxa" w:w="6803"/>
+            <w:vAlign w:val="center"/>
+          </w:tcPr>
+          <w:p>
+            <w:pPr>
+              <w:spacing w:after="20" w:line="240" w:lineRule="auto"/>
+            </w:pPr>
+            <w:r>
+              <w:rPr>
+                <w:b/>
+                <w:sz w:val="21"/>
+                <w:color w:val="000000"/>
+              </w:rPr>
+              <w:t>Согласованные данные</w:t>
+            </w:r>
+          </w:p>
+        </w:tc>
+      </w:tr>
+      <w:tr>
+        <w:trPr>
+          <w:cantSplit/>
+        </w:trPr>
+        <w:tc>
+          <w:tcPr>
+            <w:tcW w:type="dxa" w:w="2835"/>
+            <w:vAlign w:val="center"/>
+          </w:tcPr>
+          <w:p>
+            <w:pPr>
+              <w:spacing w:after="20" w:line="240" w:lineRule="auto"/>
+            </w:pPr>
+            <w:r>
+              <w:rPr>
+                <w:b w:val="0"/>
+                <w:sz w:val="21"/>
+                <w:color w:val="000000"/>
+              </w:rPr>
+              <w:t>Адрес квартиры</w:t>
+            </w:r>
+          </w:p>
+        </w:tc>
+        <w:tc>
+          <w:tcPr>
+            <w:tcW w:type="dxa" w:w="6803"/>
+            <w:vAlign w:val="center"/>
+          </w:tcPr>
+          <w:p>
+            <w:pPr>
+              <w:spacing w:after="20" w:line="240" w:lineRule="auto"/>
+            </w:pPr>
+            <w:r>
+              <w:rPr>
+                <w:b w:val="0"/>
+                <w:sz w:val="21"/>
+                <w:color w:val="000000"/>
+              </w:rPr>
+              <w:t>[Адрес квартиры]</w:t>
+            </w:r>
+          </w:p>
+        </w:tc>
+      </w:tr>
+      <w:tr>
+        <w:trPr>
+          <w:cantSplit/>
+        </w:trPr>
+        <w:tc>
+          <w:tcPr>
+            <w:tcW w:type="dxa" w:w="2835"/>
+            <w:vAlign w:val="center"/>
+          </w:tcPr>
+          <w:p>
+            <w:pPr>
+              <w:spacing w:after="20" w:line="240" w:lineRule="auto"/>
+            </w:pPr>
+            <w:r>
+              <w:rPr>
+                <w:b w:val="0"/>
+                <w:sz w:val="21"/>
+                <w:color w:val="000000"/>
+              </w:rPr>
+              <w:t>Кадастровый номер</w:t>
+            </w:r>
+          </w:p>
+        </w:tc>
+        <w:tc>
+          <w:tcPr>
+            <w:tcW w:type="dxa" w:w="6803"/>
+            <w:vAlign w:val="center"/>
+          </w:tcPr>
+          <w:p>
+            <w:pPr>
+              <w:spacing w:after="20" w:line="240" w:lineRule="auto"/>
+            </w:pPr>
+            <w:r>
+              <w:rPr>
+                <w:b w:val="0"/>
+                <w:sz w:val="21"/>
+                <w:color w:val="000000"/>
+              </w:rPr>
+              <w:t>[Кадастровый номер]</w:t>
+            </w:r>
+          </w:p>
+        </w:tc>
+      </w:tr>
+      <w:tr>
+        <w:trPr>
+          <w:cantSplit/>
+        </w:trPr>
+        <w:tc>
+          <w:tcPr>
+            <w:tcW w:type="dxa" w:w="2835"/>
+            <w:vAlign w:val="center"/>
+          </w:tcPr>
+          <w:p>
+            <w:pPr>
+              <w:spacing w:after="20" w:line="240" w:lineRule="auto"/>
+            </w:pPr>
+            <w:r>
+              <w:rPr>
+                <w:b w:val="0"/>
+                <w:sz w:val="21"/>
+                <w:color w:val="000000"/>
+              </w:rPr>
+              <w:t>Площадь и комнаты</w:t>
+            </w:r>
+          </w:p>
+        </w:tc>
+        <w:tc>
+          <w:tcPr>
+            <w:tcW w:type="dxa" w:w="6803"/>
+            <w:vAlign w:val="center"/>
+          </w:tcPr>
+          <w:p>
+            <w:pPr>
+              <w:spacing w:after="20" w:line="240" w:lineRule="auto"/>
+            </w:pPr>
+            <w:r>
+              <w:rPr>
+                <w:b w:val="0"/>
+                <w:sz w:val="21"/>
+                <w:color w:val="000000"/>
+              </w:rPr>
+              <w:t>[Площадь и комнаты]</w:t>
+            </w:r>
+          </w:p>
+        </w:tc>
+      </w:tr>
+    </w:tbl>
+    <w:p>
+      <w:pPr>
+        <w:widowControl/>
+        <w:spacing w:before="120"/>
+      </w:pPr>
+      <w:r>
+        <w:rPr>
+          <w:color w:val="000000"/>
+        </w:rPr>
         <w:t>1.2. Основание собственности Наймодателя: [Основание собственности]. Наймодатель подтверждает полномочия на сдачу квартиры и наличие необходимых согласий.</w:t>
       </w:r>
     </w:p>
     <w:p>
+      <w:pPr>
+        <w:widowControl/>
+      </w:pPr>
       <w:r>
+        <w:rPr>
+          <w:color w:val="000000"/>
+        </w:rPr>
         <w:t>1.3. Срок найма: [Срок найма]. Максимальный срок — пять лет. Если срок не определён, применяются правила статьи 683 ГК РФ. При сроке не менее года стороны обеспечивают государственную регистрацию возникающего обременения.</w:t>
       </w:r>
     </w:p>
     <w:p>
+      <w:pPr>
+        <w:widowControl/>
+      </w:pPr>
       <w:r>
+        <w:rPr>
+          <w:color w:val="000000"/>
+        </w:rPr>
         <w:t>1.4. Лица, которые будут проживать в квартире: [Проживающие лица]. Использование квартиры для иных целей и передача её в поднаём настоящим договором не разрешаются.</w:t>
       </w:r>
     </w:p>
     <w:p>
       <w:pPr>
         <w:pStyle w:val="Heading1"/>
+        <w:widowControl/>
       </w:pPr>
       <w:r>
-        <w:t>2 Платежи</w:t>
+        <w:rPr>
+          <w:color w:val="000000"/>
+        </w:rPr>
+        <w:t>2. Плата и порядок расчётов</w:t>
       </w:r>
     </w:p>
     <w:p>
+      <w:pPr>
+        <w:widowControl/>
+      </w:pPr>
       <w:r>
+        <w:rPr>
+          <w:color w:val="000000"/>
+        </w:rPr>
         <w:t>2.1. Плата за месяц: [Плата за месяц с валютой]. Порядок, реквизиты и сроки внесения платы: [Порядок и сроки оплаты].</w:t>
       </w:r>
     </w:p>
     <w:p>
+      <w:pPr>
+        <w:widowControl/>
+      </w:pPr>
       <w:r>
+        <w:rPr>
+          <w:color w:val="000000"/>
+        </w:rPr>
         <w:t>2.2. Распределение коммунальных и иных расходов между сторонами: [Распределение коммунальных расходов].</w:t>
       </w:r>
     </w:p>
     <w:p>
+      <w:pPr>
+        <w:widowControl/>
+      </w:pPr>
       <w:r>
+        <w:rPr>
+          <w:color w:val="000000"/>
+        </w:rPr>
         <w:t>2.3. Размер и срок внесения обеспечительного платежа: [Обеспечительный платёж]. Порядок зачёта и возврата: [Условия возврата обеспечительного платежа]. Удержания должны иметь основание и подтверждаться расчётом; естественный износ не считается повреждением имущества.</w:t>
       </w:r>
     </w:p>
     <w:p>
       <w:pPr>
         <w:pStyle w:val="Heading1"/>
+        <w:widowControl/>
       </w:pPr>
       <w:r>
-        <w:t>3 Пользование квартирой</w:t>
+        <w:rPr>
+          <w:color w:val="000000"/>
+        </w:rPr>
+        <w:t>3. Пользование квартирой</w:t>
       </w:r>
     </w:p>
     <w:p>
+      <w:pPr>
+        <w:widowControl/>
+      </w:pPr>
       <w:r>
+        <w:rPr>
+          <w:color w:val="000000"/>
+        </w:rPr>
         <w:t>3.1. Наймодатель передаёт пригодную для проживания квартиру. Наниматель соблюдает назначение жилья, правила безопасности и права соседей, поддерживает сохранность квартиры и имущества, своевременно сообщает об авариях и неисправностях.</w:t>
       </w:r>
     </w:p>
     <w:p>
+      <w:pPr>
+        <w:widowControl/>
+      </w:pPr>
       <w:r>
+        <w:rPr>
+          <w:color w:val="000000"/>
+        </w:rPr>
         <w:t>3.2. Порядок посещений Наймодателем: [Порядок посещений наймодателем]. Обычные посещения проводятся с согласованием времени с Нанимателем. Условия содержания животных: [Условия содержания животных].</w:t>
       </w:r>
     </w:p>
     <w:p>
       <w:r>
+        <w:rPr>
+          <w:color w:val="000000"/>
+        </w:rPr>
         <w:br w:type="page"/>
       </w:r>
     </w:p>
     <w:p>
       <w:pPr>
         <w:pStyle w:val="Heading1"/>
+        <w:widowControl/>
       </w:pPr>
       <w:r>
-        <w:t>4 Передача и возврат</w:t>
+        <w:rPr>
+          <w:color w:val="000000"/>
+        </w:rPr>
+        <w:t>4. Передача и возврат</w:t>
       </w:r>
     </w:p>
     <w:p>
+      <w:pPr>
+        <w:widowControl/>
+      </w:pPr>
       <w:r>
+        <w:rPr>
+          <w:color w:val="000000"/>
+        </w:rPr>
         <w:t>4.1. Квартира, имущество и ключи передаются и возвращаются с фиксацией состояния, замечаний и показаний счётчиков. Подписание договора само по себе не подтверждает фактическую передачу квартиры.</w:t>
       </w:r>
     </w:p>
     <w:p>
+      <w:pPr>
+        <w:widowControl/>
+      </w:pPr>
       <w:r>
+        <w:rPr>
+          <w:color w:val="000000"/>
+        </w:rPr>
         <w:t>4.2. Опись и состояние передаваемого имущества: [Опись и состояние имущества]. При необходимости стороны подписывают отдельную подробную опись.</w:t>
       </w:r>
     </w:p>
     <w:p>
+      <w:pPr>
+        <w:widowControl/>
+      </w:pPr>
       <w:r>
+        <w:rPr>
+          <w:color w:val="000000"/>
+        </w:rPr>
         <w:t>4.3. Показания счётчиков: [Показания счётчиков]. Передаваемые ключи: [Количество ключей].</w:t>
       </w:r>
     </w:p>
     <w:p>
+      <w:pPr>
+        <w:widowControl/>
+      </w:pPr>
       <w:r>
+        <w:rPr>
+          <w:color w:val="000000"/>
+        </w:rPr>
         <w:t>4.4. При прекращении найма Наниматель возвращает квартиру и имущество с учётом естественного износа. Возврат оформляется отдельным актом; стороны фиксируют расчёты и имеющиеся замечания.</w:t>
       </w:r>
     </w:p>
     <w:p>
       <w:pPr>
         <w:pStyle w:val="Heading1"/>
+        <w:widowControl/>
       </w:pPr>
       <w:r>
-        <w:t>5 Изменение и прекращение договора</w:t>
+        <w:rPr>
+          <w:color w:val="000000"/>
+        </w:rPr>
+        <w:t>5. Изменение и прекращение договора</w:t>
       </w:r>
     </w:p>
     <w:p>
+      <w:pPr>
+        <w:widowControl/>
+      </w:pPr>
       <w:r>
+        <w:rPr>
+          <w:color w:val="000000"/>
+        </w:rPr>
         <w:t>5.1. Изменения согласуются письменно. Расторжение возможно по соглашению сторон и по основаниям, предусмотренным законом. Право Нанимателя на прекращение найма и порядок уведомления определяются статьёй 687 ГК РФ.</w:t>
       </w:r>
     </w:p>
     <w:p>
+      <w:pPr>
+        <w:widowControl/>
+      </w:pPr>
       <w:r>
+        <w:rPr>
+          <w:color w:val="000000"/>
+        </w:rPr>
         <w:t>5.2. Настоящий договор не предоставляет Наймодателю права самовольно выселять Нанимателя или изымать его имущество. Споры разрешаются в установленном законом порядке.</w:t>
       </w:r>
     </w:p>
     <w:p>
+      <w:pPr>
+        <w:widowControl/>
+      </w:pPr>
       <w:r>
+        <w:rPr>
+          <w:color w:val="000000"/>
+        </w:rPr>
         <w:t>5.3. Контакты и порядок направления уведомлений: [Контакты для уведомлений]. Дополнительные условия: [Дополнительные условия].</w:t>
       </w:r>
     </w:p>
     <w:p>
       <w:pPr>
         <w:pStyle w:val="Heading1"/>
+        <w:widowControl/>
       </w:pPr>
       <w:r>
-        <w:t>6 Подписи сторон</w:t>
+        <w:rPr>
+          <w:color w:val="000000"/>
+        </w:rPr>
+        <w:t>6. Подписи сторон</w:t>
       </w:r>
     </w:p>
+    <w:tbl>
+      <w:tblPr>
+        <w:tblW w:type="auto" w:w="0"/>
+        <w:jc w:val="center"/>
+        <w:tblLayout w:type="fixed"/>
+        <w:tblLook w:firstColumn="1" w:firstRow="1" w:lastColumn="0" w:lastRow="0" w:noHBand="0" w:noVBand="1" w:val="04A0"/>
+        <w:tblBorders>
+          <w:top w:val="single" w:sz="5" w:color="000000"/>
+          <w:left w:val="single" w:sz="5" w:color="000000"/>
+          <w:bottom w:val="single" w:sz="5" w:color="000000"/>
+          <w:right w:val="single" w:sz="5" w:color="000000"/>
+          <w:insideH w:val="single" w:sz="5" w:color="000000"/>
+          <w:insideV w:val="single" w:sz="5" w:color="000000"/>
+        </w:tblBorders>
+        <w:tblCellMar>
+          <w:top w:w="85" w:type="dxa"/>
+          <w:bottom w:w="85" w:type="dxa"/>
+          <w:left w:w="100" w:type="dxa"/>
+          <w:right w:w="100" w:type="dxa"/>
+        </w:tblCellMar>
+      </w:tblPr>
+      <w:tblGrid>
+        <w:gridCol w:w="4819"/>
+        <w:gridCol w:w="4819"/>
+      </w:tblGrid>
+      <w:tr>
+        <w:trPr>
+          <w:cantSplit/>
+          <w:tblHeader/>
+        </w:trPr>
+        <w:tc>
+          <w:tcPr>
+            <w:tcW w:type="dxa" w:w="4819"/>
+            <w:vAlign w:val="center"/>
+          </w:tcPr>
+          <w:p>
+            <w:pPr>
+              <w:spacing w:after="20" w:line="240" w:lineRule="auto"/>
+            </w:pPr>
+            <w:r>
+              <w:rPr>
+                <w:b/>
+                <w:sz w:val="21"/>
+                <w:color w:val="000000"/>
+              </w:rPr>
+              <w:t>НАЙМОДАТЕЛЬ</w:t>
+            </w:r>
+          </w:p>
+        </w:tc>
+        <w:tc>
+          <w:tcPr>
+            <w:tcW w:type="dxa" w:w="4819"/>
+            <w:vAlign w:val="center"/>
+          </w:tcPr>
+          <w:p>
+            <w:pPr>
+              <w:spacing w:after="20" w:line="240" w:lineRule="auto"/>
+            </w:pPr>
+            <w:r>
+              <w:rPr>
+                <w:b/>
+                <w:sz w:val="21"/>
+                <w:color w:val="000000"/>
+              </w:rPr>
+              <w:t>НАНИМАТЕЛЬ</w:t>
+            </w:r>
+          </w:p>
+        </w:tc>
+      </w:tr>
+      <w:tr>
+        <w:trPr>
+          <w:cantSplit/>
+        </w:trPr>
+        <w:tc>
+          <w:tcPr>
+            <w:tcW w:type="dxa" w:w="4819"/>
+            <w:vAlign w:val="center"/>
+          </w:tcPr>
+          <w:p>
+            <w:pPr>
+              <w:spacing w:after="20" w:line="240" w:lineRule="auto"/>
+            </w:pPr>
+            <w:r>
+              <w:rPr>
+                <w:b w:val="0"/>
+                <w:sz w:val="21"/>
+                <w:color w:val="000000"/>
+              </w:rPr>
+              <w:t>Подпись __________ / [ФИО наймодателя] /</w:t>
+            </w:r>
+          </w:p>
+        </w:tc>
+        <w:tc>
+          <w:tcPr>
+            <w:tcW w:type="dxa" w:w="4819"/>
+            <w:vAlign w:val="center"/>
+          </w:tcPr>
+          <w:p>
+            <w:pPr>
+              <w:spacing w:after="20" w:line="240" w:lineRule="auto"/>
+            </w:pPr>
+            <w:r>
+              <w:rPr>
+                <w:b w:val="0"/>
+                <w:sz w:val="21"/>
+                <w:color w:val="000000"/>
+              </w:rPr>
+              <w:t>Подпись __________ / [ФИО нанимателя] /</w:t>
+            </w:r>
+          </w:p>
+        </w:tc>
+      </w:tr>
+    </w:tbl>
     <w:p>
+      <w:pPr>
+        <w:widowControl/>
+        <w:spacing w:before="120"/>
+      </w:pPr>
       <w:r>
-        <w:t>Наймодатель: __________________ / [ФИО наймодателя] /</w:t>
-      </w:r>
-    </w:p>
-    <w:p>
-      <w:r>
-        <w:t>Наниматель: __________________ / [ФИО нанимателя] /</w:t>
-      </w:r>
-    </w:p>
-    <w:p>
-      <w:r>
+        <w:rPr>
+          <w:color w:val="000000"/>
+        </w:rPr>
         <w:t>Договор оформляется в двух экземплярах, по одному для каждой стороны.</w:t>
       </w:r>
     </w:p>
     <w:p>
       <w:pPr>
         <w:pStyle w:val="Heading1"/>
+        <w:widowControl/>
       </w:pPr>
       <w:r>
-        <w:t>7 Отметка о фактической передаче</w:t>
+        <w:rPr>
+          <w:color w:val="000000"/>
+        </w:rPr>
+        <w:t>7. Отметка о фактической передаче</w:t>
       </w:r>
     </w:p>
     <w:p>
+      <w:pPr>
+        <w:widowControl/>
+      </w:pPr>
       <w:r>
-        <w:t>Заполняется при передаче квартиры. Дата и время: __________________. Дополнительные замечания к состоянию квартиры и имущества: ________________________________________________.</w:t>
+        <w:rPr>
+          <w:color w:val="000000"/>
+        </w:rPr>
+        <w:t>Заполняется при передаче квартиры. Дата и время: __________________.</w:t>
       </w:r>
     </w:p>
     <w:p>
+      <w:pPr>
+        <w:widowControl/>
+      </w:pPr>
       <w:r>
+        <w:rPr>
+          <w:color w:val="000000"/>
+        </w:rPr>
+        <w:t>Замечания к состоянию квартиры и имущества: ______________________________</w:t>
+      </w:r>
+    </w:p>
+    <w:p>
+      <w:pPr>
+        <w:widowControl/>
+      </w:pPr>
+      <w:r>
+        <w:rPr>
+          <w:color w:val="000000"/>
+        </w:rPr>
+        <w:t>___________________________________________________________________</w:t>
+      </w:r>
+    </w:p>
+    <w:p>
+      <w:pPr>
+        <w:widowControl/>
+      </w:pPr>
+      <w:r>
+        <w:rPr>
+          <w:color w:val="000000"/>
+        </w:rPr>
         <w:t>Квартира и ключи переданы и приняты с учётом указанных замечаний.</w:t>
       </w:r>
     </w:p>
-    <w:p>
-      <w:r>
-        <w:t>Наймодатель: __________________    Наниматель: __________________</w:t>
-      </w:r>
-    </w:p>
+    <w:tbl>
+      <w:tblPr>
+        <w:tblW w:type="auto" w:w="0"/>
+        <w:jc w:val="center"/>
+        <w:tblLayout w:type="fixed"/>
+        <w:tblLook w:firstColumn="1" w:firstRow="1" w:lastColumn="0" w:lastRow="0" w:noHBand="0" w:noVBand="1" w:val="04A0"/>
+        <w:tblBorders>
+          <w:top w:val="single" w:sz="5" w:color="000000"/>
+          <w:left w:val="single" w:sz="5" w:color="000000"/>
+          <w:bottom w:val="single" w:sz="5" w:color="000000"/>
+          <w:right w:val="single" w:sz="5" w:color="000000"/>
+          <w:insideH w:val="single" w:sz="5" w:color="000000"/>
+          <w:insideV w:val="single" w:sz="5" w:color="000000"/>
+        </w:tblBorders>
+        <w:tblCellMar>
+          <w:top w:w="85" w:type="dxa"/>
+          <w:bottom w:w="85" w:type="dxa"/>
+          <w:left w:w="100" w:type="dxa"/>
+          <w:right w:w="100" w:type="dxa"/>
+        </w:tblCellMar>
+      </w:tblPr>
+      <w:tblGrid>
+        <w:gridCol w:w="4819"/>
+        <w:gridCol w:w="4819"/>
+      </w:tblGrid>
+      <w:tr>
+        <w:trPr>
+          <w:cantSplit/>
+          <w:tblHeader/>
+        </w:trPr>
+        <w:tc>
+          <w:tcPr>
+            <w:tcW w:type="dxa" w:w="4819"/>
+            <w:vAlign w:val="center"/>
+          </w:tcPr>
+          <w:p>
+            <w:pPr>
+              <w:spacing w:after="20" w:line="240" w:lineRule="auto"/>
+            </w:pPr>
+            <w:r>
+              <w:rPr>
+                <w:b/>
+                <w:sz w:val="21"/>
+                <w:color w:val="000000"/>
+              </w:rPr>
+              <w:t>ПЕРЕДАЛ</w:t>
+            </w:r>
+          </w:p>
+        </w:tc>
+        <w:tc>
+          <w:tcPr>
+            <w:tcW w:type="dxa" w:w="4819"/>
+            <w:vAlign w:val="center"/>
+          </w:tcPr>
+          <w:p>
+            <w:pPr>
+              <w:spacing w:after="20" w:line="240" w:lineRule="auto"/>
+            </w:pPr>
+            <w:r>
+              <w:rPr>
+                <w:b/>
+                <w:sz w:val="21"/>
+                <w:color w:val="000000"/>
+              </w:rPr>
+              <w:t>ПРИНЯЛ</w:t>
+            </w:r>
+          </w:p>
+        </w:tc>
+      </w:tr>
+      <w:tr>
+        <w:trPr>
+          <w:cantSplit/>
+        </w:trPr>
+        <w:tc>
+          <w:tcPr>
+            <w:tcW w:type="dxa" w:w="4819"/>
+            <w:vAlign w:val="center"/>
+          </w:tcPr>
+          <w:p>
+            <w:pPr>
+              <w:spacing w:after="20" w:line="240" w:lineRule="auto"/>
+            </w:pPr>
+            <w:r>
+              <w:rPr>
+                <w:b w:val="0"/>
+                <w:sz w:val="21"/>
+                <w:color w:val="000000"/>
+              </w:rPr>
+              <w:t>Наймодатель __________________</w:t>
+            </w:r>
+          </w:p>
+        </w:tc>
+        <w:tc>
+          <w:tcPr>
+            <w:tcW w:type="dxa" w:w="4819"/>
+            <w:vAlign w:val="center"/>
+          </w:tcPr>
+          <w:p>
+            <w:pPr>
+              <w:spacing w:after="20" w:line="240" w:lineRule="auto"/>
+            </w:pPr>
+            <w:r>
+              <w:rPr>
+                <w:b w:val="0"/>
+                <w:sz w:val="21"/>
+                <w:color w:val="000000"/>
+              </w:rPr>
+              <w:t>Наниматель __________________</w:t>
+            </w:r>
+          </w:p>
+        </w:tc>
+      </w:tr>
+    </w:tbl>
     <w:sectPr>
       <w:footerReference w:type="default" r:id="rId9"/>
+      <w:headerReference w:type="default" r:id="rId10"/>
       <w:pgSz w:w="11906" w:h="16838"/>
-      <w:pgMar w:top="964" w:right="1134" w:bottom="964" w:left="1134" w:header="720" w:footer="720" w:gutter="0"/>
+      <w:pgMar w:top="1020" w:right="1020" w:bottom="1020" w:left="1247" w:header="720" w:footer="720" w:gutter="0"/>
       <w:cols w:space="720"/>
       <w:docGrid w:linePitch="360"/>
     </w:sectPr>
@@ -214,9 +1006,26 @@
       <w:pStyle w:val="Footer"/>
       <w:jc w:val="center"/>
     </w:pPr>
+    <w:r>
+      <w:rPr>
+        <w:rFonts w:ascii="Times New Roman" w:hAnsi="Times New Roman"/>
+        <w:color w:val="000000"/>
+        <w:sz w:val="18"/>
+      </w:rPr>
+    </w:r>
     <w:fldSimple w:instr="PAGE"/>
   </w:p>
 </w:ftr>
+</file>
+
+<file path=word/header1.xml><?xml version="1.0" encoding="utf-8"?>
+<w:hdr xmlns:m="http://schemas.openxmlformats.org/officeDocument/2006/math" xmlns:mc="http://schemas.openxmlformats.org/markup-compatibility/2006" xmlns:mo="http://schemas.microsoft.com/office/mac/office/2008/main" xmlns:mv="urn:schemas-microsoft-com:mac:vml" xmlns:o="urn:schemas-microsoft-com:office:office" xmlns:r="http://schemas.openxmlformats.org/officeDocument/2006/relationships" xmlns:v="urn:schemas-microsoft-com:vml" xmlns:w10="urn:schemas-microsoft-com:office:word" xmlns:w14="http://schemas.microsoft.com/office/word/2010/wordml" xmlns:w="http://schemas.openxmlformats.org/wordprocessingml/2006/main" xmlns:wne="http://schemas.microsoft.com/office/word/2006/wordml" xmlns:wp14="http://schemas.microsoft.com/office/word/2010/wordprocessingDrawing" xmlns:wp="http://schemas.openxmlformats.org/drawingml/2006/wordprocessingDrawing" xmlns:wpc="http://schemas.microsoft.com/office/word/2010/wordprocessingCanvas" xmlns:wpg="http://schemas.microsoft.com/office/word/2010/wordprocessingGroup" xmlns:wpi="http://schemas.microsoft.com/office/word/2010/wordprocessingInk" xmlns:wps="http://schemas.microsoft.com/office/word/2010/wordprocessingShape" mc:Ignorable="w14 wp14">
+  <w:p>
+    <w:pPr>
+      <w:pStyle w:val="Header"/>
+    </w:pPr>
+  </w:p>
+</w:hdr>
 </file>
 
 <file path=word/numbering.xml><?xml version="1.0" encoding="utf-8"?>
@@ -583,7 +1392,7 @@
     <w:qFormat/>
     <w:rsid w:val="00FC693F"/>
     <w:pPr>
-      <w:spacing w:after="100" w:line="250" w:lineRule="auto"/>
+      <w:spacing w:after="100" w:line="254" w:lineRule="auto"/>
     </w:pPr>
     <w:rPr>
       <w:rFonts w:ascii="Times New Roman" w:hAnsi="Times New Roman" w:eastAsia="Times New Roman" w:cs="Times New Roman"/>
@@ -646,7 +1455,7 @@
     <w:pPr>
       <w:keepNext/>
       <w:keepLines/>
-      <w:spacing w:before="140" w:after="100" w:line="250" w:lineRule="auto"/>
+      <w:spacing w:before="180" w:after="100" w:line="254" w:lineRule="auto"/>
       <w:outlineLvl w:val="0"/>
     </w:pPr>
     <w:rPr>
@@ -654,7 +1463,7 @@
       <w:b/>
       <w:bCs/>
       <w:color w:val="000000"/>
-      <w:sz w:val="24"/>
+      <w:sz w:val="23"/>
       <w:szCs w:val="28"/>
     </w:rPr>
   </w:style>
@@ -670,15 +1479,15 @@
     <w:pPr>
       <w:keepNext/>
       <w:keepLines/>
-      <w:spacing w:before="200" w:after="0"/>
+      <w:spacing w:before="200" w:after="100" w:line="254" w:lineRule="auto"/>
       <w:outlineLvl w:val="1"/>
     </w:pPr>
     <w:rPr>
-      <w:rFonts w:asciiTheme="majorHAnsi" w:eastAsiaTheme="majorEastAsia" w:hAnsiTheme="majorHAnsi" w:cstheme="majorBidi"/>
+      <w:rFonts w:ascii="Times New Roman" w:hAnsi="Times New Roman" w:eastAsia="Times New Roman" w:cs="Times New Roman"/>
       <w:b/>
       <w:bCs/>
-      <w:color w:val="4F81BD" w:themeColor="accent1"/>
-      <w:sz w:val="26"/>
+      <w:color w:val="000000"/>
+      <w:sz w:val="22"/>
       <w:szCs w:val="26"/>
     </w:rPr>
   </w:style>
@@ -701,7 +1510,7 @@
       <w:rFonts w:asciiTheme="majorHAnsi" w:eastAsiaTheme="majorEastAsia" w:hAnsiTheme="majorHAnsi" w:cstheme="majorBidi"/>
       <w:b/>
       <w:bCs/>
-      <w:color w:val="4F81BD" w:themeColor="accent1"/>
+      <w:color w:val="000000"/>
     </w:rPr>
   </w:style>
   <w:style w:type="paragraph" w:styleId="Heading4">
@@ -726,7 +1535,7 @@
       <w:bCs/>
       <w:i/>
       <w:iCs/>
-      <w:color w:val="4F81BD" w:themeColor="accent1"/>
+      <w:color w:val="000000"/>
     </w:rPr>
   </w:style>
   <w:style w:type="paragraph" w:styleId="Heading5">
@@ -747,7 +1556,7 @@
     </w:pPr>
     <w:rPr>
       <w:rFonts w:asciiTheme="majorHAnsi" w:eastAsiaTheme="majorEastAsia" w:hAnsiTheme="majorHAnsi" w:cstheme="majorBidi"/>
-      <w:color w:val="243F60" w:themeColor="accent1" w:themeShade="7F"/>
+      <w:color w:val="000000"/>
     </w:rPr>
   </w:style>
   <w:style w:type="paragraph" w:styleId="Heading6">
@@ -770,7 +1579,7 @@
       <w:rFonts w:asciiTheme="majorHAnsi" w:eastAsiaTheme="majorEastAsia" w:hAnsiTheme="majorHAnsi" w:cstheme="majorBidi"/>
       <w:i/>
       <w:iCs/>
-      <w:color w:val="243F60" w:themeColor="accent1" w:themeShade="7F"/>
+      <w:color w:val="000000"/>
     </w:rPr>
   </w:style>
   <w:style w:type="paragraph" w:styleId="Heading7">
@@ -793,7 +1602,7 @@
       <w:rFonts w:asciiTheme="majorHAnsi" w:eastAsiaTheme="majorEastAsia" w:hAnsiTheme="majorHAnsi" w:cstheme="majorBidi"/>
       <w:i/>
       <w:iCs/>
-      <w:color w:val="404040" w:themeColor="text1" w:themeTint="BF"/>
+      <w:color w:val="000000"/>
     </w:rPr>
   </w:style>
   <w:style w:type="paragraph" w:styleId="Heading8">
@@ -814,7 +1623,7 @@
     </w:pPr>
     <w:rPr>
       <w:rFonts w:asciiTheme="majorHAnsi" w:eastAsiaTheme="majorEastAsia" w:hAnsiTheme="majorHAnsi" w:cstheme="majorBidi"/>
-      <w:color w:val="4F81BD" w:themeColor="accent1"/>
+      <w:color w:val="000000"/>
       <w:sz w:val="20"/>
       <w:szCs w:val="20"/>
     </w:rPr>
@@ -839,7 +1648,7 @@
       <w:rFonts w:asciiTheme="majorHAnsi" w:eastAsiaTheme="majorEastAsia" w:hAnsiTheme="majorHAnsi" w:cstheme="majorBidi"/>
       <w:i/>
       <w:iCs/>
-      <w:color w:val="404040" w:themeColor="text1" w:themeTint="BF"/>
+      <w:color w:val="000000"/>
       <w:sz w:val="20"/>
       <w:szCs w:val="20"/>
     </w:rPr>
@@ -890,7 +1699,7 @@
       <w:rFonts w:asciiTheme="majorHAnsi" w:eastAsiaTheme="majorEastAsia" w:hAnsiTheme="majorHAnsi" w:cstheme="majorBidi"/>
       <w:b/>
       <w:bCs/>
-      <w:color w:val="365F91" w:themeColor="accent1" w:themeShade="BF"/>
+      <w:color w:val="000000"/>
       <w:sz w:val="28"/>
       <w:szCs w:val="28"/>
     </w:rPr>
@@ -905,7 +1714,7 @@
       <w:rFonts w:asciiTheme="majorHAnsi" w:eastAsiaTheme="majorEastAsia" w:hAnsiTheme="majorHAnsi" w:cstheme="majorBidi"/>
       <w:b/>
       <w:bCs/>
-      <w:color w:val="4F81BD" w:themeColor="accent1"/>
+      <w:color w:val="000000"/>
       <w:sz w:val="26"/>
       <w:szCs w:val="26"/>
     </w:rPr>
@@ -920,7 +1729,7 @@
       <w:rFonts w:asciiTheme="majorHAnsi" w:eastAsiaTheme="majorEastAsia" w:hAnsiTheme="majorHAnsi" w:cstheme="majorBidi"/>
       <w:b/>
       <w:bCs/>
-      <w:color w:val="4F81BD" w:themeColor="accent1"/>
+      <w:color w:val="000000"/>
     </w:rPr>
   </w:style>
   <w:style w:type="paragraph" w:styleId="Title">
@@ -932,7 +1741,7 @@
     <w:qFormat/>
     <w:rsid w:val="00FC693F"/>
     <w:pPr>
-      <w:spacing w:after="100" w:line="250" w:lineRule="auto"/>
+      <w:spacing w:after="200" w:line="254" w:lineRule="auto"/>
       <w:contextualSpacing/>
     </w:pPr>
     <w:rPr>
@@ -941,7 +1750,7 @@
       <w:color w:val="000000"/>
       <w:spacing w:val="5"/>
       <w:kern w:val="28"/>
-      <w:sz w:val="32"/>
+      <w:sz w:val="28"/>
       <w:szCs w:val="52"/>
     </w:rPr>
   </w:style>
@@ -953,7 +1762,7 @@
     <w:rsid w:val="00FC693F"/>
     <w:rPr>
       <w:rFonts w:asciiTheme="majorHAnsi" w:eastAsiaTheme="majorEastAsia" w:hAnsiTheme="majorHAnsi" w:cstheme="majorBidi"/>
-      <w:color w:val="17365D" w:themeColor="text2" w:themeShade="BF"/>
+      <w:color w:val="000000"/>
       <w:spacing w:val="5"/>
       <w:kern w:val="28"/>
       <w:sz w:val="52"/>
@@ -977,7 +1786,7 @@
       <w:rFonts w:asciiTheme="majorHAnsi" w:eastAsiaTheme="majorEastAsia" w:hAnsiTheme="majorHAnsi" w:cstheme="majorBidi"/>
       <w:i/>
       <w:iCs/>
-      <w:color w:val="4F81BD" w:themeColor="accent1"/>
+      <w:color w:val="000000"/>
       <w:spacing w:val="15"/>
       <w:sz w:val="24"/>
       <w:szCs w:val="24"/>
@@ -993,7 +1802,7 @@
       <w:rFonts w:asciiTheme="majorHAnsi" w:eastAsiaTheme="majorEastAsia" w:hAnsiTheme="majorHAnsi" w:cstheme="majorBidi"/>
       <w:i/>
       <w:iCs/>
-      <w:color w:val="4F81BD" w:themeColor="accent1"/>
+      <w:color w:val="000000"/>
       <w:spacing w:val="15"/>
       <w:sz w:val="24"/>
       <w:szCs w:val="24"/>
@@ -1265,7 +2074,7 @@
     <w:rPr>
       <w:i/>
       <w:iCs/>
-      <w:color w:val="000000" w:themeColor="text1"/>
+      <w:color w:val="000000"/>
     </w:rPr>
   </w:style>
   <w:style w:type="character" w:customStyle="1" w:styleId="QuoteChar">
@@ -1277,7 +2086,7 @@
     <w:rPr>
       <w:i/>
       <w:iCs/>
-      <w:color w:val="000000" w:themeColor="text1"/>
+      <w:color w:val="000000"/>
     </w:rPr>
   </w:style>
   <w:style w:type="character" w:customStyle="1" w:styleId="Heading4Char">
@@ -1293,7 +2102,7 @@
       <w:bCs/>
       <w:i/>
       <w:iCs/>
-      <w:color w:val="4F81BD" w:themeColor="accent1"/>
+      <w:color w:val="000000"/>
     </w:rPr>
   </w:style>
   <w:style w:type="character" w:customStyle="1" w:styleId="Heading5Char">
@@ -1305,7 +2114,7 @@
     <w:rsid w:val="00FC693F"/>
     <w:rPr>
       <w:rFonts w:asciiTheme="majorHAnsi" w:eastAsiaTheme="majorEastAsia" w:hAnsiTheme="majorHAnsi" w:cstheme="majorBidi"/>
-      <w:color w:val="243F60" w:themeColor="accent1" w:themeShade="7F"/>
+      <w:color w:val="000000"/>
     </w:rPr>
   </w:style>
   <w:style w:type="character" w:customStyle="1" w:styleId="Heading6Char">
@@ -1319,7 +2128,7 @@
       <w:rFonts w:asciiTheme="majorHAnsi" w:eastAsiaTheme="majorEastAsia" w:hAnsiTheme="majorHAnsi" w:cstheme="majorBidi"/>
       <w:i/>
       <w:iCs/>
-      <w:color w:val="243F60" w:themeColor="accent1" w:themeShade="7F"/>
+      <w:color w:val="000000"/>
     </w:rPr>
   </w:style>
   <w:style w:type="character" w:customStyle="1" w:styleId="Heading7Char">
@@ -1333,7 +2142,7 @@
       <w:rFonts w:asciiTheme="majorHAnsi" w:eastAsiaTheme="majorEastAsia" w:hAnsiTheme="majorHAnsi" w:cstheme="majorBidi"/>
       <w:i/>
       <w:iCs/>
-      <w:color w:val="404040" w:themeColor="text1" w:themeTint="BF"/>
+      <w:color w:val="000000"/>
     </w:rPr>
   </w:style>
   <w:style w:type="character" w:customStyle="1" w:styleId="Heading8Char">
@@ -1345,7 +2154,7 @@
     <w:rsid w:val="00FC693F"/>
     <w:rPr>
       <w:rFonts w:asciiTheme="majorHAnsi" w:eastAsiaTheme="majorEastAsia" w:hAnsiTheme="majorHAnsi" w:cstheme="majorBidi"/>
-      <w:color w:val="4F81BD" w:themeColor="accent1"/>
+      <w:color w:val="000000"/>
       <w:sz w:val="20"/>
       <w:szCs w:val="20"/>
     </w:rPr>
@@ -1361,7 +2170,7 @@
       <w:rFonts w:asciiTheme="majorHAnsi" w:eastAsiaTheme="majorEastAsia" w:hAnsiTheme="majorHAnsi" w:cstheme="majorBidi"/>
       <w:i/>
       <w:iCs/>
-      <w:color w:val="404040" w:themeColor="text1" w:themeTint="BF"/>
+      <w:color w:val="000000"/>
       <w:sz w:val="20"/>
       <w:szCs w:val="20"/>
     </w:rPr>
@@ -1381,7 +2190,7 @@
     <w:rPr>
       <w:b/>
       <w:bCs/>
-      <w:color w:val="4F81BD" w:themeColor="accent1"/>
+      <w:color w:val="000000"/>
       <w:sz w:val="18"/>
       <w:szCs w:val="18"/>
     </w:rPr>
@@ -1425,7 +2234,7 @@
       <w:bCs/>
       <w:i/>
       <w:iCs/>
-      <w:color w:val="4F81BD" w:themeColor="accent1"/>
+      <w:color w:val="000000"/>
     </w:rPr>
   </w:style>
   <w:style w:type="character" w:customStyle="1" w:styleId="IntenseQuoteChar">
@@ -1439,7 +2248,7 @@
       <w:bCs/>
       <w:i/>
       <w:iCs/>
-      <w:color w:val="4F81BD" w:themeColor="accent1"/>
+      <w:color w:val="000000"/>
     </w:rPr>
   </w:style>
   <w:style w:type="character" w:styleId="SubtleEmphasis">
@@ -1451,7 +2260,7 @@
     <w:rPr>
       <w:i/>
       <w:iCs/>
-      <w:color w:val="808080" w:themeColor="text1" w:themeTint="7F"/>
+      <w:color w:val="000000"/>
     </w:rPr>
   </w:style>
   <w:style w:type="character" w:styleId="IntenseEmphasis">
@@ -1465,7 +2274,7 @@
       <w:bCs/>
       <w:i/>
       <w:iCs/>
-      <w:color w:val="4F81BD" w:themeColor="accent1"/>
+      <w:color w:val="000000"/>
     </w:rPr>
   </w:style>
   <w:style w:type="character" w:styleId="SubtleReference">
@@ -1476,7 +2285,7 @@
     <w:rsid w:val="00FC693F"/>
     <w:rPr>
       <w:smallCaps/>
-      <w:color w:val="C0504D" w:themeColor="accent2"/>
+      <w:color w:val="000000"/>
       <w:u w:val="single"/>
     </w:rPr>
   </w:style>
@@ -1490,7 +2299,7 @@
       <w:b/>
       <w:bCs/>
       <w:smallCaps/>
-      <w:color w:val="C0504D" w:themeColor="accent2"/>
+      <w:color w:val="000000"/>
       <w:spacing w:val="5"/>
       <w:u w:val="single"/>
     </w:rPr>
@@ -1556,7 +2365,7 @@
       <w:spacing w:after="0" w:line="240" w:lineRule="auto"/>
     </w:pPr>
     <w:rPr>
-      <w:color w:val="000000" w:themeColor="text1" w:themeShade="BF"/>
+      <w:color w:val="000000"/>
     </w:rPr>
     <w:tblPr>
       <w:tblStyleRowBandSize w:val="1"/>
@@ -1659,7 +2468,7 @@
       <w:spacing w:after="0" w:line="240" w:lineRule="auto"/>
     </w:pPr>
     <w:rPr>
-      <w:color w:val="365F91" w:themeColor="accent1" w:themeShade="BF"/>
+      <w:color w:val="000000"/>
     </w:rPr>
     <w:tblPr>
       <w:tblStyleRowBandSize w:val="1"/>
@@ -1762,7 +2571,7 @@
       <w:spacing w:after="0" w:line="240" w:lineRule="auto"/>
     </w:pPr>
     <w:rPr>
-      <w:color w:val="943634" w:themeColor="accent2" w:themeShade="BF"/>
+      <w:color w:val="000000"/>
     </w:rPr>
     <w:tblPr>
       <w:tblStyleRowBandSize w:val="1"/>
@@ -1865,7 +2674,7 @@
       <w:spacing w:after="0" w:line="240" w:lineRule="auto"/>
     </w:pPr>
     <w:rPr>
-      <w:color w:val="76923C" w:themeColor="accent3" w:themeShade="BF"/>
+      <w:color w:val="000000"/>
     </w:rPr>
     <w:tblPr>
       <w:tblStyleRowBandSize w:val="1"/>
@@ -1968,7 +2777,7 @@
       <w:spacing w:after="0" w:line="240" w:lineRule="auto"/>
     </w:pPr>
     <w:rPr>
-      <w:color w:val="5F497A" w:themeColor="accent4" w:themeShade="BF"/>
+      <w:color w:val="000000"/>
     </w:rPr>
     <w:tblPr>
       <w:tblStyleRowBandSize w:val="1"/>
@@ -2071,7 +2880,7 @@
       <w:spacing w:after="0" w:line="240" w:lineRule="auto"/>
     </w:pPr>
     <w:rPr>
-      <w:color w:val="31849B" w:themeColor="accent5" w:themeShade="BF"/>
+      <w:color w:val="000000"/>
     </w:rPr>
     <w:tblPr>
       <w:tblStyleRowBandSize w:val="1"/>
@@ -2174,7 +2983,7 @@
       <w:spacing w:after="0" w:line="240" w:lineRule="auto"/>
     </w:pPr>
     <w:rPr>
-      <w:color w:val="E36C0A" w:themeColor="accent6" w:themeShade="BF"/>
+      <w:color w:val="000000"/>
     </w:rPr>
     <w:tblPr>
       <w:tblStyleRowBandSize w:val="1"/>
@@ -2300,7 +3109,7 @@
       <w:rPr>
         <w:b/>
         <w:bCs/>
-        <w:color w:val="FFFFFF" w:themeColor="background1"/>
+        <w:color w:val="000000"/>
       </w:rPr>
       <w:tblPr/>
       <w:tcPr>
@@ -2392,7 +3201,7 @@
       <w:rPr>
         <w:b/>
         <w:bCs/>
-        <w:color w:val="FFFFFF" w:themeColor="background1"/>
+        <w:color w:val="000000"/>
       </w:rPr>
       <w:tblPr/>
       <w:tcPr>
@@ -2484,7 +3293,7 @@
       <w:rPr>
         <w:b/>
         <w:bCs/>
-        <w:color w:val="FFFFFF" w:themeColor="background1"/>
+        <w:color w:val="000000"/>
       </w:rPr>
       <w:tblPr/>
       <w:tcPr>
@@ -2576,7 +3385,7 @@
       <w:rPr>
         <w:b/>
         <w:bCs/>
-        <w:color w:val="FFFFFF" w:themeColor="background1"/>
+        <w:color w:val="000000"/>
       </w:rPr>
       <w:tblPr/>
       <w:tcPr>
@@ -2668,7 +3477,7 @@
       <w:rPr>
         <w:b/>
         <w:bCs/>
-        <w:color w:val="FFFFFF" w:themeColor="background1"/>
+        <w:color w:val="000000"/>
       </w:rPr>
       <w:tblPr/>
       <w:tcPr>
@@ -2760,7 +3569,7 @@
       <w:rPr>
         <w:b/>
         <w:bCs/>
-        <w:color w:val="FFFFFF" w:themeColor="background1"/>
+        <w:color w:val="000000"/>
       </w:rPr>
       <w:tblPr/>
       <w:tcPr>
@@ -2852,7 +3661,7 @@
       <w:rPr>
         <w:b/>
         <w:bCs/>
-        <w:color w:val="FFFFFF" w:themeColor="background1"/>
+        <w:color w:val="000000"/>
       </w:rPr>
       <w:tblPr/>
       <w:tcPr>
@@ -3855,7 +4664,7 @@
       <w:rPr>
         <w:b/>
         <w:bCs/>
-        <w:color w:val="FFFFFF" w:themeColor="background1"/>
+        <w:color w:val="000000"/>
       </w:rPr>
       <w:tblPr/>
       <w:tcPr>
@@ -3961,7 +4770,7 @@
       <w:rPr>
         <w:b/>
         <w:bCs/>
-        <w:color w:val="FFFFFF" w:themeColor="background1"/>
+        <w:color w:val="000000"/>
       </w:rPr>
       <w:tblPr/>
       <w:tcPr>
@@ -4067,7 +4876,7 @@
       <w:rPr>
         <w:b/>
         <w:bCs/>
-        <w:color w:val="FFFFFF" w:themeColor="background1"/>
+        <w:color w:val="000000"/>
       </w:rPr>
       <w:tblPr/>
       <w:tcPr>
@@ -4173,7 +4982,7 @@
       <w:rPr>
         <w:b/>
         <w:bCs/>
-        <w:color w:val="FFFFFF" w:themeColor="background1"/>
+        <w:color w:val="000000"/>
       </w:rPr>
       <w:tblPr/>
       <w:tcPr>
@@ -4279,7 +5088,7 @@
       <w:rPr>
         <w:b/>
         <w:bCs/>
-        <w:color w:val="FFFFFF" w:themeColor="background1"/>
+        <w:color w:val="000000"/>
       </w:rPr>
       <w:tblPr/>
       <w:tcPr>
@@ -4385,7 +5194,7 @@
       <w:rPr>
         <w:b/>
         <w:bCs/>
-        <w:color w:val="FFFFFF" w:themeColor="background1"/>
+        <w:color w:val="000000"/>
       </w:rPr>
       <w:tblPr/>
       <w:tcPr>
@@ -4491,7 +5300,7 @@
       <w:rPr>
         <w:b/>
         <w:bCs/>
-        <w:color w:val="FFFFFF" w:themeColor="background1"/>
+        <w:color w:val="000000"/>
       </w:rPr>
       <w:tblPr/>
       <w:tcPr>
@@ -4594,7 +5403,7 @@
       <w:rPr>
         <w:b/>
         <w:bCs/>
-        <w:color w:val="FFFFFF" w:themeColor="background1"/>
+        <w:color w:val="000000"/>
       </w:rPr>
       <w:tblPr/>
       <w:tcPr>
@@ -4614,7 +5423,7 @@
         <w:spacing w:before="0" w:after="0" w:line="240" w:lineRule="auto"/>
       </w:pPr>
       <w:rPr>
-        <w:color w:val="auto"/>
+        <w:color w:val="000000"/>
       </w:rPr>
       <w:tblPr/>
       <w:tcPr>
@@ -4633,7 +5442,7 @@
       <w:rPr>
         <w:b/>
         <w:bCs/>
-        <w:color w:val="FFFFFF" w:themeColor="background1"/>
+        <w:color w:val="000000"/>
       </w:rPr>
       <w:tblPr/>
       <w:tcPr>
@@ -4652,7 +5461,7 @@
       <w:rPr>
         <w:b/>
         <w:bCs/>
-        <w:color w:val="FFFFFF" w:themeColor="background1"/>
+        <w:color w:val="000000"/>
       </w:rPr>
       <w:tblPr/>
       <w:tcPr>
@@ -4698,7 +5507,7 @@
     </w:tblStylePr>
     <w:tblStylePr w:type="nwCell">
       <w:rPr>
-        <w:color w:val="FFFFFF" w:themeColor="background1"/>
+        <w:color w:val="000000"/>
       </w:rPr>
       <w:tblPr/>
       <w:tcPr>
@@ -4743,7 +5552,7 @@
       <w:rPr>
         <w:b/>
         <w:bCs/>
-        <w:color w:val="FFFFFF" w:themeColor="background1"/>
+        <w:color w:val="000000"/>
       </w:rPr>
       <w:tblPr/>
       <w:tcPr>
@@ -4763,7 +5572,7 @@
         <w:spacing w:before="0" w:after="0" w:line="240" w:lineRule="auto"/>
       </w:pPr>
       <w:rPr>
-        <w:color w:val="auto"/>
+        <w:color w:val="000000"/>
       </w:rPr>
       <w:tblPr/>
       <w:tcPr>
@@ -4782,7 +5591,7 @@
       <w:rPr>
         <w:b/>
         <w:bCs/>
-        <w:color w:val="FFFFFF" w:themeColor="background1"/>
+        <w:color w:val="000000"/>
       </w:rPr>
       <w:tblPr/>
       <w:tcPr>
@@ -4801,7 +5610,7 @@
       <w:rPr>
         <w:b/>
         <w:bCs/>
-        <w:color w:val="FFFFFF" w:themeColor="background1"/>
+        <w:color w:val="000000"/>
       </w:rPr>
       <w:tblPr/>
       <w:tcPr>
@@ -4847,7 +5656,7 @@
     </w:tblStylePr>
     <w:tblStylePr w:type="nwCell">
       <w:rPr>
-        <w:color w:val="FFFFFF" w:themeColor="background1"/>
+        <w:color w:val="000000"/>
       </w:rPr>
       <w:tblPr/>
       <w:tcPr>
@@ -4892,7 +5701,7 @@
       <w:rPr>
         <w:b/>
         <w:bCs/>
-        <w:color w:val="FFFFFF" w:themeColor="background1"/>
+        <w:color w:val="000000"/>
       </w:rPr>
       <w:tblPr/>
       <w:tcPr>
@@ -4912,7 +5721,7 @@
         <w:spacing w:before="0" w:after="0" w:line="240" w:lineRule="auto"/>
       </w:pPr>
       <w:rPr>
-        <w:color w:val="auto"/>
+        <w:color w:val="000000"/>
       </w:rPr>
       <w:tblPr/>
       <w:tcPr>
@@ -4931,7 +5740,7 @@
       <w:rPr>
         <w:b/>
         <w:bCs/>
-        <w:color w:val="FFFFFF" w:themeColor="background1"/>
+        <w:color w:val="000000"/>
       </w:rPr>
       <w:tblPr/>
       <w:tcPr>
@@ -4950,7 +5759,7 @@
       <w:rPr>
         <w:b/>
         <w:bCs/>
-        <w:color w:val="FFFFFF" w:themeColor="background1"/>
+        <w:color w:val="000000"/>
       </w:rPr>
       <w:tblPr/>
       <w:tcPr>
@@ -4996,7 +5805,7 @@
     </w:tblStylePr>
     <w:tblStylePr w:type="nwCell">
       <w:rPr>
-        <w:color w:val="FFFFFF" w:themeColor="background1"/>
+        <w:color w:val="000000"/>
       </w:rPr>
       <w:tblPr/>
       <w:tcPr>
@@ -5041,7 +5850,7 @@
       <w:rPr>
         <w:b/>
         <w:bCs/>
-        <w:color w:val="FFFFFF" w:themeColor="background1"/>
+        <w:color w:val="000000"/>
       </w:rPr>
       <w:tblPr/>
       <w:tcPr>
@@ -5061,7 +5870,7 @@
         <w:spacing w:before="0" w:after="0" w:line="240" w:lineRule="auto"/>
       </w:pPr>
       <w:rPr>
-        <w:color w:val="auto"/>
+        <w:color w:val="000000"/>
       </w:rPr>
       <w:tblPr/>
       <w:tcPr>
@@ -5080,7 +5889,7 @@
       <w:rPr>
         <w:b/>
         <w:bCs/>
-        <w:color w:val="FFFFFF" w:themeColor="background1"/>
+        <w:color w:val="000000"/>
       </w:rPr>
       <w:tblPr/>
       <w:tcPr>
@@ -5099,7 +5908,7 @@
       <w:rPr>
         <w:b/>
         <w:bCs/>
-        <w:color w:val="FFFFFF" w:themeColor="background1"/>
+        <w:color w:val="000000"/>
       </w:rPr>
       <w:tblPr/>
       <w:tcPr>
@@ -5145,7 +5954,7 @@
     </w:tblStylePr>
     <w:tblStylePr w:type="nwCell">
       <w:rPr>
-        <w:color w:val="FFFFFF" w:themeColor="background1"/>
+        <w:color w:val="000000"/>
       </w:rPr>
       <w:tblPr/>
       <w:tcPr>
@@ -5190,7 +5999,7 @@
       <w:rPr>
         <w:b/>
         <w:bCs/>
-        <w:color w:val="FFFFFF" w:themeColor="background1"/>
+        <w:color w:val="000000"/>
       </w:rPr>
       <w:tblPr/>
       <w:tcPr>
@@ -5210,7 +6019,7 @@
         <w:spacing w:before="0" w:after="0" w:line="240" w:lineRule="auto"/>
       </w:pPr>
       <w:rPr>
-        <w:color w:val="auto"/>
+        <w:color w:val="000000"/>
       </w:rPr>
       <w:tblPr/>
       <w:tcPr>
@@ -5229,7 +6038,7 @@
       <w:rPr>
         <w:b/>
         <w:bCs/>
-        <w:color w:val="FFFFFF" w:themeColor="background1"/>
+        <w:color w:val="000000"/>
       </w:rPr>
       <w:tblPr/>
       <w:tcPr>
@@ -5248,7 +6057,7 @@
       <w:rPr>
         <w:b/>
         <w:bCs/>
-        <w:color w:val="FFFFFF" w:themeColor="background1"/>
+        <w:color w:val="000000"/>
       </w:rPr>
       <w:tblPr/>
       <w:tcPr>
@@ -5294,7 +6103,7 @@
     </w:tblStylePr>
     <w:tblStylePr w:type="nwCell">
       <w:rPr>
-        <w:color w:val="FFFFFF" w:themeColor="background1"/>
+        <w:color w:val="000000"/>
       </w:rPr>
       <w:tblPr/>
       <w:tcPr>
@@ -5339,7 +6148,7 @@
       <w:rPr>
         <w:b/>
         <w:bCs/>
-        <w:color w:val="FFFFFF" w:themeColor="background1"/>
+        <w:color w:val="000000"/>
       </w:rPr>
       <w:tblPr/>
       <w:tcPr>
@@ -5359,7 +6168,7 @@
         <w:spacing w:before="0" w:after="0" w:line="240" w:lineRule="auto"/>
       </w:pPr>
       <w:rPr>
-        <w:color w:val="auto"/>
+        <w:color w:val="000000"/>
       </w:rPr>
       <w:tblPr/>
       <w:tcPr>
@@ -5378,7 +6187,7 @@
       <w:rPr>
         <w:b/>
         <w:bCs/>
-        <w:color w:val="FFFFFF" w:themeColor="background1"/>
+        <w:color w:val="000000"/>
       </w:rPr>
       <w:tblPr/>
       <w:tcPr>
@@ -5397,7 +6206,7 @@
       <w:rPr>
         <w:b/>
         <w:bCs/>
-        <w:color w:val="FFFFFF" w:themeColor="background1"/>
+        <w:color w:val="000000"/>
       </w:rPr>
       <w:tblPr/>
       <w:tcPr>
@@ -5443,7 +6252,7 @@
     </w:tblStylePr>
     <w:tblStylePr w:type="nwCell">
       <w:rPr>
-        <w:color w:val="FFFFFF" w:themeColor="background1"/>
+        <w:color w:val="000000"/>
       </w:rPr>
       <w:tblPr/>
       <w:tcPr>
@@ -5488,7 +6297,7 @@
       <w:rPr>
         <w:b/>
         <w:bCs/>
-        <w:color w:val="FFFFFF" w:themeColor="background1"/>
+        <w:color w:val="000000"/>
       </w:rPr>
       <w:tblPr/>
       <w:tcPr>
@@ -5508,7 +6317,7 @@
         <w:spacing w:before="0" w:after="0" w:line="240" w:lineRule="auto"/>
       </w:pPr>
       <w:rPr>
-        <w:color w:val="auto"/>
+        <w:color w:val="000000"/>
       </w:rPr>
       <w:tblPr/>
       <w:tcPr>
@@ -5527,7 +6336,7 @@
       <w:rPr>
         <w:b/>
         <w:bCs/>
-        <w:color w:val="FFFFFF" w:themeColor="background1"/>
+        <w:color w:val="000000"/>
       </w:rPr>
       <w:tblPr/>
       <w:tcPr>
@@ -5546,7 +6355,7 @@
       <w:rPr>
         <w:b/>
         <w:bCs/>
-        <w:color w:val="FFFFFF" w:themeColor="background1"/>
+        <w:color w:val="000000"/>
       </w:rPr>
       <w:tblPr/>
       <w:tcPr>
@@ -5592,7 +6401,7 @@
     </w:tblStylePr>
     <w:tblStylePr w:type="nwCell">
       <w:rPr>
-        <w:color w:val="FFFFFF" w:themeColor="background1"/>
+        <w:color w:val="000000"/>
       </w:rPr>
       <w:tblPr/>
       <w:tcPr>
@@ -5616,7 +6425,7 @@
       <w:spacing w:after="0" w:line="240" w:lineRule="auto"/>
     </w:pPr>
     <w:rPr>
-      <w:color w:val="000000" w:themeColor="text1"/>
+      <w:color w:val="000000"/>
     </w:rPr>
     <w:tblPr>
       <w:tblStyleRowBandSize w:val="1"/>
@@ -5649,7 +6458,7 @@
       <w:rPr>
         <w:b/>
         <w:bCs/>
-        <w:color w:val="1F497D" w:themeColor="text2"/>
+        <w:color w:val="000000"/>
       </w:rPr>
       <w:tblPr/>
       <w:tcPr>
@@ -5700,7 +6509,7 @@
       <w:spacing w:after="0" w:line="240" w:lineRule="auto"/>
     </w:pPr>
     <w:rPr>
-      <w:color w:val="000000" w:themeColor="text1"/>
+      <w:color w:val="000000"/>
     </w:rPr>
     <w:tblPr>
       <w:tblStyleRowBandSize w:val="1"/>
@@ -5733,7 +6542,7 @@
       <w:rPr>
         <w:b/>
         <w:bCs/>
-        <w:color w:val="1F497D" w:themeColor="text2"/>
+        <w:color w:val="000000"/>
       </w:rPr>
       <w:tblPr/>
       <w:tcPr>
@@ -5784,7 +6593,7 @@
       <w:spacing w:after="0" w:line="240" w:lineRule="auto"/>
     </w:pPr>
     <w:rPr>
-      <w:color w:val="000000" w:themeColor="text1"/>
+      <w:color w:val="000000"/>
     </w:rPr>
     <w:tblPr>
       <w:tblStyleRowBandSize w:val="1"/>
@@ -5817,7 +6626,7 @@
       <w:rPr>
         <w:b/>
         <w:bCs/>
-        <w:color w:val="1F497D" w:themeColor="text2"/>
+        <w:color w:val="000000"/>
       </w:rPr>
       <w:tblPr/>
       <w:tcPr>
@@ -5868,7 +6677,7 @@
       <w:spacing w:after="0" w:line="240" w:lineRule="auto"/>
     </w:pPr>
     <w:rPr>
-      <w:color w:val="000000" w:themeColor="text1"/>
+      <w:color w:val="000000"/>
     </w:rPr>
     <w:tblPr>
       <w:tblStyleRowBandSize w:val="1"/>
@@ -5901,7 +6710,7 @@
       <w:rPr>
         <w:b/>
         <w:bCs/>
-        <w:color w:val="1F497D" w:themeColor="text2"/>
+        <w:color w:val="000000"/>
       </w:rPr>
       <w:tblPr/>
       <w:tcPr>
@@ -5952,7 +6761,7 @@
       <w:spacing w:after="0" w:line="240" w:lineRule="auto"/>
     </w:pPr>
     <w:rPr>
-      <w:color w:val="000000" w:themeColor="text1"/>
+      <w:color w:val="000000"/>
     </w:rPr>
     <w:tblPr>
       <w:tblStyleRowBandSize w:val="1"/>
@@ -5985,7 +6794,7 @@
       <w:rPr>
         <w:b/>
         <w:bCs/>
-        <w:color w:val="1F497D" w:themeColor="text2"/>
+        <w:color w:val="000000"/>
       </w:rPr>
       <w:tblPr/>
       <w:tcPr>
@@ -6036,7 +6845,7 @@
       <w:spacing w:after="0" w:line="240" w:lineRule="auto"/>
     </w:pPr>
     <w:rPr>
-      <w:color w:val="000000" w:themeColor="text1"/>
+      <w:color w:val="000000"/>
     </w:rPr>
     <w:tblPr>
       <w:tblStyleRowBandSize w:val="1"/>
@@ -6069,7 +6878,7 @@
       <w:rPr>
         <w:b/>
         <w:bCs/>
-        <w:color w:val="1F497D" w:themeColor="text2"/>
+        <w:color w:val="000000"/>
       </w:rPr>
       <w:tblPr/>
       <w:tcPr>
@@ -6120,7 +6929,7 @@
       <w:spacing w:after="0" w:line="240" w:lineRule="auto"/>
     </w:pPr>
     <w:rPr>
-      <w:color w:val="000000" w:themeColor="text1"/>
+      <w:color w:val="000000"/>
     </w:rPr>
     <w:tblPr>
       <w:tblStyleRowBandSize w:val="1"/>
@@ -6153,7 +6962,7 @@
       <w:rPr>
         <w:b/>
         <w:bCs/>
-        <w:color w:val="1F497D" w:themeColor="text2"/>
+        <w:color w:val="000000"/>
       </w:rPr>
       <w:tblPr/>
       <w:tcPr>
@@ -6205,7 +7014,7 @@
     </w:pPr>
     <w:rPr>
       <w:rFonts w:asciiTheme="majorHAnsi" w:eastAsiaTheme="majorEastAsia" w:hAnsiTheme="majorHAnsi" w:cstheme="majorBidi"/>
-      <w:color w:val="000000" w:themeColor="text1"/>
+      <w:color w:val="000000"/>
     </w:rPr>
     <w:tblPr>
       <w:tblStyleRowBandSize w:val="1"/>
@@ -6333,7 +7142,7 @@
     </w:pPr>
     <w:rPr>
       <w:rFonts w:asciiTheme="majorHAnsi" w:eastAsiaTheme="majorEastAsia" w:hAnsiTheme="majorHAnsi" w:cstheme="majorBidi"/>
-      <w:color w:val="000000" w:themeColor="text1"/>
+      <w:color w:val="000000"/>
     </w:rPr>
     <w:tblPr>
       <w:tblStyleRowBandSize w:val="1"/>
@@ -6461,7 +7270,7 @@
     </w:pPr>
     <w:rPr>
       <w:rFonts w:asciiTheme="majorHAnsi" w:eastAsiaTheme="majorEastAsia" w:hAnsiTheme="majorHAnsi" w:cstheme="majorBidi"/>
-      <w:color w:val="000000" w:themeColor="text1"/>
+      <w:color w:val="000000"/>
     </w:rPr>
     <w:tblPr>
       <w:tblStyleRowBandSize w:val="1"/>
@@ -6589,7 +7398,7 @@
     </w:pPr>
     <w:rPr>
       <w:rFonts w:asciiTheme="majorHAnsi" w:eastAsiaTheme="majorEastAsia" w:hAnsiTheme="majorHAnsi" w:cstheme="majorBidi"/>
-      <w:color w:val="000000" w:themeColor="text1"/>
+      <w:color w:val="000000"/>
     </w:rPr>
     <w:tblPr>
       <w:tblStyleRowBandSize w:val="1"/>
@@ -6717,7 +7526,7 @@
     </w:pPr>
     <w:rPr>
       <w:rFonts w:asciiTheme="majorHAnsi" w:eastAsiaTheme="majorEastAsia" w:hAnsiTheme="majorHAnsi" w:cstheme="majorBidi"/>
-      <w:color w:val="000000" w:themeColor="text1"/>
+      <w:color w:val="000000"/>
     </w:rPr>
     <w:tblPr>
       <w:tblStyleRowBandSize w:val="1"/>
@@ -6845,7 +7654,7 @@
     </w:pPr>
     <w:rPr>
       <w:rFonts w:asciiTheme="majorHAnsi" w:eastAsiaTheme="majorEastAsia" w:hAnsiTheme="majorHAnsi" w:cstheme="majorBidi"/>
-      <w:color w:val="000000" w:themeColor="text1"/>
+      <w:color w:val="000000"/>
     </w:rPr>
     <w:tblPr>
       <w:tblStyleRowBandSize w:val="1"/>
@@ -6973,7 +7782,7 @@
     </w:pPr>
     <w:rPr>
       <w:rFonts w:asciiTheme="majorHAnsi" w:eastAsiaTheme="majorEastAsia" w:hAnsiTheme="majorHAnsi" w:cstheme="majorBidi"/>
-      <w:color w:val="000000" w:themeColor="text1"/>
+      <w:color w:val="000000"/>
     </w:rPr>
     <w:tblPr>
       <w:tblStyleRowBandSize w:val="1"/>
@@ -7612,7 +8421,7 @@
     </w:pPr>
     <w:rPr>
       <w:rFonts w:asciiTheme="majorHAnsi" w:eastAsiaTheme="majorEastAsia" w:hAnsiTheme="majorHAnsi" w:cstheme="majorBidi"/>
-      <w:color w:val="000000" w:themeColor="text1"/>
+      <w:color w:val="000000"/>
     </w:rPr>
     <w:tblPr>
       <w:tblStyleRowBandSize w:val="1"/>
@@ -7640,7 +8449,7 @@
       <w:rPr>
         <w:b/>
         <w:bCs/>
-        <w:color w:val="000000" w:themeColor="text1"/>
+        <w:color w:val="000000"/>
       </w:rPr>
       <w:tblPr/>
       <w:tcPr>
@@ -7651,7 +8460,7 @@
       <w:rPr>
         <w:b/>
         <w:bCs/>
-        <w:color w:val="000000" w:themeColor="text1"/>
+        <w:color w:val="000000"/>
       </w:rPr>
       <w:tblPr/>
       <w:tcPr>
@@ -7670,7 +8479,7 @@
       <w:rPr>
         <w:b/>
         <w:bCs/>
-        <w:color w:val="000000" w:themeColor="text1"/>
+        <w:color w:val="000000"/>
       </w:rPr>
       <w:tblPr/>
       <w:tcPr>
@@ -7689,7 +8498,7 @@
       <w:rPr>
         <w:b w:val="0"/>
         <w:bCs w:val="0"/>
-        <w:color w:val="000000" w:themeColor="text1"/>
+        <w:color w:val="000000"/>
       </w:rPr>
       <w:tblPr/>
       <w:tcPr>
@@ -7737,7 +8546,7 @@
     </w:pPr>
     <w:rPr>
       <w:rFonts w:asciiTheme="majorHAnsi" w:eastAsiaTheme="majorEastAsia" w:hAnsiTheme="majorHAnsi" w:cstheme="majorBidi"/>
-      <w:color w:val="000000" w:themeColor="text1"/>
+      <w:color w:val="000000"/>
     </w:rPr>
     <w:tblPr>
       <w:tblStyleRowBandSize w:val="1"/>
@@ -7765,7 +8574,7 @@
       <w:rPr>
         <w:b/>
         <w:bCs/>
-        <w:color w:val="000000" w:themeColor="text1"/>
+        <w:color w:val="000000"/>
       </w:rPr>
       <w:tblPr/>
       <w:tcPr>
@@ -7776,7 +8585,7 @@
       <w:rPr>
         <w:b/>
         <w:bCs/>
-        <w:color w:val="000000" w:themeColor="text1"/>
+        <w:color w:val="000000"/>
       </w:rPr>
       <w:tblPr/>
       <w:tcPr>
@@ -7795,7 +8604,7 @@
       <w:rPr>
         <w:b/>
         <w:bCs/>
-        <w:color w:val="000000" w:themeColor="text1"/>
+        <w:color w:val="000000"/>
       </w:rPr>
       <w:tblPr/>
       <w:tcPr>
@@ -7814,7 +8623,7 @@
       <w:rPr>
         <w:b w:val="0"/>
         <w:bCs w:val="0"/>
-        <w:color w:val="000000" w:themeColor="text1"/>
+        <w:color w:val="000000"/>
       </w:rPr>
       <w:tblPr/>
       <w:tcPr>
@@ -7862,7 +8671,7 @@
     </w:pPr>
     <w:rPr>
       <w:rFonts w:asciiTheme="majorHAnsi" w:eastAsiaTheme="majorEastAsia" w:hAnsiTheme="majorHAnsi" w:cstheme="majorBidi"/>
-      <w:color w:val="000000" w:themeColor="text1"/>
+      <w:color w:val="000000"/>
     </w:rPr>
     <w:tblPr>
       <w:tblStyleRowBandSize w:val="1"/>
@@ -7890,7 +8699,7 @@
       <w:rPr>
         <w:b/>
         <w:bCs/>
-        <w:color w:val="000000" w:themeColor="text1"/>
+        <w:color w:val="000000"/>
       </w:rPr>
       <w:tblPr/>
       <w:tcPr>
@@ -7901,7 +8710,7 @@
       <w:rPr>
         <w:b/>
         <w:bCs/>
-        <w:color w:val="000000" w:themeColor="text1"/>
+        <w:color w:val="000000"/>
       </w:rPr>
       <w:tblPr/>
       <w:tcPr>
@@ -7920,7 +8729,7 @@
       <w:rPr>
         <w:b/>
         <w:bCs/>
-        <w:color w:val="000000" w:themeColor="text1"/>
+        <w:color w:val="000000"/>
       </w:rPr>
       <w:tblPr/>
       <w:tcPr>
@@ -7939,7 +8748,7 @@
       <w:rPr>
         <w:b w:val="0"/>
         <w:bCs w:val="0"/>
-        <w:color w:val="000000" w:themeColor="text1"/>
+        <w:color w:val="000000"/>
       </w:rPr>
       <w:tblPr/>
       <w:tcPr>
@@ -7987,7 +8796,7 @@
     </w:pPr>
     <w:rPr>
       <w:rFonts w:asciiTheme="majorHAnsi" w:eastAsiaTheme="majorEastAsia" w:hAnsiTheme="majorHAnsi" w:cstheme="majorBidi"/>
-      <w:color w:val="000000" w:themeColor="text1"/>
+      <w:color w:val="000000"/>
     </w:rPr>
     <w:tblPr>
       <w:tblStyleRowBandSize w:val="1"/>
@@ -8015,7 +8824,7 @@
       <w:rPr>
         <w:b/>
         <w:bCs/>
-        <w:color w:val="000000" w:themeColor="text1"/>
+        <w:color w:val="000000"/>
       </w:rPr>
       <w:tblPr/>
       <w:tcPr>
@@ -8026,7 +8835,7 @@
       <w:rPr>
         <w:b/>
         <w:bCs/>
-        <w:color w:val="000000" w:themeColor="text1"/>
+        <w:color w:val="000000"/>
       </w:rPr>
       <w:tblPr/>
       <w:tcPr>
@@ -8045,7 +8854,7 @@
       <w:rPr>
         <w:b/>
         <w:bCs/>
-        <w:color w:val="000000" w:themeColor="text1"/>
+        <w:color w:val="000000"/>
       </w:rPr>
       <w:tblPr/>
       <w:tcPr>
@@ -8064,7 +8873,7 @@
       <w:rPr>
         <w:b w:val="0"/>
         <w:bCs w:val="0"/>
-        <w:color w:val="000000" w:themeColor="text1"/>
+        <w:color w:val="000000"/>
       </w:rPr>
       <w:tblPr/>
       <w:tcPr>
@@ -8112,7 +8921,7 @@
     </w:pPr>
     <w:rPr>
       <w:rFonts w:asciiTheme="majorHAnsi" w:eastAsiaTheme="majorEastAsia" w:hAnsiTheme="majorHAnsi" w:cstheme="majorBidi"/>
-      <w:color w:val="000000" w:themeColor="text1"/>
+      <w:color w:val="000000"/>
     </w:rPr>
     <w:tblPr>
       <w:tblStyleRowBandSize w:val="1"/>
@@ -8140,7 +8949,7 @@
       <w:rPr>
         <w:b/>
         <w:bCs/>
-        <w:color w:val="000000" w:themeColor="text1"/>
+        <w:color w:val="000000"/>
       </w:rPr>
       <w:tblPr/>
       <w:tcPr>
@@ -8151,7 +8960,7 @@
       <w:rPr>
         <w:b/>
         <w:bCs/>
-        <w:color w:val="000000" w:themeColor="text1"/>
+        <w:color w:val="000000"/>
       </w:rPr>
       <w:tblPr/>
       <w:tcPr>
@@ -8170,7 +8979,7 @@
       <w:rPr>
         <w:b/>
         <w:bCs/>
-        <w:color w:val="000000" w:themeColor="text1"/>
+        <w:color w:val="000000"/>
       </w:rPr>
       <w:tblPr/>
       <w:tcPr>
@@ -8189,7 +8998,7 @@
       <w:rPr>
         <w:b w:val="0"/>
         <w:bCs w:val="0"/>
-        <w:color w:val="000000" w:themeColor="text1"/>
+        <w:color w:val="000000"/>
       </w:rPr>
       <w:tblPr/>
       <w:tcPr>
@@ -8237,7 +9046,7 @@
     </w:pPr>
     <w:rPr>
       <w:rFonts w:asciiTheme="majorHAnsi" w:eastAsiaTheme="majorEastAsia" w:hAnsiTheme="majorHAnsi" w:cstheme="majorBidi"/>
-      <w:color w:val="000000" w:themeColor="text1"/>
+      <w:color w:val="000000"/>
     </w:rPr>
     <w:tblPr>
       <w:tblStyleRowBandSize w:val="1"/>
@@ -8265,7 +9074,7 @@
       <w:rPr>
         <w:b/>
         <w:bCs/>
-        <w:color w:val="000000" w:themeColor="text1"/>
+        <w:color w:val="000000"/>
       </w:rPr>
       <w:tblPr/>
       <w:tcPr>
@@ -8276,7 +9085,7 @@
       <w:rPr>
         <w:b/>
         <w:bCs/>
-        <w:color w:val="000000" w:themeColor="text1"/>
+        <w:color w:val="000000"/>
       </w:rPr>
       <w:tblPr/>
       <w:tcPr>
@@ -8295,7 +9104,7 @@
       <w:rPr>
         <w:b/>
         <w:bCs/>
-        <w:color w:val="000000" w:themeColor="text1"/>
+        <w:color w:val="000000"/>
       </w:rPr>
       <w:tblPr/>
       <w:tcPr>
@@ -8314,7 +9123,7 @@
       <w:rPr>
         <w:b w:val="0"/>
         <w:bCs w:val="0"/>
-        <w:color w:val="000000" w:themeColor="text1"/>
+        <w:color w:val="000000"/>
       </w:rPr>
       <w:tblPr/>
       <w:tcPr>
@@ -8362,7 +9171,7 @@
     </w:pPr>
     <w:rPr>
       <w:rFonts w:asciiTheme="majorHAnsi" w:eastAsiaTheme="majorEastAsia" w:hAnsiTheme="majorHAnsi" w:cstheme="majorBidi"/>
-      <w:color w:val="000000" w:themeColor="text1"/>
+      <w:color w:val="000000"/>
     </w:rPr>
     <w:tblPr>
       <w:tblStyleRowBandSize w:val="1"/>
@@ -8390,7 +9199,7 @@
       <w:rPr>
         <w:b/>
         <w:bCs/>
-        <w:color w:val="000000" w:themeColor="text1"/>
+        <w:color w:val="000000"/>
       </w:rPr>
       <w:tblPr/>
       <w:tcPr>
@@ -8401,7 +9210,7 @@
       <w:rPr>
         <w:b/>
         <w:bCs/>
-        <w:color w:val="000000" w:themeColor="text1"/>
+        <w:color w:val="000000"/>
       </w:rPr>
       <w:tblPr/>
       <w:tcPr>
@@ -8420,7 +9229,7 @@
       <w:rPr>
         <w:b/>
         <w:bCs/>
-        <w:color w:val="000000" w:themeColor="text1"/>
+        <w:color w:val="000000"/>
       </w:rPr>
       <w:tblPr/>
       <w:tcPr>
@@ -8439,7 +9248,7 @@
       <w:rPr>
         <w:b w:val="0"/>
         <w:bCs w:val="0"/>
-        <w:color w:val="000000" w:themeColor="text1"/>
+        <w:color w:val="000000"/>
       </w:rPr>
       <w:tblPr/>
       <w:tcPr>
@@ -8513,7 +9322,7 @@
         <w:bCs/>
         <w:i w:val="0"/>
         <w:iCs w:val="0"/>
-        <w:color w:val="FFFFFF" w:themeColor="background1"/>
+        <w:color w:val="000000"/>
       </w:rPr>
       <w:tblPr/>
       <w:tcPr>
@@ -8534,7 +9343,7 @@
         <w:bCs/>
         <w:i w:val="0"/>
         <w:iCs w:val="0"/>
-        <w:color w:val="FFFFFF" w:themeColor="background1"/>
+        <w:color w:val="000000"/>
       </w:rPr>
       <w:tblPr/>
       <w:tcPr>
@@ -8555,7 +9364,7 @@
         <w:bCs/>
         <w:i w:val="0"/>
         <w:iCs w:val="0"/>
-        <w:color w:val="FFFFFF" w:themeColor="background1"/>
+        <w:color w:val="000000"/>
       </w:rPr>
       <w:tblPr/>
       <w:tcPr>
@@ -8574,7 +9383,7 @@
         <w:bCs/>
         <w:i w:val="0"/>
         <w:iCs w:val="0"/>
-        <w:color w:val="FFFFFF" w:themeColor="background1"/>
+        <w:color w:val="000000"/>
       </w:rPr>
       <w:tblPr/>
       <w:tcPr>
@@ -8654,7 +9463,7 @@
         <w:bCs/>
         <w:i w:val="0"/>
         <w:iCs w:val="0"/>
-        <w:color w:val="FFFFFF" w:themeColor="background1"/>
+        <w:color w:val="000000"/>
       </w:rPr>
       <w:tblPr/>
       <w:tcPr>
@@ -8675,7 +9484,7 @@
         <w:bCs/>
         <w:i w:val="0"/>
         <w:iCs w:val="0"/>
-        <w:color w:val="FFFFFF" w:themeColor="background1"/>
+        <w:color w:val="000000"/>
       </w:rPr>
       <w:tblPr/>
       <w:tcPr>
@@ -8696,7 +9505,7 @@
         <w:bCs/>
         <w:i w:val="0"/>
         <w:iCs w:val="0"/>
-        <w:color w:val="FFFFFF" w:themeColor="background1"/>
+        <w:color w:val="000000"/>
       </w:rPr>
       <w:tblPr/>
       <w:tcPr>
@@ -8715,7 +9524,7 @@
         <w:bCs/>
         <w:i w:val="0"/>
         <w:iCs w:val="0"/>
-        <w:color w:val="FFFFFF" w:themeColor="background1"/>
+        <w:color w:val="000000"/>
       </w:rPr>
       <w:tblPr/>
       <w:tcPr>
@@ -8795,7 +9604,7 @@
         <w:bCs/>
         <w:i w:val="0"/>
         <w:iCs w:val="0"/>
-        <w:color w:val="FFFFFF" w:themeColor="background1"/>
+        <w:color w:val="000000"/>
       </w:rPr>
       <w:tblPr/>
       <w:tcPr>
@@ -8816,7 +9625,7 @@
         <w:bCs/>
         <w:i w:val="0"/>
         <w:iCs w:val="0"/>
-        <w:color w:val="FFFFFF" w:themeColor="background1"/>
+        <w:color w:val="000000"/>
       </w:rPr>
       <w:tblPr/>
       <w:tcPr>
@@ -8837,7 +9646,7 @@
         <w:bCs/>
         <w:i w:val="0"/>
         <w:iCs w:val="0"/>
-        <w:color w:val="FFFFFF" w:themeColor="background1"/>
+        <w:color w:val="000000"/>
       </w:rPr>
       <w:tblPr/>
       <w:tcPr>
@@ -8856,7 +9665,7 @@
         <w:bCs/>
         <w:i w:val="0"/>
         <w:iCs w:val="0"/>
-        <w:color w:val="FFFFFF" w:themeColor="background1"/>
+        <w:color w:val="000000"/>
       </w:rPr>
       <w:tblPr/>
       <w:tcPr>
@@ -8936,7 +9745,7 @@
         <w:bCs/>
         <w:i w:val="0"/>
         <w:iCs w:val="0"/>
-        <w:color w:val="FFFFFF" w:themeColor="background1"/>
+        <w:color w:val="000000"/>
       </w:rPr>
       <w:tblPr/>
       <w:tcPr>
@@ -8957,7 +9766,7 @@
         <w:bCs/>
         <w:i w:val="0"/>
         <w:iCs w:val="0"/>
-        <w:color w:val="FFFFFF" w:themeColor="background1"/>
+        <w:color w:val="000000"/>
       </w:rPr>
       <w:tblPr/>
       <w:tcPr>
@@ -8978,7 +9787,7 @@
         <w:bCs/>
         <w:i w:val="0"/>
         <w:iCs w:val="0"/>
-        <w:color w:val="FFFFFF" w:themeColor="background1"/>
+        <w:color w:val="000000"/>
       </w:rPr>
       <w:tblPr/>
       <w:tcPr>
@@ -8997,7 +9806,7 @@
         <w:bCs/>
         <w:i w:val="0"/>
         <w:iCs w:val="0"/>
-        <w:color w:val="FFFFFF" w:themeColor="background1"/>
+        <w:color w:val="000000"/>
       </w:rPr>
       <w:tblPr/>
       <w:tcPr>
@@ -9077,7 +9886,7 @@
         <w:bCs/>
         <w:i w:val="0"/>
         <w:iCs w:val="0"/>
-        <w:color w:val="FFFFFF" w:themeColor="background1"/>
+        <w:color w:val="000000"/>
       </w:rPr>
       <w:tblPr/>
       <w:tcPr>
@@ -9098,7 +9907,7 @@
         <w:bCs/>
         <w:i w:val="0"/>
         <w:iCs w:val="0"/>
-        <w:color w:val="FFFFFF" w:themeColor="background1"/>
+        <w:color w:val="000000"/>
       </w:rPr>
       <w:tblPr/>
       <w:tcPr>
@@ -9119,7 +9928,7 @@
         <w:bCs/>
         <w:i w:val="0"/>
         <w:iCs w:val="0"/>
-        <w:color w:val="FFFFFF" w:themeColor="background1"/>
+        <w:color w:val="000000"/>
       </w:rPr>
       <w:tblPr/>
       <w:tcPr>
@@ -9138,7 +9947,7 @@
         <w:bCs/>
         <w:i w:val="0"/>
         <w:iCs w:val="0"/>
-        <w:color w:val="FFFFFF" w:themeColor="background1"/>
+        <w:color w:val="000000"/>
       </w:rPr>
       <w:tblPr/>
       <w:tcPr>
@@ -9218,7 +10027,7 @@
         <w:bCs/>
         <w:i w:val="0"/>
         <w:iCs w:val="0"/>
-        <w:color w:val="FFFFFF" w:themeColor="background1"/>
+        <w:color w:val="000000"/>
       </w:rPr>
       <w:tblPr/>
       <w:tcPr>
@@ -9239,7 +10048,7 @@
         <w:bCs/>
         <w:i w:val="0"/>
         <w:iCs w:val="0"/>
-        <w:color w:val="FFFFFF" w:themeColor="background1"/>
+        <w:color w:val="000000"/>
       </w:rPr>
       <w:tblPr/>
       <w:tcPr>
@@ -9260,7 +10069,7 @@
         <w:bCs/>
         <w:i w:val="0"/>
         <w:iCs w:val="0"/>
-        <w:color w:val="FFFFFF" w:themeColor="background1"/>
+        <w:color w:val="000000"/>
       </w:rPr>
       <w:tblPr/>
       <w:tcPr>
@@ -9279,7 +10088,7 @@
         <w:bCs/>
         <w:i w:val="0"/>
         <w:iCs w:val="0"/>
-        <w:color w:val="FFFFFF" w:themeColor="background1"/>
+        <w:color w:val="000000"/>
       </w:rPr>
       <w:tblPr/>
       <w:tcPr>
@@ -9359,7 +10168,7 @@
         <w:bCs/>
         <w:i w:val="0"/>
         <w:iCs w:val="0"/>
-        <w:color w:val="FFFFFF" w:themeColor="background1"/>
+        <w:color w:val="000000"/>
       </w:rPr>
       <w:tblPr/>
       <w:tcPr>
@@ -9380,7 +10189,7 @@
         <w:bCs/>
         <w:i w:val="0"/>
         <w:iCs w:val="0"/>
-        <w:color w:val="FFFFFF" w:themeColor="background1"/>
+        <w:color w:val="000000"/>
       </w:rPr>
       <w:tblPr/>
       <w:tcPr>
@@ -9401,7 +10210,7 @@
         <w:bCs/>
         <w:i w:val="0"/>
         <w:iCs w:val="0"/>
-        <w:color w:val="FFFFFF" w:themeColor="background1"/>
+        <w:color w:val="000000"/>
       </w:rPr>
       <w:tblPr/>
       <w:tcPr>
@@ -9420,7 +10229,7 @@
         <w:bCs/>
         <w:i w:val="0"/>
         <w:iCs w:val="0"/>
-        <w:color w:val="FFFFFF" w:themeColor="background1"/>
+        <w:color w:val="000000"/>
       </w:rPr>
       <w:tblPr/>
       <w:tcPr>
@@ -9473,7 +10282,7 @@
       <w:spacing w:after="0" w:line="240" w:lineRule="auto"/>
     </w:pPr>
     <w:rPr>
-      <w:color w:val="FFFFFF" w:themeColor="background1"/>
+      <w:color w:val="000000"/>
     </w:rPr>
     <w:tblPr>
       <w:tblStyleRowBandSize w:val="1"/>
@@ -9587,7 +10396,7 @@
       <w:spacing w:after="0" w:line="240" w:lineRule="auto"/>
     </w:pPr>
     <w:rPr>
-      <w:color w:val="FFFFFF" w:themeColor="background1"/>
+      <w:color w:val="000000"/>
     </w:rPr>
     <w:tblPr>
       <w:tblStyleRowBandSize w:val="1"/>
@@ -9701,7 +10510,7 @@
       <w:spacing w:after="0" w:line="240" w:lineRule="auto"/>
     </w:pPr>
     <w:rPr>
-      <w:color w:val="FFFFFF" w:themeColor="background1"/>
+      <w:color w:val="000000"/>
     </w:rPr>
     <w:tblPr>
       <w:tblStyleRowBandSize w:val="1"/>
@@ -9815,7 +10624,7 @@
       <w:spacing w:after="0" w:line="240" w:lineRule="auto"/>
     </w:pPr>
     <w:rPr>
-      <w:color w:val="FFFFFF" w:themeColor="background1"/>
+      <w:color w:val="000000"/>
     </w:rPr>
     <w:tblPr>
       <w:tblStyleRowBandSize w:val="1"/>
@@ -9929,7 +10738,7 @@
       <w:spacing w:after="0" w:line="240" w:lineRule="auto"/>
     </w:pPr>
     <w:rPr>
-      <w:color w:val="FFFFFF" w:themeColor="background1"/>
+      <w:color w:val="000000"/>
     </w:rPr>
     <w:tblPr>
       <w:tblStyleRowBandSize w:val="1"/>
@@ -10043,7 +10852,7 @@
       <w:spacing w:after="0" w:line="240" w:lineRule="auto"/>
     </w:pPr>
     <w:rPr>
-      <w:color w:val="FFFFFF" w:themeColor="background1"/>
+      <w:color w:val="000000"/>
     </w:rPr>
     <w:tblPr>
       <w:tblStyleRowBandSize w:val="1"/>
@@ -10157,7 +10966,7 @@
       <w:spacing w:after="0" w:line="240" w:lineRule="auto"/>
     </w:pPr>
     <w:rPr>
-      <w:color w:val="FFFFFF" w:themeColor="background1"/>
+      <w:color w:val="000000"/>
     </w:rPr>
     <w:tblPr>
       <w:tblStyleRowBandSize w:val="1"/>
@@ -10271,7 +11080,7 @@
       <w:spacing w:after="0" w:line="240" w:lineRule="auto"/>
     </w:pPr>
     <w:rPr>
-      <w:color w:val="000000" w:themeColor="text1"/>
+      <w:color w:val="000000"/>
     </w:rPr>
     <w:tblPr>
       <w:tblStyleRowBandSize w:val="1"/>
@@ -10317,7 +11126,7 @@
       <w:rPr>
         <w:b/>
         <w:bCs/>
-        <w:color w:val="FFFFFF" w:themeColor="background1"/>
+        <w:color w:val="000000"/>
       </w:rPr>
       <w:tblPr/>
       <w:tcPr>
@@ -10329,7 +11138,7 @@
     </w:tblStylePr>
     <w:tblStylePr w:type="firstCol">
       <w:rPr>
-        <w:color w:val="FFFFFF" w:themeColor="background1"/>
+        <w:color w:val="000000"/>
       </w:rPr>
       <w:tblPr/>
       <w:tcPr>
@@ -10346,7 +11155,7 @@
     </w:tblStylePr>
     <w:tblStylePr w:type="lastCol">
       <w:rPr>
-        <w:color w:val="FFFFFF" w:themeColor="background1"/>
+        <w:color w:val="000000"/>
       </w:rPr>
       <w:tblPr/>
       <w:tcPr>
@@ -10375,12 +11184,12 @@
     </w:tblStylePr>
     <w:tblStylePr w:type="neCell">
       <w:rPr>
-        <w:color w:val="000000" w:themeColor="text1"/>
+        <w:color w:val="000000"/>
       </w:rPr>
     </w:tblStylePr>
     <w:tblStylePr w:type="nwCell">
       <w:rPr>
-        <w:color w:val="000000" w:themeColor="text1"/>
+        <w:color w:val="000000"/>
       </w:rPr>
     </w:tblStylePr>
   </w:style>
@@ -10393,7 +11202,7 @@
       <w:spacing w:after="0" w:line="240" w:lineRule="auto"/>
     </w:pPr>
     <w:rPr>
-      <w:color w:val="000000" w:themeColor="text1"/>
+      <w:color w:val="000000"/>
     </w:rPr>
     <w:tblPr>
       <w:tblStyleRowBandSize w:val="1"/>
@@ -10439,7 +11248,7 @@
       <w:rPr>
         <w:b/>
         <w:bCs/>
-        <w:color w:val="FFFFFF" w:themeColor="background1"/>
+        <w:color w:val="000000"/>
       </w:rPr>
       <w:tblPr/>
       <w:tcPr>
@@ -10451,7 +11260,7 @@
     </w:tblStylePr>
     <w:tblStylePr w:type="firstCol">
       <w:rPr>
-        <w:color w:val="FFFFFF" w:themeColor="background1"/>
+        <w:color w:val="000000"/>
       </w:rPr>
       <w:tblPr/>
       <w:tcPr>
@@ -10468,7 +11277,7 @@
     </w:tblStylePr>
     <w:tblStylePr w:type="lastCol">
       <w:rPr>
-        <w:color w:val="FFFFFF" w:themeColor="background1"/>
+        <w:color w:val="000000"/>
       </w:rPr>
       <w:tblPr/>
       <w:tcPr>
@@ -10497,12 +11306,12 @@
     </w:tblStylePr>
     <w:tblStylePr w:type="neCell">
       <w:rPr>
-        <w:color w:val="000000" w:themeColor="text1"/>
+        <w:color w:val="000000"/>
       </w:rPr>
     </w:tblStylePr>
     <w:tblStylePr w:type="nwCell">
       <w:rPr>
-        <w:color w:val="000000" w:themeColor="text1"/>
+        <w:color w:val="000000"/>
       </w:rPr>
     </w:tblStylePr>
   </w:style>
@@ -10515,7 +11324,7 @@
       <w:spacing w:after="0" w:line="240" w:lineRule="auto"/>
     </w:pPr>
     <w:rPr>
-      <w:color w:val="000000" w:themeColor="text1"/>
+      <w:color w:val="000000"/>
     </w:rPr>
     <w:tblPr>
       <w:tblStyleRowBandSize w:val="1"/>
@@ -10561,7 +11370,7 @@
       <w:rPr>
         <w:b/>
         <w:bCs/>
-        <w:color w:val="FFFFFF" w:themeColor="background1"/>
+        <w:color w:val="000000"/>
       </w:rPr>
       <w:tblPr/>
       <w:tcPr>
@@ -10573,7 +11382,7 @@
     </w:tblStylePr>
     <w:tblStylePr w:type="firstCol">
       <w:rPr>
-        <w:color w:val="FFFFFF" w:themeColor="background1"/>
+        <w:color w:val="000000"/>
       </w:rPr>
       <w:tblPr/>
       <w:tcPr>
@@ -10590,7 +11399,7 @@
     </w:tblStylePr>
     <w:tblStylePr w:type="lastCol">
       <w:rPr>
-        <w:color w:val="FFFFFF" w:themeColor="background1"/>
+        <w:color w:val="000000"/>
       </w:rPr>
       <w:tblPr/>
       <w:tcPr>
@@ -10619,12 +11428,12 @@
     </w:tblStylePr>
     <w:tblStylePr w:type="neCell">
       <w:rPr>
-        <w:color w:val="000000" w:themeColor="text1"/>
+        <w:color w:val="000000"/>
       </w:rPr>
     </w:tblStylePr>
     <w:tblStylePr w:type="nwCell">
       <w:rPr>
-        <w:color w:val="000000" w:themeColor="text1"/>
+        <w:color w:val="000000"/>
       </w:rPr>
     </w:tblStylePr>
   </w:style>
@@ -10637,7 +11446,7 @@
       <w:spacing w:after="0" w:line="240" w:lineRule="auto"/>
     </w:pPr>
     <w:rPr>
-      <w:color w:val="000000" w:themeColor="text1"/>
+      <w:color w:val="000000"/>
     </w:rPr>
     <w:tblPr>
       <w:tblStyleRowBandSize w:val="1"/>
@@ -10683,7 +11492,7 @@
       <w:rPr>
         <w:b/>
         <w:bCs/>
-        <w:color w:val="FFFFFF" w:themeColor="background1"/>
+        <w:color w:val="000000"/>
       </w:rPr>
       <w:tblPr/>
       <w:tcPr>
@@ -10695,7 +11504,7 @@
     </w:tblStylePr>
     <w:tblStylePr w:type="firstCol">
       <w:rPr>
-        <w:color w:val="FFFFFF" w:themeColor="background1"/>
+        <w:color w:val="000000"/>
       </w:rPr>
       <w:tblPr/>
       <w:tcPr>
@@ -10712,7 +11521,7 @@
     </w:tblStylePr>
     <w:tblStylePr w:type="lastCol">
       <w:rPr>
-        <w:color w:val="FFFFFF" w:themeColor="background1"/>
+        <w:color w:val="000000"/>
       </w:rPr>
       <w:tblPr/>
       <w:tcPr>
@@ -10749,7 +11558,7 @@
       <w:spacing w:after="0" w:line="240" w:lineRule="auto"/>
     </w:pPr>
     <w:rPr>
-      <w:color w:val="000000" w:themeColor="text1"/>
+      <w:color w:val="000000"/>
     </w:rPr>
     <w:tblPr>
       <w:tblStyleRowBandSize w:val="1"/>
@@ -10795,7 +11604,7 @@
       <w:rPr>
         <w:b/>
         <w:bCs/>
-        <w:color w:val="FFFFFF" w:themeColor="background1"/>
+        <w:color w:val="000000"/>
       </w:rPr>
       <w:tblPr/>
       <w:tcPr>
@@ -10807,7 +11616,7 @@
     </w:tblStylePr>
     <w:tblStylePr w:type="firstCol">
       <w:rPr>
-        <w:color w:val="FFFFFF" w:themeColor="background1"/>
+        <w:color w:val="000000"/>
       </w:rPr>
       <w:tblPr/>
       <w:tcPr>
@@ -10824,7 +11633,7 @@
     </w:tblStylePr>
     <w:tblStylePr w:type="lastCol">
       <w:rPr>
-        <w:color w:val="FFFFFF" w:themeColor="background1"/>
+        <w:color w:val="000000"/>
       </w:rPr>
       <w:tblPr/>
       <w:tcPr>
@@ -10853,12 +11662,12 @@
     </w:tblStylePr>
     <w:tblStylePr w:type="neCell">
       <w:rPr>
-        <w:color w:val="000000" w:themeColor="text1"/>
+        <w:color w:val="000000"/>
       </w:rPr>
     </w:tblStylePr>
     <w:tblStylePr w:type="nwCell">
       <w:rPr>
-        <w:color w:val="000000" w:themeColor="text1"/>
+        <w:color w:val="000000"/>
       </w:rPr>
     </w:tblStylePr>
   </w:style>
@@ -10871,7 +11680,7 @@
       <w:spacing w:after="0" w:line="240" w:lineRule="auto"/>
     </w:pPr>
     <w:rPr>
-      <w:color w:val="000000" w:themeColor="text1"/>
+      <w:color w:val="000000"/>
     </w:rPr>
     <w:tblPr>
       <w:tblStyleRowBandSize w:val="1"/>
@@ -10917,7 +11726,7 @@
       <w:rPr>
         <w:b/>
         <w:bCs/>
-        <w:color w:val="FFFFFF" w:themeColor="background1"/>
+        <w:color w:val="000000"/>
       </w:rPr>
       <w:tblPr/>
       <w:tcPr>
@@ -10929,7 +11738,7 @@
     </w:tblStylePr>
     <w:tblStylePr w:type="firstCol">
       <w:rPr>
-        <w:color w:val="FFFFFF" w:themeColor="background1"/>
+        <w:color w:val="000000"/>
       </w:rPr>
       <w:tblPr/>
       <w:tcPr>
@@ -10946,7 +11755,7 @@
     </w:tblStylePr>
     <w:tblStylePr w:type="lastCol">
       <w:rPr>
-        <w:color w:val="FFFFFF" w:themeColor="background1"/>
+        <w:color w:val="000000"/>
       </w:rPr>
       <w:tblPr/>
       <w:tcPr>
@@ -10975,12 +11784,12 @@
     </w:tblStylePr>
     <w:tblStylePr w:type="neCell">
       <w:rPr>
-        <w:color w:val="000000" w:themeColor="text1"/>
+        <w:color w:val="000000"/>
       </w:rPr>
     </w:tblStylePr>
     <w:tblStylePr w:type="nwCell">
       <w:rPr>
-        <w:color w:val="000000" w:themeColor="text1"/>
+        <w:color w:val="000000"/>
       </w:rPr>
     </w:tblStylePr>
   </w:style>
@@ -10993,7 +11802,7 @@
       <w:spacing w:after="0" w:line="240" w:lineRule="auto"/>
     </w:pPr>
     <w:rPr>
-      <w:color w:val="000000" w:themeColor="text1"/>
+      <w:color w:val="000000"/>
     </w:rPr>
     <w:tblPr>
       <w:tblStyleRowBandSize w:val="1"/>
@@ -11039,7 +11848,7 @@
       <w:rPr>
         <w:b/>
         <w:bCs/>
-        <w:color w:val="FFFFFF" w:themeColor="background1"/>
+        <w:color w:val="000000"/>
       </w:rPr>
       <w:tblPr/>
       <w:tcPr>
@@ -11051,7 +11860,7 @@
     </w:tblStylePr>
     <w:tblStylePr w:type="firstCol">
       <w:rPr>
-        <w:color w:val="FFFFFF" w:themeColor="background1"/>
+        <w:color w:val="000000"/>
       </w:rPr>
       <w:tblPr/>
       <w:tcPr>
@@ -11068,7 +11877,7 @@
     </w:tblStylePr>
     <w:tblStylePr w:type="lastCol">
       <w:rPr>
-        <w:color w:val="FFFFFF" w:themeColor="background1"/>
+        <w:color w:val="000000"/>
       </w:rPr>
       <w:tblPr/>
       <w:tcPr>
@@ -11097,12 +11906,12 @@
     </w:tblStylePr>
     <w:tblStylePr w:type="neCell">
       <w:rPr>
-        <w:color w:val="000000" w:themeColor="text1"/>
+        <w:color w:val="000000"/>
       </w:rPr>
     </w:tblStylePr>
     <w:tblStylePr w:type="nwCell">
       <w:rPr>
-        <w:color w:val="000000" w:themeColor="text1"/>
+        <w:color w:val="000000"/>
       </w:rPr>
     </w:tblStylePr>
   </w:style>
@@ -11115,7 +11924,7 @@
       <w:spacing w:after="0" w:line="240" w:lineRule="auto"/>
     </w:pPr>
     <w:rPr>
-      <w:color w:val="000000" w:themeColor="text1"/>
+      <w:color w:val="000000"/>
     </w:rPr>
     <w:tblPr>
       <w:tblStyleRowBandSize w:val="1"/>
@@ -11135,7 +11944,7 @@
       <w:rPr>
         <w:b/>
         <w:bCs/>
-        <w:color w:val="FFFFFF" w:themeColor="background1"/>
+        <w:color w:val="000000"/>
       </w:rPr>
       <w:tblPr/>
       <w:tcPr>
@@ -11149,7 +11958,7 @@
       <w:rPr>
         <w:b/>
         <w:bCs/>
-        <w:color w:val="9E3A38" w:themeColor="accent2" w:themeShade="CC"/>
+        <w:color w:val="000000"/>
       </w:rPr>
       <w:tblPr/>
       <w:tcPr>
@@ -11201,7 +12010,7 @@
       <w:spacing w:after="0" w:line="240" w:lineRule="auto"/>
     </w:pPr>
     <w:rPr>
-      <w:color w:val="000000" w:themeColor="text1"/>
+      <w:color w:val="000000"/>
     </w:rPr>
     <w:tblPr>
       <w:tblStyleRowBandSize w:val="1"/>
@@ -11221,7 +12030,7 @@
       <w:rPr>
         <w:b/>
         <w:bCs/>
-        <w:color w:val="FFFFFF" w:themeColor="background1"/>
+        <w:color w:val="000000"/>
       </w:rPr>
       <w:tblPr/>
       <w:tcPr>
@@ -11235,7 +12044,7 @@
       <w:rPr>
         <w:b/>
         <w:bCs/>
-        <w:color w:val="9E3A38" w:themeColor="accent2" w:themeShade="CC"/>
+        <w:color w:val="000000"/>
       </w:rPr>
       <w:tblPr/>
       <w:tcPr>
@@ -11287,7 +12096,7 @@
       <w:spacing w:after="0" w:line="240" w:lineRule="auto"/>
     </w:pPr>
     <w:rPr>
-      <w:color w:val="000000" w:themeColor="text1"/>
+      <w:color w:val="000000"/>
     </w:rPr>
     <w:tblPr>
       <w:tblStyleRowBandSize w:val="1"/>
@@ -11307,7 +12116,7 @@
       <w:rPr>
         <w:b/>
         <w:bCs/>
-        <w:color w:val="FFFFFF" w:themeColor="background1"/>
+        <w:color w:val="000000"/>
       </w:rPr>
       <w:tblPr/>
       <w:tcPr>
@@ -11321,7 +12130,7 @@
       <w:rPr>
         <w:b/>
         <w:bCs/>
-        <w:color w:val="9E3A38" w:themeColor="accent2" w:themeShade="CC"/>
+        <w:color w:val="000000"/>
       </w:rPr>
       <w:tblPr/>
       <w:tcPr>
@@ -11373,7 +12182,7 @@
       <w:spacing w:after="0" w:line="240" w:lineRule="auto"/>
     </w:pPr>
     <w:rPr>
-      <w:color w:val="000000" w:themeColor="text1"/>
+      <w:color w:val="000000"/>
     </w:rPr>
     <w:tblPr>
       <w:tblStyleRowBandSize w:val="1"/>
@@ -11393,7 +12202,7 @@
       <w:rPr>
         <w:b/>
         <w:bCs/>
-        <w:color w:val="FFFFFF" w:themeColor="background1"/>
+        <w:color w:val="000000"/>
       </w:rPr>
       <w:tblPr/>
       <w:tcPr>
@@ -11407,7 +12216,7 @@
       <w:rPr>
         <w:b/>
         <w:bCs/>
-        <w:color w:val="664E82" w:themeColor="accent4" w:themeShade="CC"/>
+        <w:color w:val="000000"/>
       </w:rPr>
       <w:tblPr/>
       <w:tcPr>
@@ -11459,7 +12268,7 @@
       <w:spacing w:after="0" w:line="240" w:lineRule="auto"/>
     </w:pPr>
     <w:rPr>
-      <w:color w:val="000000" w:themeColor="text1"/>
+      <w:color w:val="000000"/>
     </w:rPr>
     <w:tblPr>
       <w:tblStyleRowBandSize w:val="1"/>
@@ -11479,7 +12288,7 @@
       <w:rPr>
         <w:b/>
         <w:bCs/>
-        <w:color w:val="FFFFFF" w:themeColor="background1"/>
+        <w:color w:val="000000"/>
       </w:rPr>
       <w:tblPr/>
       <w:tcPr>
@@ -11493,7 +12302,7 @@
       <w:rPr>
         <w:b/>
         <w:bCs/>
-        <w:color w:val="7E9C40" w:themeColor="accent3" w:themeShade="CC"/>
+        <w:color w:val="000000"/>
       </w:rPr>
       <w:tblPr/>
       <w:tcPr>
@@ -11545,7 +12354,7 @@
       <w:spacing w:after="0" w:line="240" w:lineRule="auto"/>
     </w:pPr>
     <w:rPr>
-      <w:color w:val="000000" w:themeColor="text1"/>
+      <w:color w:val="000000"/>
     </w:rPr>
     <w:tblPr>
       <w:tblStyleRowBandSize w:val="1"/>
@@ -11565,7 +12374,7 @@
       <w:rPr>
         <w:b/>
         <w:bCs/>
-        <w:color w:val="FFFFFF" w:themeColor="background1"/>
+        <w:color w:val="000000"/>
       </w:rPr>
       <w:tblPr/>
       <w:tcPr>
@@ -11579,7 +12388,7 @@
       <w:rPr>
         <w:b/>
         <w:bCs/>
-        <w:color w:val="F2730A" w:themeColor="accent6" w:themeShade="CC"/>
+        <w:color w:val="000000"/>
       </w:rPr>
       <w:tblPr/>
       <w:tcPr>
@@ -11631,7 +12440,7 @@
       <w:spacing w:after="0" w:line="240" w:lineRule="auto"/>
     </w:pPr>
     <w:rPr>
-      <w:color w:val="000000" w:themeColor="text1"/>
+      <w:color w:val="000000"/>
     </w:rPr>
     <w:tblPr>
       <w:tblStyleRowBandSize w:val="1"/>
@@ -11651,7 +12460,7 @@
       <w:rPr>
         <w:b/>
         <w:bCs/>
-        <w:color w:val="FFFFFF" w:themeColor="background1"/>
+        <w:color w:val="000000"/>
       </w:rPr>
       <w:tblPr/>
       <w:tcPr>
@@ -11665,7 +12474,7 @@
       <w:rPr>
         <w:b/>
         <w:bCs/>
-        <w:color w:val="348DA5" w:themeColor="accent5" w:themeShade="CC"/>
+        <w:color w:val="000000"/>
       </w:rPr>
       <w:tblPr/>
       <w:tcPr>
@@ -11717,7 +12526,7 @@
       <w:spacing w:after="0" w:line="240" w:lineRule="auto"/>
     </w:pPr>
     <w:rPr>
-      <w:color w:val="000000" w:themeColor="text1"/>
+      <w:color w:val="000000"/>
     </w:rPr>
     <w:tblPr>
       <w:tblStyleRowBandSize w:val="1"/>
@@ -11750,7 +12559,7 @@
       <w:rPr>
         <w:b/>
         <w:bCs/>
-        <w:color w:val="000000" w:themeColor="text1"/>
+        <w:color w:val="000000"/>
       </w:rPr>
       <w:tblPr/>
       <w:tcPr>
@@ -11759,7 +12568,7 @@
     </w:tblStylePr>
     <w:tblStylePr w:type="firstCol">
       <w:rPr>
-        <w:color w:val="FFFFFF" w:themeColor="background1"/>
+        <w:color w:val="000000"/>
       </w:rPr>
       <w:tblPr/>
       <w:tcPr>
@@ -11768,7 +12577,7 @@
     </w:tblStylePr>
     <w:tblStylePr w:type="lastCol">
       <w:rPr>
-        <w:color w:val="FFFFFF" w:themeColor="background1"/>
+        <w:color w:val="000000"/>
       </w:rPr>
       <w:tblPr/>
       <w:tcPr>
@@ -11797,7 +12606,7 @@
       <w:spacing w:after="0" w:line="240" w:lineRule="auto"/>
     </w:pPr>
     <w:rPr>
-      <w:color w:val="000000" w:themeColor="text1"/>
+      <w:color w:val="000000"/>
     </w:rPr>
     <w:tblPr>
       <w:tblStyleRowBandSize w:val="1"/>
@@ -11830,7 +12639,7 @@
       <w:rPr>
         <w:b/>
         <w:bCs/>
-        <w:color w:val="000000" w:themeColor="text1"/>
+        <w:color w:val="000000"/>
       </w:rPr>
       <w:tblPr/>
       <w:tcPr>
@@ -11839,7 +12648,7 @@
     </w:tblStylePr>
     <w:tblStylePr w:type="firstCol">
       <w:rPr>
-        <w:color w:val="FFFFFF" w:themeColor="background1"/>
+        <w:color w:val="000000"/>
       </w:rPr>
       <w:tblPr/>
       <w:tcPr>
@@ -11848,7 +12657,7 @@
     </w:tblStylePr>
     <w:tblStylePr w:type="lastCol">
       <w:rPr>
-        <w:color w:val="FFFFFF" w:themeColor="background1"/>
+        <w:color w:val="000000"/>
       </w:rPr>
       <w:tblPr/>
       <w:tcPr>
@@ -11877,7 +12686,7 @@
       <w:spacing w:after="0" w:line="240" w:lineRule="auto"/>
     </w:pPr>
     <w:rPr>
-      <w:color w:val="000000" w:themeColor="text1"/>
+      <w:color w:val="000000"/>
     </w:rPr>
     <w:tblPr>
       <w:tblStyleRowBandSize w:val="1"/>
@@ -11910,7 +12719,7 @@
       <w:rPr>
         <w:b/>
         <w:bCs/>
-        <w:color w:val="000000" w:themeColor="text1"/>
+        <w:color w:val="000000"/>
       </w:rPr>
       <w:tblPr/>
       <w:tcPr>
@@ -11919,7 +12728,7 @@
     </w:tblStylePr>
     <w:tblStylePr w:type="firstCol">
       <w:rPr>
-        <w:color w:val="FFFFFF" w:themeColor="background1"/>
+        <w:color w:val="000000"/>
       </w:rPr>
       <w:tblPr/>
       <w:tcPr>
@@ -11928,7 +12737,7 @@
     </w:tblStylePr>
     <w:tblStylePr w:type="lastCol">
       <w:rPr>
-        <w:color w:val="FFFFFF" w:themeColor="background1"/>
+        <w:color w:val="000000"/>
       </w:rPr>
       <w:tblPr/>
       <w:tcPr>
@@ -11957,7 +12766,7 @@
       <w:spacing w:after="0" w:line="240" w:lineRule="auto"/>
     </w:pPr>
     <w:rPr>
-      <w:color w:val="000000" w:themeColor="text1"/>
+      <w:color w:val="000000"/>
     </w:rPr>
     <w:tblPr>
       <w:tblStyleRowBandSize w:val="1"/>
@@ -11990,7 +12799,7 @@
       <w:rPr>
         <w:b/>
         <w:bCs/>
-        <w:color w:val="000000" w:themeColor="text1"/>
+        <w:color w:val="000000"/>
       </w:rPr>
       <w:tblPr/>
       <w:tcPr>
@@ -11999,7 +12808,7 @@
     </w:tblStylePr>
     <w:tblStylePr w:type="firstCol">
       <w:rPr>
-        <w:color w:val="FFFFFF" w:themeColor="background1"/>
+        <w:color w:val="000000"/>
       </w:rPr>
       <w:tblPr/>
       <w:tcPr>
@@ -12008,7 +12817,7 @@
     </w:tblStylePr>
     <w:tblStylePr w:type="lastCol">
       <w:rPr>
-        <w:color w:val="FFFFFF" w:themeColor="background1"/>
+        <w:color w:val="000000"/>
       </w:rPr>
       <w:tblPr/>
       <w:tcPr>
@@ -12037,7 +12846,7 @@
       <w:spacing w:after="0" w:line="240" w:lineRule="auto"/>
     </w:pPr>
     <w:rPr>
-      <w:color w:val="000000" w:themeColor="text1"/>
+      <w:color w:val="000000"/>
     </w:rPr>
     <w:tblPr>
       <w:tblStyleRowBandSize w:val="1"/>
@@ -12070,7 +12879,7 @@
       <w:rPr>
         <w:b/>
         <w:bCs/>
-        <w:color w:val="000000" w:themeColor="text1"/>
+        <w:color w:val="000000"/>
       </w:rPr>
       <w:tblPr/>
       <w:tcPr>
@@ -12079,7 +12888,7 @@
     </w:tblStylePr>
     <w:tblStylePr w:type="firstCol">
       <w:rPr>
-        <w:color w:val="FFFFFF" w:themeColor="background1"/>
+        <w:color w:val="000000"/>
       </w:rPr>
       <w:tblPr/>
       <w:tcPr>
@@ -12088,7 +12897,7 @@
     </w:tblStylePr>
     <w:tblStylePr w:type="lastCol">
       <w:rPr>
-        <w:color w:val="FFFFFF" w:themeColor="background1"/>
+        <w:color w:val="000000"/>
       </w:rPr>
       <w:tblPr/>
       <w:tcPr>
@@ -12117,7 +12926,7 @@
       <w:spacing w:after="0" w:line="240" w:lineRule="auto"/>
     </w:pPr>
     <w:rPr>
-      <w:color w:val="000000" w:themeColor="text1"/>
+      <w:color w:val="000000"/>
     </w:rPr>
     <w:tblPr>
       <w:tblStyleRowBandSize w:val="1"/>
@@ -12150,7 +12959,7 @@
       <w:rPr>
         <w:b/>
         <w:bCs/>
-        <w:color w:val="000000" w:themeColor="text1"/>
+        <w:color w:val="000000"/>
       </w:rPr>
       <w:tblPr/>
       <w:tcPr>
@@ -12159,7 +12968,7 @@
     </w:tblStylePr>
     <w:tblStylePr w:type="firstCol">
       <w:rPr>
-        <w:color w:val="FFFFFF" w:themeColor="background1"/>
+        <w:color w:val="000000"/>
       </w:rPr>
       <w:tblPr/>
       <w:tcPr>
@@ -12168,7 +12977,7 @@
     </w:tblStylePr>
     <w:tblStylePr w:type="lastCol">
       <w:rPr>
-        <w:color w:val="FFFFFF" w:themeColor="background1"/>
+        <w:color w:val="000000"/>
       </w:rPr>
       <w:tblPr/>
       <w:tcPr>
@@ -12197,7 +13006,7 @@
       <w:spacing w:after="0" w:line="240" w:lineRule="auto"/>
     </w:pPr>
     <w:rPr>
-      <w:color w:val="000000" w:themeColor="text1"/>
+      <w:color w:val="000000"/>
     </w:rPr>
     <w:tblPr>
       <w:tblStyleRowBandSize w:val="1"/>
@@ -12230,7 +13039,7 @@
       <w:rPr>
         <w:b/>
         <w:bCs/>
-        <w:color w:val="000000" w:themeColor="text1"/>
+        <w:color w:val="000000"/>
       </w:rPr>
       <w:tblPr/>
       <w:tcPr>
@@ -12239,7 +13048,7 @@
     </w:tblStylePr>
     <w:tblStylePr w:type="firstCol">
       <w:rPr>
-        <w:color w:val="FFFFFF" w:themeColor="background1"/>
+        <w:color w:val="000000"/>
       </w:rPr>
       <w:tblPr/>
       <w:tcPr>
@@ -12248,7 +13057,7 @@
     </w:tblStylePr>
     <w:tblStylePr w:type="lastCol">
       <w:rPr>
-        <w:color w:val="FFFFFF" w:themeColor="background1"/>
+        <w:color w:val="000000"/>
       </w:rPr>
       <w:tblPr/>
       <w:tcPr>
@@ -12450,7 +13259,7 @@
       <w:rFonts w:asciiTheme="majorHAnsi" w:eastAsiaTheme="majorEastAsia" w:hAnsiTheme="majorHAnsi" w:cstheme="majorBidi"/>
       <w:b/>
       <w:bCs/>
-      <w:color w:val="365F91" w:themeColor="accent1" w:themeShade="BF"/>
+      <w:color w:val="000000"/>
       <w:sz w:val="28"/>
       <w:szCs w:val="28"/>
     </w:rPr>
@@ -12474,7 +13283,7 @@
       <w:rFonts w:asciiTheme="majorHAnsi" w:eastAsiaTheme="majorEastAsia" w:hAnsiTheme="majorHAnsi" w:cstheme="majorBidi"/>
       <w:b/>
       <w:bCs/>
-      <w:color w:val="4F81BD" w:themeColor="accent1"/>
+      <w:color w:val="000000"/>
       <w:sz w:val="26"/>
       <w:szCs w:val="26"/>
     </w:rPr>
@@ -12498,7 +13307,7 @@
       <w:rFonts w:asciiTheme="majorHAnsi" w:eastAsiaTheme="majorEastAsia" w:hAnsiTheme="majorHAnsi" w:cstheme="majorBidi"/>
       <w:b/>
       <w:bCs/>
-      <w:color w:val="4F81BD" w:themeColor="accent1"/>
+      <w:color w:val="000000"/>
     </w:rPr>
   </w:style>
   <w:style w:type="paragraph" w:styleId="Heading4">
@@ -12523,7 +13332,7 @@
       <w:bCs/>
       <w:i/>
       <w:iCs/>
-      <w:color w:val="4F81BD" w:themeColor="accent1"/>
+      <w:color w:val="000000"/>
     </w:rPr>
   </w:style>
   <w:style w:type="paragraph" w:styleId="Heading5">
@@ -12544,7 +13353,7 @@
     </w:pPr>
     <w:rPr>
       <w:rFonts w:asciiTheme="majorHAnsi" w:eastAsiaTheme="majorEastAsia" w:hAnsiTheme="majorHAnsi" w:cstheme="majorBidi"/>
-      <w:color w:val="243F60" w:themeColor="accent1" w:themeShade="7F"/>
+      <w:color w:val="000000"/>
     </w:rPr>
   </w:style>
   <w:style w:type="paragraph" w:styleId="Heading6">
@@ -12567,7 +13376,7 @@
       <w:rFonts w:asciiTheme="majorHAnsi" w:eastAsiaTheme="majorEastAsia" w:hAnsiTheme="majorHAnsi" w:cstheme="majorBidi"/>
       <w:i/>
       <w:iCs/>
-      <w:color w:val="243F60" w:themeColor="accent1" w:themeShade="7F"/>
+      <w:color w:val="000000"/>
     </w:rPr>
   </w:style>
   <w:style w:type="paragraph" w:styleId="Heading7">
@@ -12590,7 +13399,7 @@
       <w:rFonts w:asciiTheme="majorHAnsi" w:eastAsiaTheme="majorEastAsia" w:hAnsiTheme="majorHAnsi" w:cstheme="majorBidi"/>
       <w:i/>
       <w:iCs/>
-      <w:color w:val="404040" w:themeColor="text1" w:themeTint="BF"/>
+      <w:color w:val="000000"/>
     </w:rPr>
   </w:style>
   <w:style w:type="paragraph" w:styleId="Heading8">
@@ -12611,7 +13420,7 @@
     </w:pPr>
     <w:rPr>
       <w:rFonts w:asciiTheme="majorHAnsi" w:eastAsiaTheme="majorEastAsia" w:hAnsiTheme="majorHAnsi" w:cstheme="majorBidi"/>
-      <w:color w:val="4F81BD" w:themeColor="accent1"/>
+      <w:color w:val="000000"/>
       <w:sz w:val="20"/>
       <w:szCs w:val="20"/>
     </w:rPr>
@@ -12636,7 +13445,7 @@
       <w:rFonts w:asciiTheme="majorHAnsi" w:eastAsiaTheme="majorEastAsia" w:hAnsiTheme="majorHAnsi" w:cstheme="majorBidi"/>
       <w:i/>
       <w:iCs/>
-      <w:color w:val="404040" w:themeColor="text1" w:themeTint="BF"/>
+      <w:color w:val="000000"/>
       <w:sz w:val="20"/>
       <w:szCs w:val="20"/>
     </w:rPr>
@@ -12687,7 +13496,7 @@
       <w:rFonts w:asciiTheme="majorHAnsi" w:eastAsiaTheme="majorEastAsia" w:hAnsiTheme="majorHAnsi" w:cstheme="majorBidi"/>
       <w:b/>
       <w:bCs/>
-      <w:color w:val="365F91" w:themeColor="accent1" w:themeShade="BF"/>
+      <w:color w:val="000000"/>
       <w:sz w:val="28"/>
       <w:szCs w:val="28"/>
     </w:rPr>
@@ -12702,7 +13511,7 @@
       <w:rFonts w:asciiTheme="majorHAnsi" w:eastAsiaTheme="majorEastAsia" w:hAnsiTheme="majorHAnsi" w:cstheme="majorBidi"/>
       <w:b/>
       <w:bCs/>
-      <w:color w:val="4F81BD" w:themeColor="accent1"/>
+      <w:color w:val="000000"/>
       <w:sz w:val="26"/>
       <w:szCs w:val="26"/>
     </w:rPr>
@@ -12717,7 +13526,7 @@
       <w:rFonts w:asciiTheme="majorHAnsi" w:eastAsiaTheme="majorEastAsia" w:hAnsiTheme="majorHAnsi" w:cstheme="majorBidi"/>
       <w:b/>
       <w:bCs/>
-      <w:color w:val="4F81BD" w:themeColor="accent1"/>
+      <w:color w:val="000000"/>
     </w:rPr>
   </w:style>
   <w:style w:type="paragraph" w:styleId="Title">
@@ -12737,7 +13546,7 @@
     </w:pPr>
     <w:rPr>
       <w:rFonts w:asciiTheme="majorHAnsi" w:eastAsiaTheme="majorEastAsia" w:hAnsiTheme="majorHAnsi" w:cstheme="majorBidi"/>
-      <w:color w:val="17365D" w:themeColor="text2" w:themeShade="BF"/>
+      <w:color w:val="000000"/>
       <w:spacing w:val="5"/>
       <w:kern w:val="28"/>
       <w:sz w:val="52"/>
@@ -12752,7 +13561,7 @@
     <w:rsid w:val="00FC693F"/>
     <w:rPr>
       <w:rFonts w:asciiTheme="majorHAnsi" w:eastAsiaTheme="majorEastAsia" w:hAnsiTheme="majorHAnsi" w:cstheme="majorBidi"/>
-      <w:color w:val="17365D" w:themeColor="text2" w:themeShade="BF"/>
+      <w:color w:val="000000"/>
       <w:spacing w:val="5"/>
       <w:kern w:val="28"/>
       <w:sz w:val="52"/>
@@ -12776,7 +13585,7 @@
       <w:rFonts w:asciiTheme="majorHAnsi" w:eastAsiaTheme="majorEastAsia" w:hAnsiTheme="majorHAnsi" w:cstheme="majorBidi"/>
       <w:i/>
       <w:iCs/>
-      <w:color w:val="4F81BD" w:themeColor="accent1"/>
+      <w:color w:val="000000"/>
       <w:spacing w:val="15"/>
       <w:sz w:val="24"/>
       <w:szCs w:val="24"/>
@@ -12792,7 +13601,7 @@
       <w:rFonts w:asciiTheme="majorHAnsi" w:eastAsiaTheme="majorEastAsia" w:hAnsiTheme="majorHAnsi" w:cstheme="majorBidi"/>
       <w:i/>
       <w:iCs/>
-      <w:color w:val="4F81BD" w:themeColor="accent1"/>
+      <w:color w:val="000000"/>
       <w:spacing w:val="15"/>
       <w:sz w:val="24"/>
       <w:szCs w:val="24"/>
@@ -13064,7 +13873,7 @@
     <w:rPr>
       <w:i/>
       <w:iCs/>
-      <w:color w:val="000000" w:themeColor="text1"/>
+      <w:color w:val="000000"/>
     </w:rPr>
   </w:style>
   <w:style w:type="character" w:customStyle="1" w:styleId="QuoteChar">
@@ -13076,7 +13885,7 @@
     <w:rPr>
       <w:i/>
       <w:iCs/>
-      <w:color w:val="000000" w:themeColor="text1"/>
+      <w:color w:val="000000"/>
     </w:rPr>
   </w:style>
   <w:style w:type="character" w:customStyle="1" w:styleId="Heading4Char">
@@ -13092,7 +13901,7 @@
       <w:bCs/>
       <w:i/>
       <w:iCs/>
-      <w:color w:val="4F81BD" w:themeColor="accent1"/>
+      <w:color w:val="000000"/>
     </w:rPr>
   </w:style>
   <w:style w:type="character" w:customStyle="1" w:styleId="Heading5Char">
@@ -13104,7 +13913,7 @@
     <w:rsid w:val="00FC693F"/>
     <w:rPr>
       <w:rFonts w:asciiTheme="majorHAnsi" w:eastAsiaTheme="majorEastAsia" w:hAnsiTheme="majorHAnsi" w:cstheme="majorBidi"/>
-      <w:color w:val="243F60" w:themeColor="accent1" w:themeShade="7F"/>
+      <w:color w:val="000000"/>
     </w:rPr>
   </w:style>
   <w:style w:type="character" w:customStyle="1" w:styleId="Heading6Char">
@@ -13118,7 +13927,7 @@
       <w:rFonts w:asciiTheme="majorHAnsi" w:eastAsiaTheme="majorEastAsia" w:hAnsiTheme="majorHAnsi" w:cstheme="majorBidi"/>
       <w:i/>
       <w:iCs/>
-      <w:color w:val="243F60" w:themeColor="accent1" w:themeShade="7F"/>
+      <w:color w:val="000000"/>
     </w:rPr>
   </w:style>
   <w:style w:type="character" w:customStyle="1" w:styleId="Heading7Char">
@@ -13132,7 +13941,7 @@
       <w:rFonts w:asciiTheme="majorHAnsi" w:eastAsiaTheme="majorEastAsia" w:hAnsiTheme="majorHAnsi" w:cstheme="majorBidi"/>
       <w:i/>
       <w:iCs/>
-      <w:color w:val="404040" w:themeColor="text1" w:themeTint="BF"/>
+      <w:color w:val="000000"/>
     </w:rPr>
   </w:style>
   <w:style w:type="character" w:customStyle="1" w:styleId="Heading8Char">
@@ -13144,7 +13953,7 @@
     <w:rsid w:val="00FC693F"/>
     <w:rPr>
       <w:rFonts w:asciiTheme="majorHAnsi" w:eastAsiaTheme="majorEastAsia" w:hAnsiTheme="majorHAnsi" w:cstheme="majorBidi"/>
-      <w:color w:val="4F81BD" w:themeColor="accent1"/>
+      <w:color w:val="000000"/>
       <w:sz w:val="20"/>
       <w:szCs w:val="20"/>
     </w:rPr>
@@ -13160,7 +13969,7 @@
       <w:rFonts w:asciiTheme="majorHAnsi" w:eastAsiaTheme="majorEastAsia" w:hAnsiTheme="majorHAnsi" w:cstheme="majorBidi"/>
       <w:i/>
       <w:iCs/>
-      <w:color w:val="404040" w:themeColor="text1" w:themeTint="BF"/>
+      <w:color w:val="000000"/>
       <w:sz w:val="20"/>
       <w:szCs w:val="20"/>
     </w:rPr>
@@ -13180,7 +13989,7 @@
     <w:rPr>
       <w:b/>
       <w:bCs/>
-      <w:color w:val="4F81BD" w:themeColor="accent1"/>
+      <w:color w:val="000000"/>
       <w:sz w:val="18"/>
       <w:szCs w:val="18"/>
     </w:rPr>
@@ -13227,7 +14036,7 @@
       <w:bCs/>
       <w:i/>
       <w:iCs/>
-      <w:color w:val="4F81BD" w:themeColor="accent1"/>
+      <w:color w:val="000000"/>
     </w:rPr>
   </w:style>
   <w:style w:type="character" w:customStyle="1" w:styleId="IntenseQuoteChar">
@@ -13241,7 +14050,7 @@
       <w:bCs/>
       <w:i/>
       <w:iCs/>
-      <w:color w:val="4F81BD" w:themeColor="accent1"/>
+      <w:color w:val="000000"/>
     </w:rPr>
   </w:style>
   <w:style w:type="character" w:styleId="SubtleEmphasis">
@@ -13253,7 +14062,7 @@
     <w:rPr>
       <w:i/>
       <w:iCs/>
-      <w:color w:val="808080" w:themeColor="text1" w:themeTint="7F"/>
+      <w:color w:val="000000"/>
     </w:rPr>
   </w:style>
   <w:style w:type="character" w:styleId="IntenseEmphasis">
@@ -13267,7 +14076,7 @@
       <w:bCs/>
       <w:i/>
       <w:iCs/>
-      <w:color w:val="4F81BD" w:themeColor="accent1"/>
+      <w:color w:val="000000"/>
     </w:rPr>
   </w:style>
   <w:style w:type="character" w:styleId="SubtleReference">
@@ -13278,7 +14087,7 @@
     <w:rsid w:val="00FC693F"/>
     <w:rPr>
       <w:smallCaps/>
-      <w:color w:val="C0504D" w:themeColor="accent2"/>
+      <w:color w:val="000000"/>
       <w:u w:val="single"/>
     </w:rPr>
   </w:style>
@@ -13292,7 +14101,7 @@
       <w:b/>
       <w:bCs/>
       <w:smallCaps/>
-      <w:color w:val="C0504D" w:themeColor="accent2"/>
+      <w:color w:val="000000"/>
       <w:spacing w:val="5"/>
       <w:u w:val="single"/>
     </w:rPr>
@@ -13358,7 +14167,7 @@
       <w:spacing w:after="0" w:line="240" w:lineRule="auto"/>
     </w:pPr>
     <w:rPr>
-      <w:color w:val="000000" w:themeColor="text1" w:themeShade="BF"/>
+      <w:color w:val="000000"/>
     </w:rPr>
     <w:tblPr>
       <w:tblStyleRowBandSize w:val="1"/>
@@ -13461,7 +14270,7 @@
       <w:spacing w:after="0" w:line="240" w:lineRule="auto"/>
     </w:pPr>
     <w:rPr>
-      <w:color w:val="365F91" w:themeColor="accent1" w:themeShade="BF"/>
+      <w:color w:val="000000"/>
     </w:rPr>
     <w:tblPr>
       <w:tblStyleRowBandSize w:val="1"/>
@@ -13564,7 +14373,7 @@
       <w:spacing w:after="0" w:line="240" w:lineRule="auto"/>
     </w:pPr>
     <w:rPr>
-      <w:color w:val="943634" w:themeColor="accent2" w:themeShade="BF"/>
+      <w:color w:val="000000"/>
     </w:rPr>
     <w:tblPr>
       <w:tblStyleRowBandSize w:val="1"/>
@@ -13667,7 +14476,7 @@
       <w:spacing w:after="0" w:line="240" w:lineRule="auto"/>
     </w:pPr>
     <w:rPr>
-      <w:color w:val="76923C" w:themeColor="accent3" w:themeShade="BF"/>
+      <w:color w:val="000000"/>
     </w:rPr>
     <w:tblPr>
       <w:tblStyleRowBandSize w:val="1"/>
@@ -13770,7 +14579,7 @@
       <w:spacing w:after="0" w:line="240" w:lineRule="auto"/>
     </w:pPr>
     <w:rPr>
-      <w:color w:val="5F497A" w:themeColor="accent4" w:themeShade="BF"/>
+      <w:color w:val="000000"/>
     </w:rPr>
     <w:tblPr>
       <w:tblStyleRowBandSize w:val="1"/>
@@ -13873,7 +14682,7 @@
       <w:spacing w:after="0" w:line="240" w:lineRule="auto"/>
     </w:pPr>
     <w:rPr>
-      <w:color w:val="31849B" w:themeColor="accent5" w:themeShade="BF"/>
+      <w:color w:val="000000"/>
     </w:rPr>
     <w:tblPr>
       <w:tblStyleRowBandSize w:val="1"/>
@@ -13976,7 +14785,7 @@
       <w:spacing w:after="0" w:line="240" w:lineRule="auto"/>
     </w:pPr>
     <w:rPr>
-      <w:color w:val="E36C0A" w:themeColor="accent6" w:themeShade="BF"/>
+      <w:color w:val="000000"/>
     </w:rPr>
     <w:tblPr>
       <w:tblStyleRowBandSize w:val="1"/>
@@ -14102,7 +14911,7 @@
       <w:rPr>
         <w:b/>
         <w:bCs/>
-        <w:color w:val="FFFFFF" w:themeColor="background1"/>
+        <w:color w:val="000000"/>
       </w:rPr>
       <w:tblPr/>
       <w:tcPr>
@@ -14194,7 +15003,7 @@
       <w:rPr>
         <w:b/>
         <w:bCs/>
-        <w:color w:val="FFFFFF" w:themeColor="background1"/>
+        <w:color w:val="000000"/>
       </w:rPr>
       <w:tblPr/>
       <w:tcPr>
@@ -14286,7 +15095,7 @@
       <w:rPr>
         <w:b/>
         <w:bCs/>
-        <w:color w:val="FFFFFF" w:themeColor="background1"/>
+        <w:color w:val="000000"/>
       </w:rPr>
       <w:tblPr/>
       <w:tcPr>
@@ -14378,7 +15187,7 @@
       <w:rPr>
         <w:b/>
         <w:bCs/>
-        <w:color w:val="FFFFFF" w:themeColor="background1"/>
+        <w:color w:val="000000"/>
       </w:rPr>
       <w:tblPr/>
       <w:tcPr>
@@ -14470,7 +15279,7 @@
       <w:rPr>
         <w:b/>
         <w:bCs/>
-        <w:color w:val="FFFFFF" w:themeColor="background1"/>
+        <w:color w:val="000000"/>
       </w:rPr>
       <w:tblPr/>
       <w:tcPr>
@@ -14562,7 +15371,7 @@
       <w:rPr>
         <w:b/>
         <w:bCs/>
-        <w:color w:val="FFFFFF" w:themeColor="background1"/>
+        <w:color w:val="000000"/>
       </w:rPr>
       <w:tblPr/>
       <w:tcPr>
@@ -14654,7 +15463,7 @@
       <w:rPr>
         <w:b/>
         <w:bCs/>
-        <w:color w:val="FFFFFF" w:themeColor="background1"/>
+        <w:color w:val="000000"/>
       </w:rPr>
       <w:tblPr/>
       <w:tcPr>
@@ -15657,7 +16466,7 @@
       <w:rPr>
         <w:b/>
         <w:bCs/>
-        <w:color w:val="FFFFFF" w:themeColor="background1"/>
+        <w:color w:val="000000"/>
       </w:rPr>
       <w:tblPr/>
       <w:tcPr>
@@ -15763,7 +16572,7 @@
       <w:rPr>
         <w:b/>
         <w:bCs/>
-        <w:color w:val="FFFFFF" w:themeColor="background1"/>
+        <w:color w:val="000000"/>
       </w:rPr>
       <w:tblPr/>
       <w:tcPr>
@@ -15869,7 +16678,7 @@
       <w:rPr>
         <w:b/>
         <w:bCs/>
-        <w:color w:val="FFFFFF" w:themeColor="background1"/>
+        <w:color w:val="000000"/>
       </w:rPr>
       <w:tblPr/>
       <w:tcPr>
@@ -15975,7 +16784,7 @@
       <w:rPr>
         <w:b/>
         <w:bCs/>
-        <w:color w:val="FFFFFF" w:themeColor="background1"/>
+        <w:color w:val="000000"/>
       </w:rPr>
       <w:tblPr/>
       <w:tcPr>
@@ -16081,7 +16890,7 @@
       <w:rPr>
         <w:b/>
         <w:bCs/>
-        <w:color w:val="FFFFFF" w:themeColor="background1"/>
+        <w:color w:val="000000"/>
       </w:rPr>
       <w:tblPr/>
       <w:tcPr>
@@ -16187,7 +16996,7 @@
       <w:rPr>
         <w:b/>
         <w:bCs/>
-        <w:color w:val="FFFFFF" w:themeColor="background1"/>
+        <w:color w:val="000000"/>
       </w:rPr>
       <w:tblPr/>
       <w:tcPr>
@@ -16293,7 +17102,7 @@
       <w:rPr>
         <w:b/>
         <w:bCs/>
-        <w:color w:val="FFFFFF" w:themeColor="background1"/>
+        <w:color w:val="000000"/>
       </w:rPr>
       <w:tblPr/>
       <w:tcPr>
@@ -16396,7 +17205,7 @@
       <w:rPr>
         <w:b/>
         <w:bCs/>
-        <w:color w:val="FFFFFF" w:themeColor="background1"/>
+        <w:color w:val="000000"/>
       </w:rPr>
       <w:tblPr/>
       <w:tcPr>
@@ -16416,7 +17225,7 @@
         <w:spacing w:before="0" w:after="0" w:line="240" w:lineRule="auto"/>
       </w:pPr>
       <w:rPr>
-        <w:color w:val="auto"/>
+        <w:color w:val="000000"/>
       </w:rPr>
       <w:tblPr/>
       <w:tcPr>
@@ -16435,7 +17244,7 @@
       <w:rPr>
         <w:b/>
         <w:bCs/>
-        <w:color w:val="FFFFFF" w:themeColor="background1"/>
+        <w:color w:val="000000"/>
       </w:rPr>
       <w:tblPr/>
       <w:tcPr>
@@ -16454,7 +17263,7 @@
       <w:rPr>
         <w:b/>
         <w:bCs/>
-        <w:color w:val="FFFFFF" w:themeColor="background1"/>
+        <w:color w:val="000000"/>
       </w:rPr>
       <w:tblPr/>
       <w:tcPr>
@@ -16500,7 +17309,7 @@
     </w:tblStylePr>
     <w:tblStylePr w:type="nwCell">
       <w:rPr>
-        <w:color w:val="FFFFFF" w:themeColor="background1"/>
+        <w:color w:val="000000"/>
       </w:rPr>
       <w:tblPr/>
       <w:tcPr>
@@ -16545,7 +17354,7 @@
       <w:rPr>
         <w:b/>
         <w:bCs/>
-        <w:color w:val="FFFFFF" w:themeColor="background1"/>
+        <w:color w:val="000000"/>
       </w:rPr>
       <w:tblPr/>
       <w:tcPr>
@@ -16565,7 +17374,7 @@
         <w:spacing w:before="0" w:after="0" w:line="240" w:lineRule="auto"/>
       </w:pPr>
       <w:rPr>
-        <w:color w:val="auto"/>
+        <w:color w:val="000000"/>
       </w:rPr>
       <w:tblPr/>
       <w:tcPr>
@@ -16584,7 +17393,7 @@
       <w:rPr>
         <w:b/>
         <w:bCs/>
-        <w:color w:val="FFFFFF" w:themeColor="background1"/>
+        <w:color w:val="000000"/>
       </w:rPr>
       <w:tblPr/>
       <w:tcPr>
@@ -16603,7 +17412,7 @@
       <w:rPr>
         <w:b/>
         <w:bCs/>
-        <w:color w:val="FFFFFF" w:themeColor="background1"/>
+        <w:color w:val="000000"/>
       </w:rPr>
       <w:tblPr/>
       <w:tcPr>
@@ -16649,7 +17458,7 @@
     </w:tblStylePr>
     <w:tblStylePr w:type="nwCell">
       <w:rPr>
-        <w:color w:val="FFFFFF" w:themeColor="background1"/>
+        <w:color w:val="000000"/>
       </w:rPr>
       <w:tblPr/>
       <w:tcPr>
@@ -16694,7 +17503,7 @@
       <w:rPr>
         <w:b/>
         <w:bCs/>
-        <w:color w:val="FFFFFF" w:themeColor="background1"/>
+        <w:color w:val="000000"/>
       </w:rPr>
       <w:tblPr/>
       <w:tcPr>
@@ -16714,7 +17523,7 @@
         <w:spacing w:before="0" w:after="0" w:line="240" w:lineRule="auto"/>
       </w:pPr>
       <w:rPr>
-        <w:color w:val="auto"/>
+        <w:color w:val="000000"/>
       </w:rPr>
       <w:tblPr/>
       <w:tcPr>
@@ -16733,7 +17542,7 @@
       <w:rPr>
         <w:b/>
         <w:bCs/>
-        <w:color w:val="FFFFFF" w:themeColor="background1"/>
+        <w:color w:val="000000"/>
       </w:rPr>
       <w:tblPr/>
       <w:tcPr>
@@ -16752,7 +17561,7 @@
       <w:rPr>
         <w:b/>
         <w:bCs/>
-        <w:color w:val="FFFFFF" w:themeColor="background1"/>
+        <w:color w:val="000000"/>
       </w:rPr>
       <w:tblPr/>
       <w:tcPr>
@@ -16798,7 +17607,7 @@
     </w:tblStylePr>
     <w:tblStylePr w:type="nwCell">
       <w:rPr>
-        <w:color w:val="FFFFFF" w:themeColor="background1"/>
+        <w:color w:val="000000"/>
       </w:rPr>
       <w:tblPr/>
       <w:tcPr>
@@ -16843,7 +17652,7 @@
       <w:rPr>
         <w:b/>
         <w:bCs/>
-        <w:color w:val="FFFFFF" w:themeColor="background1"/>
+        <w:color w:val="000000"/>
       </w:rPr>
       <w:tblPr/>
       <w:tcPr>
@@ -16863,7 +17672,7 @@
         <w:spacing w:before="0" w:after="0" w:line="240" w:lineRule="auto"/>
       </w:pPr>
       <w:rPr>
-        <w:color w:val="auto"/>
+        <w:color w:val="000000"/>
       </w:rPr>
       <w:tblPr/>
       <w:tcPr>
@@ -16882,7 +17691,7 @@
       <w:rPr>
         <w:b/>
         <w:bCs/>
-        <w:color w:val="FFFFFF" w:themeColor="background1"/>
+        <w:color w:val="000000"/>
       </w:rPr>
       <w:tblPr/>
       <w:tcPr>
@@ -16901,7 +17710,7 @@
       <w:rPr>
         <w:b/>
         <w:bCs/>
-        <w:color w:val="FFFFFF" w:themeColor="background1"/>
+        <w:color w:val="000000"/>
       </w:rPr>
       <w:tblPr/>
       <w:tcPr>
@@ -16947,7 +17756,7 @@
     </w:tblStylePr>
     <w:tblStylePr w:type="nwCell">
       <w:rPr>
-        <w:color w:val="FFFFFF" w:themeColor="background1"/>
+        <w:color w:val="000000"/>
       </w:rPr>
       <w:tblPr/>
       <w:tcPr>
@@ -16992,7 +17801,7 @@
       <w:rPr>
         <w:b/>
         <w:bCs/>
-        <w:color w:val="FFFFFF" w:themeColor="background1"/>
+        <w:color w:val="000000"/>
       </w:rPr>
       <w:tblPr/>
       <w:tcPr>
@@ -17012,7 +17821,7 @@
         <w:spacing w:before="0" w:after="0" w:line="240" w:lineRule="auto"/>
       </w:pPr>
       <w:rPr>
-        <w:color w:val="auto"/>
+        <w:color w:val="000000"/>
       </w:rPr>
       <w:tblPr/>
       <w:tcPr>
@@ -17031,7 +17840,7 @@
       <w:rPr>
         <w:b/>
         <w:bCs/>
-        <w:color w:val="FFFFFF" w:themeColor="background1"/>
+        <w:color w:val="000000"/>
       </w:rPr>
       <w:tblPr/>
       <w:tcPr>
@@ -17050,7 +17859,7 @@
       <w:rPr>
         <w:b/>
         <w:bCs/>
-        <w:color w:val="FFFFFF" w:themeColor="background1"/>
+        <w:color w:val="000000"/>
       </w:rPr>
       <w:tblPr/>
       <w:tcPr>
@@ -17096,7 +17905,7 @@
     </w:tblStylePr>
     <w:tblStylePr w:type="nwCell">
       <w:rPr>
-        <w:color w:val="FFFFFF" w:themeColor="background1"/>
+        <w:color w:val="000000"/>
       </w:rPr>
       <w:tblPr/>
       <w:tcPr>
@@ -17141,7 +17950,7 @@
       <w:rPr>
         <w:b/>
         <w:bCs/>
-        <w:color w:val="FFFFFF" w:themeColor="background1"/>
+        <w:color w:val="000000"/>
       </w:rPr>
       <w:tblPr/>
       <w:tcPr>
@@ -17161,7 +17970,7 @@
         <w:spacing w:before="0" w:after="0" w:line="240" w:lineRule="auto"/>
       </w:pPr>
       <w:rPr>
-        <w:color w:val="auto"/>
+        <w:color w:val="000000"/>
       </w:rPr>
       <w:tblPr/>
       <w:tcPr>
@@ -17180,7 +17989,7 @@
       <w:rPr>
         <w:b/>
         <w:bCs/>
-        <w:color w:val="FFFFFF" w:themeColor="background1"/>
+        <w:color w:val="000000"/>
       </w:rPr>
       <w:tblPr/>
       <w:tcPr>
@@ -17199,7 +18008,7 @@
       <w:rPr>
         <w:b/>
         <w:bCs/>
-        <w:color w:val="FFFFFF" w:themeColor="background1"/>
+        <w:color w:val="000000"/>
       </w:rPr>
       <w:tblPr/>
       <w:tcPr>
@@ -17245,7 +18054,7 @@
     </w:tblStylePr>
     <w:tblStylePr w:type="nwCell">
       <w:rPr>
-        <w:color w:val="FFFFFF" w:themeColor="background1"/>
+        <w:color w:val="000000"/>
       </w:rPr>
       <w:tblPr/>
       <w:tcPr>
@@ -17290,7 +18099,7 @@
       <w:rPr>
         <w:b/>
         <w:bCs/>
-        <w:color w:val="FFFFFF" w:themeColor="background1"/>
+        <w:color w:val="000000"/>
       </w:rPr>
       <w:tblPr/>
       <w:tcPr>
@@ -17310,7 +18119,7 @@
         <w:spacing w:before="0" w:after="0" w:line="240" w:lineRule="auto"/>
       </w:pPr>
       <w:rPr>
-        <w:color w:val="auto"/>
+        <w:color w:val="000000"/>
       </w:rPr>
       <w:tblPr/>
       <w:tcPr>
@@ -17329,7 +18138,7 @@
       <w:rPr>
         <w:b/>
         <w:bCs/>
-        <w:color w:val="FFFFFF" w:themeColor="background1"/>
+        <w:color w:val="000000"/>
       </w:rPr>
       <w:tblPr/>
       <w:tcPr>
@@ -17348,7 +18157,7 @@
       <w:rPr>
         <w:b/>
         <w:bCs/>
-        <w:color w:val="FFFFFF" w:themeColor="background1"/>
+        <w:color w:val="000000"/>
       </w:rPr>
       <w:tblPr/>
       <w:tcPr>
@@ -17394,7 +18203,7 @@
     </w:tblStylePr>
     <w:tblStylePr w:type="nwCell">
       <w:rPr>
-        <w:color w:val="FFFFFF" w:themeColor="background1"/>
+        <w:color w:val="000000"/>
       </w:rPr>
       <w:tblPr/>
       <w:tcPr>
@@ -17418,7 +18227,7 @@
       <w:spacing w:after="0" w:line="240" w:lineRule="auto"/>
     </w:pPr>
     <w:rPr>
-      <w:color w:val="000000" w:themeColor="text1"/>
+      <w:color w:val="000000"/>
     </w:rPr>
     <w:tblPr>
       <w:tblStyleRowBandSize w:val="1"/>
@@ -17451,7 +18260,7 @@
       <w:rPr>
         <w:b/>
         <w:bCs/>
-        <w:color w:val="1F497D" w:themeColor="text2"/>
+        <w:color w:val="000000"/>
       </w:rPr>
       <w:tblPr/>
       <w:tcPr>
@@ -17502,7 +18311,7 @@
       <w:spacing w:after="0" w:line="240" w:lineRule="auto"/>
     </w:pPr>
     <w:rPr>
-      <w:color w:val="000000" w:themeColor="text1"/>
+      <w:color w:val="000000"/>
     </w:rPr>
     <w:tblPr>
       <w:tblStyleRowBandSize w:val="1"/>
@@ -17535,7 +18344,7 @@
       <w:rPr>
         <w:b/>
         <w:bCs/>
-        <w:color w:val="1F497D" w:themeColor="text2"/>
+        <w:color w:val="000000"/>
       </w:rPr>
       <w:tblPr/>
       <w:tcPr>
@@ -17586,7 +18395,7 @@
       <w:spacing w:after="0" w:line="240" w:lineRule="auto"/>
     </w:pPr>
     <w:rPr>
-      <w:color w:val="000000" w:themeColor="text1"/>
+      <w:color w:val="000000"/>
     </w:rPr>
     <w:tblPr>
       <w:tblStyleRowBandSize w:val="1"/>
@@ -17619,7 +18428,7 @@
       <w:rPr>
         <w:b/>
         <w:bCs/>
-        <w:color w:val="1F497D" w:themeColor="text2"/>
+        <w:color w:val="000000"/>
       </w:rPr>
       <w:tblPr/>
       <w:tcPr>
@@ -17670,7 +18479,7 @@
       <w:spacing w:after="0" w:line="240" w:lineRule="auto"/>
     </w:pPr>
     <w:rPr>
-      <w:color w:val="000000" w:themeColor="text1"/>
+      <w:color w:val="000000"/>
     </w:rPr>
     <w:tblPr>
       <w:tblStyleRowBandSize w:val="1"/>
@@ -17703,7 +18512,7 @@
       <w:rPr>
         <w:b/>
         <w:bCs/>
-        <w:color w:val="1F497D" w:themeColor="text2"/>
+        <w:color w:val="000000"/>
       </w:rPr>
       <w:tblPr/>
       <w:tcPr>
@@ -17754,7 +18563,7 @@
       <w:spacing w:after="0" w:line="240" w:lineRule="auto"/>
     </w:pPr>
     <w:rPr>
-      <w:color w:val="000000" w:themeColor="text1"/>
+      <w:color w:val="000000"/>
     </w:rPr>
     <w:tblPr>
       <w:tblStyleRowBandSize w:val="1"/>
@@ -17787,7 +18596,7 @@
       <w:rPr>
         <w:b/>
         <w:bCs/>
-        <w:color w:val="1F497D" w:themeColor="text2"/>
+        <w:color w:val="000000"/>
       </w:rPr>
       <w:tblPr/>
       <w:tcPr>
@@ -17838,7 +18647,7 @@
       <w:spacing w:after="0" w:line="240" w:lineRule="auto"/>
     </w:pPr>
     <w:rPr>
-      <w:color w:val="000000" w:themeColor="text1"/>
+      <w:color w:val="000000"/>
     </w:rPr>
     <w:tblPr>
       <w:tblStyleRowBandSize w:val="1"/>
@@ -17871,7 +18680,7 @@
       <w:rPr>
         <w:b/>
         <w:bCs/>
-        <w:color w:val="1F497D" w:themeColor="text2"/>
+        <w:color w:val="000000"/>
       </w:rPr>
       <w:tblPr/>
       <w:tcPr>
@@ -17922,7 +18731,7 @@
       <w:spacing w:after="0" w:line="240" w:lineRule="auto"/>
     </w:pPr>
     <w:rPr>
-      <w:color w:val="000000" w:themeColor="text1"/>
+      <w:color w:val="000000"/>
     </w:rPr>
     <w:tblPr>
       <w:tblStyleRowBandSize w:val="1"/>
@@ -17955,7 +18764,7 @@
       <w:rPr>
         <w:b/>
         <w:bCs/>
-        <w:color w:val="1F497D" w:themeColor="text2"/>
+        <w:color w:val="000000"/>
       </w:rPr>
       <w:tblPr/>
       <w:tcPr>
@@ -18007,7 +18816,7 @@
     </w:pPr>
     <w:rPr>
       <w:rFonts w:asciiTheme="majorHAnsi" w:eastAsiaTheme="majorEastAsia" w:hAnsiTheme="majorHAnsi" w:cstheme="majorBidi"/>
-      <w:color w:val="000000" w:themeColor="text1"/>
+      <w:color w:val="000000"/>
     </w:rPr>
     <w:tblPr>
       <w:tblStyleRowBandSize w:val="1"/>
@@ -18135,7 +18944,7 @@
     </w:pPr>
     <w:rPr>
       <w:rFonts w:asciiTheme="majorHAnsi" w:eastAsiaTheme="majorEastAsia" w:hAnsiTheme="majorHAnsi" w:cstheme="majorBidi"/>
-      <w:color w:val="000000" w:themeColor="text1"/>
+      <w:color w:val="000000"/>
     </w:rPr>
     <w:tblPr>
       <w:tblStyleRowBandSize w:val="1"/>
@@ -18263,7 +19072,7 @@
     </w:pPr>
     <w:rPr>
       <w:rFonts w:asciiTheme="majorHAnsi" w:eastAsiaTheme="majorEastAsia" w:hAnsiTheme="majorHAnsi" w:cstheme="majorBidi"/>
-      <w:color w:val="000000" w:themeColor="text1"/>
+      <w:color w:val="000000"/>
     </w:rPr>
     <w:tblPr>
       <w:tblStyleRowBandSize w:val="1"/>
@@ -18391,7 +19200,7 @@
     </w:pPr>
     <w:rPr>
       <w:rFonts w:asciiTheme="majorHAnsi" w:eastAsiaTheme="majorEastAsia" w:hAnsiTheme="majorHAnsi" w:cstheme="majorBidi"/>
-      <w:color w:val="000000" w:themeColor="text1"/>
+      <w:color w:val="000000"/>
     </w:rPr>
     <w:tblPr>
       <w:tblStyleRowBandSize w:val="1"/>
@@ -18519,7 +19328,7 @@
     </w:pPr>
     <w:rPr>
       <w:rFonts w:asciiTheme="majorHAnsi" w:eastAsiaTheme="majorEastAsia" w:hAnsiTheme="majorHAnsi" w:cstheme="majorBidi"/>
-      <w:color w:val="000000" w:themeColor="text1"/>
+      <w:color w:val="000000"/>
     </w:rPr>
     <w:tblPr>
       <w:tblStyleRowBandSize w:val="1"/>
@@ -18647,7 +19456,7 @@
     </w:pPr>
     <w:rPr>
       <w:rFonts w:asciiTheme="majorHAnsi" w:eastAsiaTheme="majorEastAsia" w:hAnsiTheme="majorHAnsi" w:cstheme="majorBidi"/>
-      <w:color w:val="000000" w:themeColor="text1"/>
+      <w:color w:val="000000"/>
     </w:rPr>
     <w:tblPr>
       <w:tblStyleRowBandSize w:val="1"/>
@@ -18775,7 +19584,7 @@
     </w:pPr>
     <w:rPr>
       <w:rFonts w:asciiTheme="majorHAnsi" w:eastAsiaTheme="majorEastAsia" w:hAnsiTheme="majorHAnsi" w:cstheme="majorBidi"/>
-      <w:color w:val="000000" w:themeColor="text1"/>
+      <w:color w:val="000000"/>
     </w:rPr>
     <w:tblPr>
       <w:tblStyleRowBandSize w:val="1"/>
@@ -19414,7 +20223,7 @@
     </w:pPr>
     <w:rPr>
       <w:rFonts w:asciiTheme="majorHAnsi" w:eastAsiaTheme="majorEastAsia" w:hAnsiTheme="majorHAnsi" w:cstheme="majorBidi"/>
-      <w:color w:val="000000" w:themeColor="text1"/>
+      <w:color w:val="000000"/>
     </w:rPr>
     <w:tblPr>
       <w:tblStyleRowBandSize w:val="1"/>
@@ -19442,7 +20251,7 @@
       <w:rPr>
         <w:b/>
         <w:bCs/>
-        <w:color w:val="000000" w:themeColor="text1"/>
+        <w:color w:val="000000"/>
       </w:rPr>
       <w:tblPr/>
       <w:tcPr>
@@ -19453,7 +20262,7 @@
       <w:rPr>
         <w:b/>
         <w:bCs/>
-        <w:color w:val="000000" w:themeColor="text1"/>
+        <w:color w:val="000000"/>
       </w:rPr>
       <w:tblPr/>
       <w:tcPr>
@@ -19472,7 +20281,7 @@
       <w:rPr>
         <w:b/>
         <w:bCs/>
-        <w:color w:val="000000" w:themeColor="text1"/>
+        <w:color w:val="000000"/>
       </w:rPr>
       <w:tblPr/>
       <w:tcPr>
@@ -19491,7 +20300,7 @@
       <w:rPr>
         <w:b w:val="0"/>
         <w:bCs w:val="0"/>
-        <w:color w:val="000000" w:themeColor="text1"/>
+        <w:color w:val="000000"/>
       </w:rPr>
       <w:tblPr/>
       <w:tcPr>
@@ -19539,7 +20348,7 @@
     </w:pPr>
     <w:rPr>
       <w:rFonts w:asciiTheme="majorHAnsi" w:eastAsiaTheme="majorEastAsia" w:hAnsiTheme="majorHAnsi" w:cstheme="majorBidi"/>
-      <w:color w:val="000000" w:themeColor="text1"/>
+      <w:color w:val="000000"/>
     </w:rPr>
     <w:tblPr>
       <w:tblStyleRowBandSize w:val="1"/>
@@ -19567,7 +20376,7 @@
       <w:rPr>
         <w:b/>
         <w:bCs/>
-        <w:color w:val="000000" w:themeColor="text1"/>
+        <w:color w:val="000000"/>
       </w:rPr>
       <w:tblPr/>
       <w:tcPr>
@@ -19578,7 +20387,7 @@
       <w:rPr>
         <w:b/>
         <w:bCs/>
-        <w:color w:val="000000" w:themeColor="text1"/>
+        <w:color w:val="000000"/>
       </w:rPr>
       <w:tblPr/>
       <w:tcPr>
@@ -19597,7 +20406,7 @@
       <w:rPr>
         <w:b/>
         <w:bCs/>
-        <w:color w:val="000000" w:themeColor="text1"/>
+        <w:color w:val="000000"/>
       </w:rPr>
       <w:tblPr/>
       <w:tcPr>
@@ -19616,7 +20425,7 @@
       <w:rPr>
         <w:b w:val="0"/>
         <w:bCs w:val="0"/>
-        <w:color w:val="000000" w:themeColor="text1"/>
+        <w:color w:val="000000"/>
       </w:rPr>
       <w:tblPr/>
       <w:tcPr>
@@ -19664,7 +20473,7 @@
     </w:pPr>
     <w:rPr>
       <w:rFonts w:asciiTheme="majorHAnsi" w:eastAsiaTheme="majorEastAsia" w:hAnsiTheme="majorHAnsi" w:cstheme="majorBidi"/>
-      <w:color w:val="000000" w:themeColor="text1"/>
+      <w:color w:val="000000"/>
     </w:rPr>
     <w:tblPr>
       <w:tblStyleRowBandSize w:val="1"/>
@@ -19692,7 +20501,7 @@
       <w:rPr>
         <w:b/>
         <w:bCs/>
-        <w:color w:val="000000" w:themeColor="text1"/>
+        <w:color w:val="000000"/>
       </w:rPr>
       <w:tblPr/>
       <w:tcPr>
@@ -19703,7 +20512,7 @@
       <w:rPr>
         <w:b/>
         <w:bCs/>
-        <w:color w:val="000000" w:themeColor="text1"/>
+        <w:color w:val="000000"/>
       </w:rPr>
       <w:tblPr/>
       <w:tcPr>
@@ -19722,7 +20531,7 @@
       <w:rPr>
         <w:b/>
         <w:bCs/>
-        <w:color w:val="000000" w:themeColor="text1"/>
+        <w:color w:val="000000"/>
       </w:rPr>
       <w:tblPr/>
       <w:tcPr>
@@ -19741,7 +20550,7 @@
       <w:rPr>
         <w:b w:val="0"/>
         <w:bCs w:val="0"/>
-        <w:color w:val="000000" w:themeColor="text1"/>
+        <w:color w:val="000000"/>
       </w:rPr>
       <w:tblPr/>
       <w:tcPr>
@@ -19789,7 +20598,7 @@
     </w:pPr>
     <w:rPr>
       <w:rFonts w:asciiTheme="majorHAnsi" w:eastAsiaTheme="majorEastAsia" w:hAnsiTheme="majorHAnsi" w:cstheme="majorBidi"/>
-      <w:color w:val="000000" w:themeColor="text1"/>
+      <w:color w:val="000000"/>
     </w:rPr>
     <w:tblPr>
       <w:tblStyleRowBandSize w:val="1"/>
@@ -19817,7 +20626,7 @@
       <w:rPr>
         <w:b/>
         <w:bCs/>
-        <w:color w:val="000000" w:themeColor="text1"/>
+        <w:color w:val="000000"/>
       </w:rPr>
       <w:tblPr/>
       <w:tcPr>
@@ -19828,7 +20637,7 @@
       <w:rPr>
         <w:b/>
         <w:bCs/>
-        <w:color w:val="000000" w:themeColor="text1"/>
+        <w:color w:val="000000"/>
       </w:rPr>
       <w:tblPr/>
       <w:tcPr>
@@ -19847,7 +20656,7 @@
       <w:rPr>
         <w:b/>
         <w:bCs/>
-        <w:color w:val="000000" w:themeColor="text1"/>
+        <w:color w:val="000000"/>
       </w:rPr>
       <w:tblPr/>
       <w:tcPr>
@@ -19866,7 +20675,7 @@
       <w:rPr>
         <w:b w:val="0"/>
         <w:bCs w:val="0"/>
-        <w:color w:val="000000" w:themeColor="text1"/>
+        <w:color w:val="000000"/>
       </w:rPr>
       <w:tblPr/>
       <w:tcPr>
@@ -19914,7 +20723,7 @@
     </w:pPr>
     <w:rPr>
       <w:rFonts w:asciiTheme="majorHAnsi" w:eastAsiaTheme="majorEastAsia" w:hAnsiTheme="majorHAnsi" w:cstheme="majorBidi"/>
-      <w:color w:val="000000" w:themeColor="text1"/>
+      <w:color w:val="000000"/>
     </w:rPr>
     <w:tblPr>
       <w:tblStyleRowBandSize w:val="1"/>
@@ -19942,7 +20751,7 @@
       <w:rPr>
         <w:b/>
         <w:bCs/>
-        <w:color w:val="000000" w:themeColor="text1"/>
+        <w:color w:val="000000"/>
       </w:rPr>
       <w:tblPr/>
       <w:tcPr>
@@ -19953,7 +20762,7 @@
       <w:rPr>
         <w:b/>
         <w:bCs/>
-        <w:color w:val="000000" w:themeColor="text1"/>
+        <w:color w:val="000000"/>
       </w:rPr>
       <w:tblPr/>
       <w:tcPr>
@@ -19972,7 +20781,7 @@
       <w:rPr>
         <w:b/>
         <w:bCs/>
-        <w:color w:val="000000" w:themeColor="text1"/>
+        <w:color w:val="000000"/>
       </w:rPr>
       <w:tblPr/>
       <w:tcPr>
@@ -19991,7 +20800,7 @@
       <w:rPr>
         <w:b w:val="0"/>
         <w:bCs w:val="0"/>
-        <w:color w:val="000000" w:themeColor="text1"/>
+        <w:color w:val="000000"/>
       </w:rPr>
       <w:tblPr/>
       <w:tcPr>
@@ -20039,7 +20848,7 @@
     </w:pPr>
     <w:rPr>
       <w:rFonts w:asciiTheme="majorHAnsi" w:eastAsiaTheme="majorEastAsia" w:hAnsiTheme="majorHAnsi" w:cstheme="majorBidi"/>
-      <w:color w:val="000000" w:themeColor="text1"/>
+      <w:color w:val="000000"/>
     </w:rPr>
     <w:tblPr>
       <w:tblStyleRowBandSize w:val="1"/>
@@ -20067,7 +20876,7 @@
       <w:rPr>
         <w:b/>
         <w:bCs/>
-        <w:color w:val="000000" w:themeColor="text1"/>
+        <w:color w:val="000000"/>
       </w:rPr>
       <w:tblPr/>
       <w:tcPr>
@@ -20078,7 +20887,7 @@
       <w:rPr>
         <w:b/>
         <w:bCs/>
-        <w:color w:val="000000" w:themeColor="text1"/>
+        <w:color w:val="000000"/>
       </w:rPr>
       <w:tblPr/>
       <w:tcPr>
@@ -20097,7 +20906,7 @@
       <w:rPr>
         <w:b/>
         <w:bCs/>
-        <w:color w:val="000000" w:themeColor="text1"/>
+        <w:color w:val="000000"/>
       </w:rPr>
       <w:tblPr/>
       <w:tcPr>
@@ -20116,7 +20925,7 @@
       <w:rPr>
         <w:b w:val="0"/>
         <w:bCs w:val="0"/>
-        <w:color w:val="000000" w:themeColor="text1"/>
+        <w:color w:val="000000"/>
       </w:rPr>
       <w:tblPr/>
       <w:tcPr>
@@ -20164,7 +20973,7 @@
     </w:pPr>
     <w:rPr>
       <w:rFonts w:asciiTheme="majorHAnsi" w:eastAsiaTheme="majorEastAsia" w:hAnsiTheme="majorHAnsi" w:cstheme="majorBidi"/>
-      <w:color w:val="000000" w:themeColor="text1"/>
+      <w:color w:val="000000"/>
     </w:rPr>
     <w:tblPr>
       <w:tblStyleRowBandSize w:val="1"/>
@@ -20192,7 +21001,7 @@
       <w:rPr>
         <w:b/>
         <w:bCs/>
-        <w:color w:val="000000" w:themeColor="text1"/>
+        <w:color w:val="000000"/>
       </w:rPr>
       <w:tblPr/>
       <w:tcPr>
@@ -20203,7 +21012,7 @@
       <w:rPr>
         <w:b/>
         <w:bCs/>
-        <w:color w:val="000000" w:themeColor="text1"/>
+        <w:color w:val="000000"/>
       </w:rPr>
       <w:tblPr/>
       <w:tcPr>
@@ -20222,7 +21031,7 @@
       <w:rPr>
         <w:b/>
         <w:bCs/>
-        <w:color w:val="000000" w:themeColor="text1"/>
+        <w:color w:val="000000"/>
       </w:rPr>
       <w:tblPr/>
       <w:tcPr>
@@ -20241,7 +21050,7 @@
       <w:rPr>
         <w:b w:val="0"/>
         <w:bCs w:val="0"/>
-        <w:color w:val="000000" w:themeColor="text1"/>
+        <w:color w:val="000000"/>
       </w:rPr>
       <w:tblPr/>
       <w:tcPr>
@@ -20315,7 +21124,7 @@
         <w:bCs/>
         <w:i w:val="0"/>
         <w:iCs w:val="0"/>
-        <w:color w:val="FFFFFF" w:themeColor="background1"/>
+        <w:color w:val="000000"/>
       </w:rPr>
       <w:tblPr/>
       <w:tcPr>
@@ -20336,7 +21145,7 @@
         <w:bCs/>
         <w:i w:val="0"/>
         <w:iCs w:val="0"/>
-        <w:color w:val="FFFFFF" w:themeColor="background1"/>
+        <w:color w:val="000000"/>
       </w:rPr>
       <w:tblPr/>
       <w:tcPr>
@@ -20357,7 +21166,7 @@
         <w:bCs/>
         <w:i w:val="0"/>
         <w:iCs w:val="0"/>
-        <w:color w:val="FFFFFF" w:themeColor="background1"/>
+        <w:color w:val="000000"/>
       </w:rPr>
       <w:tblPr/>
       <w:tcPr>
@@ -20376,7 +21185,7 @@
         <w:bCs/>
         <w:i w:val="0"/>
         <w:iCs w:val="0"/>
-        <w:color w:val="FFFFFF" w:themeColor="background1"/>
+        <w:color w:val="000000"/>
       </w:rPr>
       <w:tblPr/>
       <w:tcPr>
@@ -20456,7 +21265,7 @@
         <w:bCs/>
         <w:i w:val="0"/>
         <w:iCs w:val="0"/>
-        <w:color w:val="FFFFFF" w:themeColor="background1"/>
+        <w:color w:val="000000"/>
       </w:rPr>
       <w:tblPr/>
       <w:tcPr>
@@ -20477,7 +21286,7 @@
         <w:bCs/>
         <w:i w:val="0"/>
         <w:iCs w:val="0"/>
-        <w:color w:val="FFFFFF" w:themeColor="background1"/>
+        <w:color w:val="000000"/>
       </w:rPr>
       <w:tblPr/>
       <w:tcPr>
@@ -20498,7 +21307,7 @@
         <w:bCs/>
         <w:i w:val="0"/>
         <w:iCs w:val="0"/>
-        <w:color w:val="FFFFFF" w:themeColor="background1"/>
+        <w:color w:val="000000"/>
       </w:rPr>
       <w:tblPr/>
       <w:tcPr>
@@ -20517,7 +21326,7 @@
         <w:bCs/>
         <w:i w:val="0"/>
         <w:iCs w:val="0"/>
-        <w:color w:val="FFFFFF" w:themeColor="background1"/>
+        <w:color w:val="000000"/>
       </w:rPr>
       <w:tblPr/>
       <w:tcPr>
@@ -20597,7 +21406,7 @@
         <w:bCs/>
         <w:i w:val="0"/>
         <w:iCs w:val="0"/>
-        <w:color w:val="FFFFFF" w:themeColor="background1"/>
+        <w:color w:val="000000"/>
       </w:rPr>
       <w:tblPr/>
       <w:tcPr>
@@ -20618,7 +21427,7 @@
         <w:bCs/>
         <w:i w:val="0"/>
         <w:iCs w:val="0"/>
-        <w:color w:val="FFFFFF" w:themeColor="background1"/>
+        <w:color w:val="000000"/>
       </w:rPr>
       <w:tblPr/>
       <w:tcPr>
@@ -20639,7 +21448,7 @@
         <w:bCs/>
         <w:i w:val="0"/>
         <w:iCs w:val="0"/>
-        <w:color w:val="FFFFFF" w:themeColor="background1"/>
+        <w:color w:val="000000"/>
       </w:rPr>
       <w:tblPr/>
       <w:tcPr>
@@ -20658,7 +21467,7 @@
         <w:bCs/>
         <w:i w:val="0"/>
         <w:iCs w:val="0"/>
-        <w:color w:val="FFFFFF" w:themeColor="background1"/>
+        <w:color w:val="000000"/>
       </w:rPr>
       <w:tblPr/>
       <w:tcPr>
@@ -20738,7 +21547,7 @@
         <w:bCs/>
         <w:i w:val="0"/>
         <w:iCs w:val="0"/>
-        <w:color w:val="FFFFFF" w:themeColor="background1"/>
+        <w:color w:val="000000"/>
       </w:rPr>
       <w:tblPr/>
       <w:tcPr>
@@ -20759,7 +21568,7 @@
         <w:bCs/>
         <w:i w:val="0"/>
         <w:iCs w:val="0"/>
-        <w:color w:val="FFFFFF" w:themeColor="background1"/>
+        <w:color w:val="000000"/>
       </w:rPr>
       <w:tblPr/>
       <w:tcPr>
@@ -20780,7 +21589,7 @@
         <w:bCs/>
         <w:i w:val="0"/>
         <w:iCs w:val="0"/>
-        <w:color w:val="FFFFFF" w:themeColor="background1"/>
+        <w:color w:val="000000"/>
       </w:rPr>
       <w:tblPr/>
       <w:tcPr>
@@ -20799,7 +21608,7 @@
         <w:bCs/>
         <w:i w:val="0"/>
         <w:iCs w:val="0"/>
-        <w:color w:val="FFFFFF" w:themeColor="background1"/>
+        <w:color w:val="000000"/>
       </w:rPr>
       <w:tblPr/>
       <w:tcPr>
@@ -20879,7 +21688,7 @@
         <w:bCs/>
         <w:i w:val="0"/>
         <w:iCs w:val="0"/>
-        <w:color w:val="FFFFFF" w:themeColor="background1"/>
+        <w:color w:val="000000"/>
       </w:rPr>
       <w:tblPr/>
       <w:tcPr>
@@ -20900,7 +21709,7 @@
         <w:bCs/>
         <w:i w:val="0"/>
         <w:iCs w:val="0"/>
-        <w:color w:val="FFFFFF" w:themeColor="background1"/>
+        <w:color w:val="000000"/>
       </w:rPr>
       <w:tblPr/>
       <w:tcPr>
@@ -20921,7 +21730,7 @@
         <w:bCs/>
         <w:i w:val="0"/>
         <w:iCs w:val="0"/>
-        <w:color w:val="FFFFFF" w:themeColor="background1"/>
+        <w:color w:val="000000"/>
       </w:rPr>
       <w:tblPr/>
       <w:tcPr>
@@ -20940,7 +21749,7 @@
         <w:bCs/>
         <w:i w:val="0"/>
         <w:iCs w:val="0"/>
-        <w:color w:val="FFFFFF" w:themeColor="background1"/>
+        <w:color w:val="000000"/>
       </w:rPr>
       <w:tblPr/>
       <w:tcPr>
@@ -21020,7 +21829,7 @@
         <w:bCs/>
         <w:i w:val="0"/>
         <w:iCs w:val="0"/>
-        <w:color w:val="FFFFFF" w:themeColor="background1"/>
+        <w:color w:val="000000"/>
       </w:rPr>
       <w:tblPr/>
       <w:tcPr>
@@ -21041,7 +21850,7 @@
         <w:bCs/>
         <w:i w:val="0"/>
         <w:iCs w:val="0"/>
-        <w:color w:val="FFFFFF" w:themeColor="background1"/>
+        <w:color w:val="000000"/>
       </w:rPr>
       <w:tblPr/>
       <w:tcPr>
@@ -21062,7 +21871,7 @@
         <w:bCs/>
         <w:i w:val="0"/>
         <w:iCs w:val="0"/>
-        <w:color w:val="FFFFFF" w:themeColor="background1"/>
+        <w:color w:val="000000"/>
       </w:rPr>
       <w:tblPr/>
       <w:tcPr>
@@ -21081,7 +21890,7 @@
         <w:bCs/>
         <w:i w:val="0"/>
         <w:iCs w:val="0"/>
-        <w:color w:val="FFFFFF" w:themeColor="background1"/>
+        <w:color w:val="000000"/>
       </w:rPr>
       <w:tblPr/>
       <w:tcPr>
@@ -21161,7 +21970,7 @@
         <w:bCs/>
         <w:i w:val="0"/>
         <w:iCs w:val="0"/>
-        <w:color w:val="FFFFFF" w:themeColor="background1"/>
+        <w:color w:val="000000"/>
       </w:rPr>
       <w:tblPr/>
       <w:tcPr>
@@ -21182,7 +21991,7 @@
         <w:bCs/>
         <w:i w:val="0"/>
         <w:iCs w:val="0"/>
-        <w:color w:val="FFFFFF" w:themeColor="background1"/>
+        <w:color w:val="000000"/>
       </w:rPr>
       <w:tblPr/>
       <w:tcPr>
@@ -21203,7 +22012,7 @@
         <w:bCs/>
         <w:i w:val="0"/>
         <w:iCs w:val="0"/>
-        <w:color w:val="FFFFFF" w:themeColor="background1"/>
+        <w:color w:val="000000"/>
       </w:rPr>
       <w:tblPr/>
       <w:tcPr>
@@ -21222,7 +22031,7 @@
         <w:bCs/>
         <w:i w:val="0"/>
         <w:iCs w:val="0"/>
-        <w:color w:val="FFFFFF" w:themeColor="background1"/>
+        <w:color w:val="000000"/>
       </w:rPr>
       <w:tblPr/>
       <w:tcPr>
@@ -21275,7 +22084,7 @@
       <w:spacing w:after="0" w:line="240" w:lineRule="auto"/>
     </w:pPr>
     <w:rPr>
-      <w:color w:val="FFFFFF" w:themeColor="background1"/>
+      <w:color w:val="000000"/>
     </w:rPr>
     <w:tblPr>
       <w:tblStyleRowBandSize w:val="1"/>
@@ -21389,7 +22198,7 @@
       <w:spacing w:after="0" w:line="240" w:lineRule="auto"/>
     </w:pPr>
     <w:rPr>
-      <w:color w:val="FFFFFF" w:themeColor="background1"/>
+      <w:color w:val="000000"/>
     </w:rPr>
     <w:tblPr>
       <w:tblStyleRowBandSize w:val="1"/>
@@ -21503,7 +22312,7 @@
       <w:spacing w:after="0" w:line="240" w:lineRule="auto"/>
     </w:pPr>
     <w:rPr>
-      <w:color w:val="FFFFFF" w:themeColor="background1"/>
+      <w:color w:val="000000"/>
     </w:rPr>
     <w:tblPr>
       <w:tblStyleRowBandSize w:val="1"/>
@@ -21617,7 +22426,7 @@
       <w:spacing w:after="0" w:line="240" w:lineRule="auto"/>
     </w:pPr>
     <w:rPr>
-      <w:color w:val="FFFFFF" w:themeColor="background1"/>
+      <w:color w:val="000000"/>
     </w:rPr>
     <w:tblPr>
       <w:tblStyleRowBandSize w:val="1"/>
@@ -21731,7 +22540,7 @@
       <w:spacing w:after="0" w:line="240" w:lineRule="auto"/>
     </w:pPr>
     <w:rPr>
-      <w:color w:val="FFFFFF" w:themeColor="background1"/>
+      <w:color w:val="000000"/>
     </w:rPr>
     <w:tblPr>
       <w:tblStyleRowBandSize w:val="1"/>
@@ -21845,7 +22654,7 @@
       <w:spacing w:after="0" w:line="240" w:lineRule="auto"/>
     </w:pPr>
     <w:rPr>
-      <w:color w:val="FFFFFF" w:themeColor="background1"/>
+      <w:color w:val="000000"/>
     </w:rPr>
     <w:tblPr>
       <w:tblStyleRowBandSize w:val="1"/>
@@ -21959,7 +22768,7 @@
       <w:spacing w:after="0" w:line="240" w:lineRule="auto"/>
     </w:pPr>
     <w:rPr>
-      <w:color w:val="FFFFFF" w:themeColor="background1"/>
+      <w:color w:val="000000"/>
     </w:rPr>
     <w:tblPr>
       <w:tblStyleRowBandSize w:val="1"/>
@@ -22073,7 +22882,7 @@
       <w:spacing w:after="0" w:line="240" w:lineRule="auto"/>
     </w:pPr>
     <w:rPr>
-      <w:color w:val="000000" w:themeColor="text1"/>
+      <w:color w:val="000000"/>
     </w:rPr>
     <w:tblPr>
       <w:tblStyleRowBandSize w:val="1"/>
@@ -22119,7 +22928,7 @@
       <w:rPr>
         <w:b/>
         <w:bCs/>
-        <w:color w:val="FFFFFF" w:themeColor="background1"/>
+        <w:color w:val="000000"/>
       </w:rPr>
       <w:tblPr/>
       <w:tcPr>
@@ -22131,7 +22940,7 @@
     </w:tblStylePr>
     <w:tblStylePr w:type="firstCol">
       <w:rPr>
-        <w:color w:val="FFFFFF" w:themeColor="background1"/>
+        <w:color w:val="000000"/>
       </w:rPr>
       <w:tblPr/>
       <w:tcPr>
@@ -22148,7 +22957,7 @@
     </w:tblStylePr>
     <w:tblStylePr w:type="lastCol">
       <w:rPr>
-        <w:color w:val="FFFFFF" w:themeColor="background1"/>
+        <w:color w:val="000000"/>
       </w:rPr>
       <w:tblPr/>
       <w:tcPr>
@@ -22177,12 +22986,12 @@
     </w:tblStylePr>
     <w:tblStylePr w:type="neCell">
       <w:rPr>
-        <w:color w:val="000000" w:themeColor="text1"/>
+        <w:color w:val="000000"/>
       </w:rPr>
     </w:tblStylePr>
     <w:tblStylePr w:type="nwCell">
       <w:rPr>
-        <w:color w:val="000000" w:themeColor="text1"/>
+        <w:color w:val="000000"/>
       </w:rPr>
     </w:tblStylePr>
   </w:style>
@@ -22195,7 +23004,7 @@
       <w:spacing w:after="0" w:line="240" w:lineRule="auto"/>
     </w:pPr>
     <w:rPr>
-      <w:color w:val="000000" w:themeColor="text1"/>
+      <w:color w:val="000000"/>
     </w:rPr>
     <w:tblPr>
       <w:tblStyleRowBandSize w:val="1"/>
@@ -22241,7 +23050,7 @@
       <w:rPr>
         <w:b/>
         <w:bCs/>
-        <w:color w:val="FFFFFF" w:themeColor="background1"/>
+        <w:color w:val="000000"/>
       </w:rPr>
       <w:tblPr/>
       <w:tcPr>
@@ -22253,7 +23062,7 @@
     </w:tblStylePr>
     <w:tblStylePr w:type="firstCol">
       <w:rPr>
-        <w:color w:val="FFFFFF" w:themeColor="background1"/>
+        <w:color w:val="000000"/>
       </w:rPr>
       <w:tblPr/>
       <w:tcPr>
@@ -22270,7 +23079,7 @@
     </w:tblStylePr>
     <w:tblStylePr w:type="lastCol">
       <w:rPr>
-        <w:color w:val="FFFFFF" w:themeColor="background1"/>
+        <w:color w:val="000000"/>
       </w:rPr>
       <w:tblPr/>
       <w:tcPr>
@@ -22299,12 +23108,12 @@
     </w:tblStylePr>
     <w:tblStylePr w:type="neCell">
       <w:rPr>
-        <w:color w:val="000000" w:themeColor="text1"/>
+        <w:color w:val="000000"/>
       </w:rPr>
     </w:tblStylePr>
     <w:tblStylePr w:type="nwCell">
       <w:rPr>
-        <w:color w:val="000000" w:themeColor="text1"/>
+        <w:color w:val="000000"/>
       </w:rPr>
     </w:tblStylePr>
   </w:style>
@@ -22317,7 +23126,7 @@
       <w:spacing w:after="0" w:line="240" w:lineRule="auto"/>
     </w:pPr>
     <w:rPr>
-      <w:color w:val="000000" w:themeColor="text1"/>
+      <w:color w:val="000000"/>
     </w:rPr>
     <w:tblPr>
       <w:tblStyleRowBandSize w:val="1"/>
@@ -22363,7 +23172,7 @@
       <w:rPr>
         <w:b/>
         <w:bCs/>
-        <w:color w:val="FFFFFF" w:themeColor="background1"/>
+        <w:color w:val="000000"/>
       </w:rPr>
       <w:tblPr/>
       <w:tcPr>
@@ -22375,7 +23184,7 @@
     </w:tblStylePr>
     <w:tblStylePr w:type="firstCol">
       <w:rPr>
-        <w:color w:val="FFFFFF" w:themeColor="background1"/>
+        <w:color w:val="000000"/>
       </w:rPr>
       <w:tblPr/>
       <w:tcPr>
@@ -22392,7 +23201,7 @@
     </w:tblStylePr>
     <w:tblStylePr w:type="lastCol">
       <w:rPr>
-        <w:color w:val="FFFFFF" w:themeColor="background1"/>
+        <w:color w:val="000000"/>
       </w:rPr>
       <w:tblPr/>
       <w:tcPr>
@@ -22421,12 +23230,12 @@
     </w:tblStylePr>
     <w:tblStylePr w:type="neCell">
       <w:rPr>
-        <w:color w:val="000000" w:themeColor="text1"/>
+        <w:color w:val="000000"/>
       </w:rPr>
     </w:tblStylePr>
     <w:tblStylePr w:type="nwCell">
       <w:rPr>
-        <w:color w:val="000000" w:themeColor="text1"/>
+        <w:color w:val="000000"/>
       </w:rPr>
     </w:tblStylePr>
   </w:style>
@@ -22439,7 +23248,7 @@
       <w:spacing w:after="0" w:line="240" w:lineRule="auto"/>
     </w:pPr>
     <w:rPr>
-      <w:color w:val="000000" w:themeColor="text1"/>
+      <w:color w:val="000000"/>
     </w:rPr>
     <w:tblPr>
       <w:tblStyleRowBandSize w:val="1"/>
@@ -22485,7 +23294,7 @@
       <w:rPr>
         <w:b/>
         <w:bCs/>
-        <w:color w:val="FFFFFF" w:themeColor="background1"/>
+        <w:color w:val="000000"/>
       </w:rPr>
       <w:tblPr/>
       <w:tcPr>
@@ -22497,7 +23306,7 @@
     </w:tblStylePr>
     <w:tblStylePr w:type="firstCol">
       <w:rPr>
-        <w:color w:val="FFFFFF" w:themeColor="background1"/>
+        <w:color w:val="000000"/>
       </w:rPr>
       <w:tblPr/>
       <w:tcPr>
@@ -22514,7 +23323,7 @@
     </w:tblStylePr>
     <w:tblStylePr w:type="lastCol">
       <w:rPr>
-        <w:color w:val="FFFFFF" w:themeColor="background1"/>
+        <w:color w:val="000000"/>
       </w:rPr>
       <w:tblPr/>
       <w:tcPr>
@@ -22551,7 +23360,7 @@
       <w:spacing w:after="0" w:line="240" w:lineRule="auto"/>
     </w:pPr>
     <w:rPr>
-      <w:color w:val="000000" w:themeColor="text1"/>
+      <w:color w:val="000000"/>
     </w:rPr>
     <w:tblPr>
       <w:tblStyleRowBandSize w:val="1"/>
@@ -22597,7 +23406,7 @@
       <w:rPr>
         <w:b/>
         <w:bCs/>
-        <w:color w:val="FFFFFF" w:themeColor="background1"/>
+        <w:color w:val="000000"/>
       </w:rPr>
       <w:tblPr/>
       <w:tcPr>
@@ -22609,7 +23418,7 @@
     </w:tblStylePr>
     <w:tblStylePr w:type="firstCol">
       <w:rPr>
-        <w:color w:val="FFFFFF" w:themeColor="background1"/>
+        <w:color w:val="000000"/>
       </w:rPr>
       <w:tblPr/>
       <w:tcPr>
@@ -22626,7 +23435,7 @@
     </w:tblStylePr>
     <w:tblStylePr w:type="lastCol">
       <w:rPr>
-        <w:color w:val="FFFFFF" w:themeColor="background1"/>
+        <w:color w:val="000000"/>
       </w:rPr>
       <w:tblPr/>
       <w:tcPr>
@@ -22655,12 +23464,12 @@
     </w:tblStylePr>
     <w:tblStylePr w:type="neCell">
       <w:rPr>
-        <w:color w:val="000000" w:themeColor="text1"/>
+        <w:color w:val="000000"/>
       </w:rPr>
     </w:tblStylePr>
     <w:tblStylePr w:type="nwCell">
       <w:rPr>
-        <w:color w:val="000000" w:themeColor="text1"/>
+        <w:color w:val="000000"/>
       </w:rPr>
     </w:tblStylePr>
   </w:style>
@@ -22673,7 +23482,7 @@
       <w:spacing w:after="0" w:line="240" w:lineRule="auto"/>
     </w:pPr>
     <w:rPr>
-      <w:color w:val="000000" w:themeColor="text1"/>
+      <w:color w:val="000000"/>
     </w:rPr>
     <w:tblPr>
       <w:tblStyleRowBandSize w:val="1"/>
@@ -22719,7 +23528,7 @@
       <w:rPr>
         <w:b/>
         <w:bCs/>
-        <w:color w:val="FFFFFF" w:themeColor="background1"/>
+        <w:color w:val="000000"/>
       </w:rPr>
       <w:tblPr/>
       <w:tcPr>
@@ -22731,7 +23540,7 @@
     </w:tblStylePr>
     <w:tblStylePr w:type="firstCol">
       <w:rPr>
-        <w:color w:val="FFFFFF" w:themeColor="background1"/>
+        <w:color w:val="000000"/>
       </w:rPr>
       <w:tblPr/>
       <w:tcPr>
@@ -22748,7 +23557,7 @@
     </w:tblStylePr>
     <w:tblStylePr w:type="lastCol">
       <w:rPr>
-        <w:color w:val="FFFFFF" w:themeColor="background1"/>
+        <w:color w:val="000000"/>
       </w:rPr>
       <w:tblPr/>
       <w:tcPr>
@@ -22777,12 +23586,12 @@
     </w:tblStylePr>
     <w:tblStylePr w:type="neCell">
       <w:rPr>
-        <w:color w:val="000000" w:themeColor="text1"/>
+        <w:color w:val="000000"/>
       </w:rPr>
     </w:tblStylePr>
     <w:tblStylePr w:type="nwCell">
       <w:rPr>
-        <w:color w:val="000000" w:themeColor="text1"/>
+        <w:color w:val="000000"/>
       </w:rPr>
     </w:tblStylePr>
   </w:style>
@@ -22795,7 +23604,7 @@
       <w:spacing w:after="0" w:line="240" w:lineRule="auto"/>
     </w:pPr>
     <w:rPr>
-      <w:color w:val="000000" w:themeColor="text1"/>
+      <w:color w:val="000000"/>
     </w:rPr>
     <w:tblPr>
       <w:tblStyleRowBandSize w:val="1"/>
@@ -22841,7 +23650,7 @@
       <w:rPr>
         <w:b/>
         <w:bCs/>
-        <w:color w:val="FFFFFF" w:themeColor="background1"/>
+        <w:color w:val="000000"/>
       </w:rPr>
       <w:tblPr/>
       <w:tcPr>
@@ -22853,7 +23662,7 @@
     </w:tblStylePr>
     <w:tblStylePr w:type="firstCol">
       <w:rPr>
-        <w:color w:val="FFFFFF" w:themeColor="background1"/>
+        <w:color w:val="000000"/>
       </w:rPr>
       <w:tblPr/>
       <w:tcPr>
@@ -22870,7 +23679,7 @@
     </w:tblStylePr>
     <w:tblStylePr w:type="lastCol">
       <w:rPr>
-        <w:color w:val="FFFFFF" w:themeColor="background1"/>
+        <w:color w:val="000000"/>
       </w:rPr>
       <w:tblPr/>
       <w:tcPr>
@@ -22899,12 +23708,12 @@
     </w:tblStylePr>
     <w:tblStylePr w:type="neCell">
       <w:rPr>
-        <w:color w:val="000000" w:themeColor="text1"/>
+        <w:color w:val="000000"/>
       </w:rPr>
     </w:tblStylePr>
     <w:tblStylePr w:type="nwCell">
       <w:rPr>
-        <w:color w:val="000000" w:themeColor="text1"/>
+        <w:color w:val="000000"/>
       </w:rPr>
     </w:tblStylePr>
   </w:style>
@@ -22917,7 +23726,7 @@
       <w:spacing w:after="0" w:line="240" w:lineRule="auto"/>
     </w:pPr>
     <w:rPr>
-      <w:color w:val="000000" w:themeColor="text1"/>
+      <w:color w:val="000000"/>
     </w:rPr>
     <w:tblPr>
       <w:tblStyleRowBandSize w:val="1"/>
@@ -22937,7 +23746,7 @@
       <w:rPr>
         <w:b/>
         <w:bCs/>
-        <w:color w:val="FFFFFF" w:themeColor="background1"/>
+        <w:color w:val="000000"/>
       </w:rPr>
       <w:tblPr/>
       <w:tcPr>
@@ -22951,7 +23760,7 @@
       <w:rPr>
         <w:b/>
         <w:bCs/>
-        <w:color w:val="9E3A38" w:themeColor="accent2" w:themeShade="CC"/>
+        <w:color w:val="000000"/>
       </w:rPr>
       <w:tblPr/>
       <w:tcPr>
@@ -23003,7 +23812,7 @@
       <w:spacing w:after="0" w:line="240" w:lineRule="auto"/>
     </w:pPr>
     <w:rPr>
-      <w:color w:val="000000" w:themeColor="text1"/>
+      <w:color w:val="000000"/>
     </w:rPr>
     <w:tblPr>
       <w:tblStyleRowBandSize w:val="1"/>
@@ -23023,7 +23832,7 @@
       <w:rPr>
         <w:b/>
         <w:bCs/>
-        <w:color w:val="FFFFFF" w:themeColor="background1"/>
+        <w:color w:val="000000"/>
       </w:rPr>
       <w:tblPr/>
       <w:tcPr>
@@ -23037,7 +23846,7 @@
       <w:rPr>
         <w:b/>
         <w:bCs/>
-        <w:color w:val="9E3A38" w:themeColor="accent2" w:themeShade="CC"/>
+        <w:color w:val="000000"/>
       </w:rPr>
       <w:tblPr/>
       <w:tcPr>
@@ -23089,7 +23898,7 @@
       <w:spacing w:after="0" w:line="240" w:lineRule="auto"/>
     </w:pPr>
     <w:rPr>
-      <w:color w:val="000000" w:themeColor="text1"/>
+      <w:color w:val="000000"/>
     </w:rPr>
     <w:tblPr>
       <w:tblStyleRowBandSize w:val="1"/>
@@ -23109,7 +23918,7 @@
       <w:rPr>
         <w:b/>
         <w:bCs/>
-        <w:color w:val="FFFFFF" w:themeColor="background1"/>
+        <w:color w:val="000000"/>
       </w:rPr>
       <w:tblPr/>
       <w:tcPr>
@@ -23123,7 +23932,7 @@
       <w:rPr>
         <w:b/>
         <w:bCs/>
-        <w:color w:val="9E3A38" w:themeColor="accent2" w:themeShade="CC"/>
+        <w:color w:val="000000"/>
       </w:rPr>
       <w:tblPr/>
       <w:tcPr>
@@ -23175,7 +23984,7 @@
       <w:spacing w:after="0" w:line="240" w:lineRule="auto"/>
     </w:pPr>
     <w:rPr>
-      <w:color w:val="000000" w:themeColor="text1"/>
+      <w:color w:val="000000"/>
     </w:rPr>
     <w:tblPr>
       <w:tblStyleRowBandSize w:val="1"/>
@@ -23195,7 +24004,7 @@
       <w:rPr>
         <w:b/>
         <w:bCs/>
-        <w:color w:val="FFFFFF" w:themeColor="background1"/>
+        <w:color w:val="000000"/>
       </w:rPr>
       <w:tblPr/>
       <w:tcPr>
@@ -23209,7 +24018,7 @@
       <w:rPr>
         <w:b/>
         <w:bCs/>
-        <w:color w:val="664E82" w:themeColor="accent4" w:themeShade="CC"/>
+        <w:color w:val="000000"/>
       </w:rPr>
       <w:tblPr/>
       <w:tcPr>
@@ -23261,7 +24070,7 @@
       <w:spacing w:after="0" w:line="240" w:lineRule="auto"/>
     </w:pPr>
     <w:rPr>
-      <w:color w:val="000000" w:themeColor="text1"/>
+      <w:color w:val="000000"/>
     </w:rPr>
     <w:tblPr>
       <w:tblStyleRowBandSize w:val="1"/>
@@ -23281,7 +24090,7 @@
       <w:rPr>
         <w:b/>
         <w:bCs/>
-        <w:color w:val="FFFFFF" w:themeColor="background1"/>
+        <w:color w:val="000000"/>
       </w:rPr>
       <w:tblPr/>
       <w:tcPr>
@@ -23295,7 +24104,7 @@
       <w:rPr>
         <w:b/>
         <w:bCs/>
-        <w:color w:val="7E9C40" w:themeColor="accent3" w:themeShade="CC"/>
+        <w:color w:val="000000"/>
       </w:rPr>
       <w:tblPr/>
       <w:tcPr>
@@ -23347,7 +24156,7 @@
       <w:spacing w:after="0" w:line="240" w:lineRule="auto"/>
     </w:pPr>
     <w:rPr>
-      <w:color w:val="000000" w:themeColor="text1"/>
+      <w:color w:val="000000"/>
     </w:rPr>
     <w:tblPr>
       <w:tblStyleRowBandSize w:val="1"/>
@@ -23367,7 +24176,7 @@
       <w:rPr>
         <w:b/>
         <w:bCs/>
-        <w:color w:val="FFFFFF" w:themeColor="background1"/>
+        <w:color w:val="000000"/>
       </w:rPr>
       <w:tblPr/>
       <w:tcPr>
@@ -23381,7 +24190,7 @@
       <w:rPr>
         <w:b/>
         <w:bCs/>
-        <w:color w:val="F2730A" w:themeColor="accent6" w:themeShade="CC"/>
+        <w:color w:val="000000"/>
       </w:rPr>
       <w:tblPr/>
       <w:tcPr>
@@ -23433,7 +24242,7 @@
       <w:spacing w:after="0" w:line="240" w:lineRule="auto"/>
     </w:pPr>
     <w:rPr>
-      <w:color w:val="000000" w:themeColor="text1"/>
+      <w:color w:val="000000"/>
     </w:rPr>
     <w:tblPr>
       <w:tblStyleRowBandSize w:val="1"/>
@@ -23453,7 +24262,7 @@
       <w:rPr>
         <w:b/>
         <w:bCs/>
-        <w:color w:val="FFFFFF" w:themeColor="background1"/>
+        <w:color w:val="000000"/>
       </w:rPr>
       <w:tblPr/>
       <w:tcPr>
@@ -23467,7 +24276,7 @@
       <w:rPr>
         <w:b/>
         <w:bCs/>
-        <w:color w:val="348DA5" w:themeColor="accent5" w:themeShade="CC"/>
+        <w:color w:val="000000"/>
       </w:rPr>
       <w:tblPr/>
       <w:tcPr>
@@ -23519,7 +24328,7 @@
       <w:spacing w:after="0" w:line="240" w:lineRule="auto"/>
     </w:pPr>
     <w:rPr>
-      <w:color w:val="000000" w:themeColor="text1"/>
+      <w:color w:val="000000"/>
     </w:rPr>
     <w:tblPr>
       <w:tblStyleRowBandSize w:val="1"/>
@@ -23552,7 +24361,7 @@
       <w:rPr>
         <w:b/>
         <w:bCs/>
-        <w:color w:val="000000" w:themeColor="text1"/>
+        <w:color w:val="000000"/>
       </w:rPr>
       <w:tblPr/>
       <w:tcPr>
@@ -23561,7 +24370,7 @@
     </w:tblStylePr>
     <w:tblStylePr w:type="firstCol">
       <w:rPr>
-        <w:color w:val="FFFFFF" w:themeColor="background1"/>
+        <w:color w:val="000000"/>
       </w:rPr>
       <w:tblPr/>
       <w:tcPr>
@@ -23570,7 +24379,7 @@
     </w:tblStylePr>
     <w:tblStylePr w:type="lastCol">
       <w:rPr>
-        <w:color w:val="FFFFFF" w:themeColor="background1"/>
+        <w:color w:val="000000"/>
       </w:rPr>
       <w:tblPr/>
       <w:tcPr>
@@ -23599,7 +24408,7 @@
       <w:spacing w:after="0" w:line="240" w:lineRule="auto"/>
     </w:pPr>
     <w:rPr>
-      <w:color w:val="000000" w:themeColor="text1"/>
+      <w:color w:val="000000"/>
     </w:rPr>
     <w:tblPr>
       <w:tblStyleRowBandSize w:val="1"/>
@@ -23632,7 +24441,7 @@
       <w:rPr>
         <w:b/>
         <w:bCs/>
-        <w:color w:val="000000" w:themeColor="text1"/>
+        <w:color w:val="000000"/>
       </w:rPr>
       <w:tblPr/>
       <w:tcPr>
@@ -23641,7 +24450,7 @@
     </w:tblStylePr>
     <w:tblStylePr w:type="firstCol">
       <w:rPr>
-        <w:color w:val="FFFFFF" w:themeColor="background1"/>
+        <w:color w:val="000000"/>
       </w:rPr>
       <w:tblPr/>
       <w:tcPr>
@@ -23650,7 +24459,7 @@
     </w:tblStylePr>
     <w:tblStylePr w:type="lastCol">
       <w:rPr>
-        <w:color w:val="FFFFFF" w:themeColor="background1"/>
+        <w:color w:val="000000"/>
       </w:rPr>
       <w:tblPr/>
       <w:tcPr>
@@ -23679,7 +24488,7 @@
       <w:spacing w:after="0" w:line="240" w:lineRule="auto"/>
     </w:pPr>
     <w:rPr>
-      <w:color w:val="000000" w:themeColor="text1"/>
+      <w:color w:val="000000"/>
     </w:rPr>
     <w:tblPr>
       <w:tblStyleRowBandSize w:val="1"/>
@@ -23712,7 +24521,7 @@
       <w:rPr>
         <w:b/>
         <w:bCs/>
-        <w:color w:val="000000" w:themeColor="text1"/>
+        <w:color w:val="000000"/>
       </w:rPr>
       <w:tblPr/>
       <w:tcPr>
@@ -23721,7 +24530,7 @@
     </w:tblStylePr>
     <w:tblStylePr w:type="firstCol">
       <w:rPr>
-        <w:color w:val="FFFFFF" w:themeColor="background1"/>
+        <w:color w:val="000000"/>
       </w:rPr>
       <w:tblPr/>
       <w:tcPr>
@@ -23730,7 +24539,7 @@
     </w:tblStylePr>
     <w:tblStylePr w:type="lastCol">
       <w:rPr>
-        <w:color w:val="FFFFFF" w:themeColor="background1"/>
+        <w:color w:val="000000"/>
       </w:rPr>
       <w:tblPr/>
       <w:tcPr>
@@ -23759,7 +24568,7 @@
       <w:spacing w:after="0" w:line="240" w:lineRule="auto"/>
     </w:pPr>
     <w:rPr>
-      <w:color w:val="000000" w:themeColor="text1"/>
+      <w:color w:val="000000"/>
     </w:rPr>
     <w:tblPr>
       <w:tblStyleRowBandSize w:val="1"/>
@@ -23792,7 +24601,7 @@
       <w:rPr>
         <w:b/>
         <w:bCs/>
-        <w:color w:val="000000" w:themeColor="text1"/>
+        <w:color w:val="000000"/>
       </w:rPr>
       <w:tblPr/>
       <w:tcPr>
@@ -23801,7 +24610,7 @@
     </w:tblStylePr>
     <w:tblStylePr w:type="firstCol">
       <w:rPr>
-        <w:color w:val="FFFFFF" w:themeColor="background1"/>
+        <w:color w:val="000000"/>
       </w:rPr>
       <w:tblPr/>
       <w:tcPr>
@@ -23810,7 +24619,7 @@
     </w:tblStylePr>
     <w:tblStylePr w:type="lastCol">
       <w:rPr>
-        <w:color w:val="FFFFFF" w:themeColor="background1"/>
+        <w:color w:val="000000"/>
       </w:rPr>
       <w:tblPr/>
       <w:tcPr>
@@ -23839,7 +24648,7 @@
       <w:spacing w:after="0" w:line="240" w:lineRule="auto"/>
     </w:pPr>
     <w:rPr>
-      <w:color w:val="000000" w:themeColor="text1"/>
+      <w:color w:val="000000"/>
     </w:rPr>
     <w:tblPr>
       <w:tblStyleRowBandSize w:val="1"/>
@@ -23872,7 +24681,7 @@
       <w:rPr>
         <w:b/>
         <w:bCs/>
-        <w:color w:val="000000" w:themeColor="text1"/>
+        <w:color w:val="000000"/>
       </w:rPr>
       <w:tblPr/>
       <w:tcPr>
@@ -23881,7 +24690,7 @@
     </w:tblStylePr>
     <w:tblStylePr w:type="firstCol">
       <w:rPr>
-        <w:color w:val="FFFFFF" w:themeColor="background1"/>
+        <w:color w:val="000000"/>
       </w:rPr>
       <w:tblPr/>
       <w:tcPr>
@@ -23890,7 +24699,7 @@
     </w:tblStylePr>
     <w:tblStylePr w:type="lastCol">
       <w:rPr>
-        <w:color w:val="FFFFFF" w:themeColor="background1"/>
+        <w:color w:val="000000"/>
       </w:rPr>
       <w:tblPr/>
       <w:tcPr>
@@ -23919,7 +24728,7 @@
       <w:spacing w:after="0" w:line="240" w:lineRule="auto"/>
     </w:pPr>
     <w:rPr>
-      <w:color w:val="000000" w:themeColor="text1"/>
+      <w:color w:val="000000"/>
     </w:rPr>
     <w:tblPr>
       <w:tblStyleRowBandSize w:val="1"/>
@@ -23952,7 +24761,7 @@
       <w:rPr>
         <w:b/>
         <w:bCs/>
-        <w:color w:val="000000" w:themeColor="text1"/>
+        <w:color w:val="000000"/>
       </w:rPr>
       <w:tblPr/>
       <w:tcPr>
@@ -23961,7 +24770,7 @@
     </w:tblStylePr>
     <w:tblStylePr w:type="firstCol">
       <w:rPr>
-        <w:color w:val="FFFFFF" w:themeColor="background1"/>
+        <w:color w:val="000000"/>
       </w:rPr>
       <w:tblPr/>
       <w:tcPr>
@@ -23970,7 +24779,7 @@
     </w:tblStylePr>
     <w:tblStylePr w:type="lastCol">
       <w:rPr>
-        <w:color w:val="FFFFFF" w:themeColor="background1"/>
+        <w:color w:val="000000"/>
       </w:rPr>
       <w:tblPr/>
       <w:tcPr>
@@ -23999,7 +24808,7 @@
       <w:spacing w:after="0" w:line="240" w:lineRule="auto"/>
     </w:pPr>
     <w:rPr>
-      <w:color w:val="000000" w:themeColor="text1"/>
+      <w:color w:val="000000"/>
     </w:rPr>
     <w:tblPr>
       <w:tblStyleRowBandSize w:val="1"/>
@@ -24032,7 +24841,7 @@
       <w:rPr>
         <w:b/>
         <w:bCs/>
-        <w:color w:val="000000" w:themeColor="text1"/>
+        <w:color w:val="000000"/>
       </w:rPr>
       <w:tblPr/>
       <w:tcPr>
@@ -24041,7 +24850,7 @@
     </w:tblStylePr>
     <w:tblStylePr w:type="firstCol">
       <w:rPr>
-        <w:color w:val="FFFFFF" w:themeColor="background1"/>
+        <w:color w:val="000000"/>
       </w:rPr>
       <w:tblPr/>
       <w:tcPr>
@@ -24050,7 +24859,7 @@
     </w:tblStylePr>
     <w:tblStylePr w:type="lastCol">
       <w:rPr>
-        <w:color w:val="FFFFFF" w:themeColor="background1"/>
+        <w:color w:val="000000"/>
       </w:rPr>
       <w:tblPr/>
       <w:tcPr>
